--- a/docs/VibeCode_School_TZ_v1.0.docx
+++ b/docs/VibeCode_School_TZ_v1.0.docx
@@ -2,7 +2,7 @@
 <file path=word/document.xml><?xml version="1.0" encoding="utf-8"?>
 <w:document xmlns:w="http://schemas.openxmlformats.org/wordprocessingml/2006/main" xmlns:m="http://schemas.openxmlformats.org/officeDocument/2006/math" xmlns:r="http://schemas.openxmlformats.org/officeDocument/2006/relationships" xmlns:o="urn:schemas-microsoft-com:office:office" xmlns:v="urn:schemas-microsoft-com:vml" xmlns:w10="urn:schemas-microsoft-com:office:word" xmlns:a="http://schemas.openxmlformats.org/drawingml/2006/main" xmlns:pic="http://schemas.openxmlformats.org/drawingml/2006/picture" xmlns:wp="http://schemas.openxmlformats.org/drawingml/2006/wordprocessingDrawing">
   <w:body>
-    <w:bookmarkStart w:id="29" w:name="техническое-задание-v10"/>
+    <w:bookmarkStart w:id="87" w:name="техническое-задание-v10"/>
     <w:p>
       <w:pPr>
         <w:pStyle w:val="Heading1"/>
@@ -173,31 +173,184 @@
         </w:pict>
       </w:r>
     </w:p>
+    <w:bookmarkEnd w:id="20"/>
+    <w:bookmarkStart w:id="21" w:name="Xca0914718988ae29249904df213e004a6129229"/>
+    <w:p>
+      <w:pPr>
+        <w:pStyle w:val="Heading2"/>
+      </w:pPr>
+      <w:r>
+        <w:t xml:space="preserve">1. Концепция проекта</w:t>
+      </w:r>
+    </w:p>
     <w:p>
       <w:pPr>
         <w:pStyle w:val="FirstParagraph"/>
       </w:pPr>
       <w:r>
-        <w:t xml:space="preserve">Полная версия ТЗ включает концепцию проекта, цели школы, целевую аудиторию, две учебные траектории VibeCode START и VibeCode PRO, структуру сайта, программы обучения, календарный план на 12 недель, AI-наставника, личный кабинет, проекты, прогресс, gamification, родительский раздел, административную панель, CMS, модель данных, безопасность детей и AI, архитектуру React + TypeScript / Node.js и MASTER PROMPT для Google AI Studio.</w:t>
-      </w:r>
-    </w:p>
-    <w:bookmarkEnd w:id="20"/>
-    <w:bookmarkStart w:id="23" w:name="учебные-траектории"/>
+        <w:t xml:space="preserve">Создать современную интерактивную web-школу, в которой дети 10–14 лет изучают основы программирования и вайбкодинга через создание реальных небольших проектов при помощи AI.</w:t>
+      </w:r>
+    </w:p>
+    <w:p>
+      <w:pPr>
+        <w:pStyle w:val="BodyText"/>
+      </w:pPr>
+      <w:r>
+        <w:t xml:space="preserve">Главный принцип:</w:t>
+      </w:r>
+    </w:p>
+    <w:p>
+      <w:pPr>
+        <w:pStyle w:val="BlockText"/>
+      </w:pPr>
+      <w:r>
+        <w:t xml:space="preserve">Не просто «учиться программировать», а придумывать идеи, формулировать задачу для AI, получать работающий прототип, проверять его, находить ошибки и постепенно улучшать собственный продукт.</w:t>
+      </w:r>
+    </w:p>
+    <w:p>
+      <w:pPr>
+        <w:pStyle w:val="FirstParagraph"/>
+      </w:pPr>
+      <w:r>
+        <w:t xml:space="preserve">Обучение должно сочетать:</w:t>
+      </w:r>
+    </w:p>
+    <w:p>
+      <w:pPr>
+        <w:numPr>
+          <w:ilvl w:val="0"/>
+          <w:numId w:val="1001"/>
+        </w:numPr>
+        <w:pStyle w:val="Compact"/>
+      </w:pPr>
+      <w:r>
+        <w:t xml:space="preserve">основы алгоритмического мышления;</w:t>
+      </w:r>
+    </w:p>
+    <w:p>
+      <w:pPr>
+        <w:numPr>
+          <w:ilvl w:val="0"/>
+          <w:numId w:val="1001"/>
+        </w:numPr>
+        <w:pStyle w:val="Compact"/>
+      </w:pPr>
+      <w:r>
+        <w:t xml:space="preserve">основы HTML/CSS/JavaScript;</w:t>
+      </w:r>
+    </w:p>
+    <w:p>
+      <w:pPr>
+        <w:numPr>
+          <w:ilvl w:val="0"/>
+          <w:numId w:val="1001"/>
+        </w:numPr>
+        <w:pStyle w:val="Compact"/>
+      </w:pPr>
+      <w:r>
+        <w:t xml:space="preserve">работу с AI;</w:t>
+      </w:r>
+    </w:p>
+    <w:p>
+      <w:pPr>
+        <w:numPr>
+          <w:ilvl w:val="0"/>
+          <w:numId w:val="1001"/>
+        </w:numPr>
+        <w:pStyle w:val="Compact"/>
+      </w:pPr>
+      <w:r>
+        <w:t xml:space="preserve">промпт-инжиниринг;</w:t>
+      </w:r>
+    </w:p>
+    <w:p>
+      <w:pPr>
+        <w:numPr>
+          <w:ilvl w:val="0"/>
+          <w:numId w:val="1001"/>
+        </w:numPr>
+        <w:pStyle w:val="Compact"/>
+      </w:pPr>
+      <w:r>
+        <w:t xml:space="preserve">вайбкодинг;</w:t>
+      </w:r>
+    </w:p>
+    <w:p>
+      <w:pPr>
+        <w:numPr>
+          <w:ilvl w:val="0"/>
+          <w:numId w:val="1001"/>
+        </w:numPr>
+        <w:pStyle w:val="Compact"/>
+      </w:pPr>
+      <w:r>
+        <w:t xml:space="preserve">тестирование и исправление ошибок;</w:t>
+      </w:r>
+    </w:p>
+    <w:p>
+      <w:pPr>
+        <w:numPr>
+          <w:ilvl w:val="0"/>
+          <w:numId w:val="1001"/>
+        </w:numPr>
+        <w:pStyle w:val="Compact"/>
+      </w:pPr>
+      <w:r>
+        <w:t xml:space="preserve">проектирование интерфейсов;</w:t>
+      </w:r>
+    </w:p>
+    <w:p>
+      <w:pPr>
+        <w:numPr>
+          <w:ilvl w:val="0"/>
+          <w:numId w:val="1001"/>
+        </w:numPr>
+        <w:pStyle w:val="Compact"/>
+      </w:pPr>
+      <w:r>
+        <w:t xml:space="preserve">основы безопасной работы в интернете;</w:t>
+      </w:r>
+    </w:p>
+    <w:p>
+      <w:pPr>
+        <w:numPr>
+          <w:ilvl w:val="0"/>
+          <w:numId w:val="1001"/>
+        </w:numPr>
+        <w:pStyle w:val="Compact"/>
+      </w:pPr>
+      <w:r>
+        <w:t xml:space="preserve">создание собственных web-приложений;</w:t>
+      </w:r>
+    </w:p>
+    <w:p>
+      <w:pPr>
+        <w:numPr>
+          <w:ilvl w:val="0"/>
+          <w:numId w:val="1001"/>
+        </w:numPr>
+        <w:pStyle w:val="Compact"/>
+      </w:pPr>
+      <w:r>
+        <w:t xml:space="preserve">презентацию готового проекта.</w:t>
+      </w:r>
+    </w:p>
+    <w:p>
+      <w:pPr>
+        <w:pStyle w:val="FirstParagraph"/>
+      </w:pPr>
+      <w:r>
+        <w:t xml:space="preserve">AI не должен полностью выполнять учебную работу вместо ребёнка. Его основная роль — наставник, объясняющий и подсказывающий следующий шаг.</w:t>
+      </w:r>
+    </w:p>
+    <w:bookmarkEnd w:id="21"/>
+    <w:bookmarkStart w:id="22" w:name="X713689749dac145063e6db80f2ec320087e9088"/>
     <w:p>
       <w:pPr>
         <w:pStyle w:val="Heading2"/>
       </w:pPr>
       <w:r>
-        <w:t xml:space="preserve">Учебные траектории</w:t>
-      </w:r>
-    </w:p>
-    <w:bookmarkStart w:id="21" w:name="vibecode-start"/>
-    <w:p>
-      <w:pPr>
-        <w:pStyle w:val="Heading3"/>
-      </w:pPr>
-      <w:r>
-        <w:t xml:space="preserve">VibeCode START</w:t>
+        <w:t xml:space="preserve">2. Цели школы</w:t>
       </w:r>
     </w:p>
     <w:p>
@@ -205,57 +358,1543 @@
         <w:pStyle w:val="FirstParagraph"/>
       </w:pPr>
       <w:r>
-        <w:t xml:space="preserve">Для учеников, которые ранее практически не программировали. Цель — создать 4–6 небольших проектов и итоговое web-приложение.</w:t>
-      </w:r>
-    </w:p>
-    <w:bookmarkEnd w:id="21"/>
-    <w:bookmarkStart w:id="22" w:name="vibecode-pro"/>
-    <w:p>
-      <w:pPr>
-        <w:pStyle w:val="Heading3"/>
-      </w:pPr>
-      <w:r>
-        <w:t xml:space="preserve">VibeCode PRO</w:t>
-      </w:r>
-    </w:p>
-    <w:p>
-      <w:pPr>
-        <w:pStyle w:val="FirstParagraph"/>
-      </w:pPr>
-      <w:r>
-        <w:t xml:space="preserve">Для учеников, прошедших START либо имеющих начальный опыт. Цель — создавать более сложные приложения, работать со структурированными данными, API, AI и React-компонентами.</w:t>
-      </w:r>
-    </w:p>
-    <w:bookmarkEnd w:id="22"/>
-    <w:bookmarkEnd w:id="23"/>
-    <w:bookmarkStart w:id="24" w:name="календарный-план-первого-потока"/>
-    <w:p>
-      <w:pPr>
-        <w:pStyle w:val="Heading2"/>
-      </w:pPr>
-      <w:r>
-        <w:t xml:space="preserve">Календарный план первого потока</w:t>
-      </w:r>
-    </w:p>
-    <w:p>
-      <w:pPr>
-        <w:pStyle w:val="FirstParagraph"/>
-      </w:pPr>
-      <w:r>
-        <w:t xml:space="preserve">Старт:</w:t>
-      </w:r>
-      <w:r>
-        <w:t xml:space="preserve"> </w:t>
-      </w:r>
+        <w:t xml:space="preserve">Основная образовательная цель — научить ребёнка превращать идею в работающий цифровой продукт с помощью AI.</w:t>
+      </w:r>
+    </w:p>
+    <w:p>
+      <w:pPr>
+        <w:pStyle w:val="BodyText"/>
+      </w:pPr>
+      <w:r>
+        <w:t xml:space="preserve">Целевая цепочка навыка:</w:t>
+      </w:r>
+    </w:p>
+    <w:p>
+      <w:pPr>
+        <w:pStyle w:val="BodyText"/>
+      </w:pPr>
       <w:r>
         <w:rPr>
           <w:bCs/>
           <w:b/>
         </w:rPr>
-        <w:t xml:space="preserve">10 октября 2026 года</w:t>
-      </w:r>
-      <w:r>
-        <w:t xml:space="preserve">. Одно основное занятие в неделю, 60–90 минут, плюс самостоятельная проектная работа.</w:t>
+        <w:t xml:space="preserve">Идея → описание задачи → промпт → генерация → запуск → тестирование → ошибка → исправление → улучшение → публикация.</w:t>
+      </w:r>
+    </w:p>
+    <w:p>
+      <w:pPr>
+        <w:pStyle w:val="BodyText"/>
+      </w:pPr>
+      <w:r>
+        <w:t xml:space="preserve">Дополнительные цели:</w:t>
+      </w:r>
+    </w:p>
+    <w:p>
+      <w:pPr>
+        <w:numPr>
+          <w:ilvl w:val="0"/>
+          <w:numId w:val="1002"/>
+        </w:numPr>
+        <w:pStyle w:val="Compact"/>
+      </w:pPr>
+      <w:r>
+        <w:t xml:space="preserve">развивать логическое и проектное мышление;</w:t>
+      </w:r>
+    </w:p>
+    <w:p>
+      <w:pPr>
+        <w:numPr>
+          <w:ilvl w:val="0"/>
+          <w:numId w:val="1002"/>
+        </w:numPr>
+        <w:pStyle w:val="Compact"/>
+      </w:pPr>
+      <w:r>
+        <w:t xml:space="preserve">обучать грамотному взаимодействию с AI;</w:t>
+      </w:r>
+    </w:p>
+    <w:p>
+      <w:pPr>
+        <w:numPr>
+          <w:ilvl w:val="0"/>
+          <w:numId w:val="1002"/>
+        </w:numPr>
+        <w:pStyle w:val="Compact"/>
+      </w:pPr>
+      <w:r>
+        <w:t xml:space="preserve">объяснять, почему AI может ошибаться;</w:t>
+      </w:r>
+    </w:p>
+    <w:p>
+      <w:pPr>
+        <w:numPr>
+          <w:ilvl w:val="0"/>
+          <w:numId w:val="1002"/>
+        </w:numPr>
+        <w:pStyle w:val="Compact"/>
+      </w:pPr>
+      <w:r>
+        <w:t xml:space="preserve">формировать привычку проверять результат AI;</w:t>
+      </w:r>
+    </w:p>
+    <w:p>
+      <w:pPr>
+        <w:numPr>
+          <w:ilvl w:val="0"/>
+          <w:numId w:val="1002"/>
+        </w:numPr>
+        <w:pStyle w:val="Compact"/>
+      </w:pPr>
+      <w:r>
+        <w:t xml:space="preserve">знакомить с программированием без чрезмерного порога входа;</w:t>
+      </w:r>
+    </w:p>
+    <w:p>
+      <w:pPr>
+        <w:numPr>
+          <w:ilvl w:val="0"/>
+          <w:numId w:val="1002"/>
+        </w:numPr>
+        <w:pStyle w:val="Compact"/>
+      </w:pPr>
+      <w:r>
+        <w:t xml:space="preserve">переходить от простых игр и сайтов к самостоятельным приложениям.</w:t>
+      </w:r>
+    </w:p>
+    <w:bookmarkEnd w:id="22"/>
+    <w:bookmarkStart w:id="23" w:name="X50fec380aa13da7dbffdfc5f331cd0c7b38a2dd"/>
+    <w:p>
+      <w:pPr>
+        <w:pStyle w:val="Heading2"/>
+      </w:pPr>
+      <w:r>
+        <w:t xml:space="preserve">3. Целевая аудитория</w:t>
+      </w:r>
+    </w:p>
+    <w:p>
+      <w:pPr>
+        <w:pStyle w:val="FirstParagraph"/>
+      </w:pPr>
+      <w:r>
+        <w:t xml:space="preserve">Основная группа — дети 10–14 лет.</w:t>
+      </w:r>
+    </w:p>
+    <w:p>
+      <w:pPr>
+        <w:pStyle w:val="BodyText"/>
+      </w:pPr>
+      <w:r>
+        <w:t xml:space="preserve">Предполагается, что часть учеников:</w:t>
+      </w:r>
+    </w:p>
+    <w:p>
+      <w:pPr>
+        <w:numPr>
+          <w:ilvl w:val="0"/>
+          <w:numId w:val="1003"/>
+        </w:numPr>
+        <w:pStyle w:val="Compact"/>
+      </w:pPr>
+      <w:r>
+        <w:t xml:space="preserve">никогда не программировала;</w:t>
+      </w:r>
+    </w:p>
+    <w:p>
+      <w:pPr>
+        <w:numPr>
+          <w:ilvl w:val="0"/>
+          <w:numId w:val="1003"/>
+        </w:numPr>
+        <w:pStyle w:val="Compact"/>
+      </w:pPr>
+      <w:r>
+        <w:t xml:space="preserve">умеет пользоваться браузером;</w:t>
+      </w:r>
+    </w:p>
+    <w:p>
+      <w:pPr>
+        <w:numPr>
+          <w:ilvl w:val="0"/>
+          <w:numId w:val="1003"/>
+        </w:numPr>
+        <w:pStyle w:val="Compact"/>
+      </w:pPr>
+      <w:r>
+        <w:t xml:space="preserve">знакома с ChatGPT/Gemini на бытовом уровне;</w:t>
+      </w:r>
+    </w:p>
+    <w:p>
+      <w:pPr>
+        <w:numPr>
+          <w:ilvl w:val="0"/>
+          <w:numId w:val="1003"/>
+        </w:numPr>
+        <w:pStyle w:val="Compact"/>
+      </w:pPr>
+      <w:r>
+        <w:t xml:space="preserve">может не знать английской терминологии программирования;</w:t>
+      </w:r>
+    </w:p>
+    <w:p>
+      <w:pPr>
+        <w:numPr>
+          <w:ilvl w:val="0"/>
+          <w:numId w:val="1003"/>
+        </w:numPr>
+        <w:pStyle w:val="Compact"/>
+      </w:pPr>
+      <w:r>
+        <w:t xml:space="preserve">может не понимать устройство web-приложений.</w:t>
+      </w:r>
+    </w:p>
+    <w:p>
+      <w:pPr>
+        <w:pStyle w:val="FirstParagraph"/>
+      </w:pPr>
+      <w:r>
+        <w:t xml:space="preserve">Интерфейс и обучение должны быть максимально понятными и возрастно-уместными.</w:t>
+      </w:r>
+    </w:p>
+    <w:bookmarkEnd w:id="23"/>
+    <w:bookmarkStart w:id="26" w:name="X60efa3fbb94e873ffcbabf17f867cf735b9ae21"/>
+    <w:p>
+      <w:pPr>
+        <w:pStyle w:val="Heading2"/>
+      </w:pPr>
+      <w:r>
+        <w:t xml:space="preserve">4. Учебные траектории</w:t>
+      </w:r>
+    </w:p>
+    <w:bookmarkStart w:id="24" w:name="X8c7c2c725a3186c347966bd2d0ee9cd45c8a207"/>
+    <w:p>
+      <w:pPr>
+        <w:pStyle w:val="Heading3"/>
+      </w:pPr>
+      <w:r>
+        <w:t xml:space="preserve">4.1. VibeCode START</w:t>
+      </w:r>
+    </w:p>
+    <w:p>
+      <w:pPr>
+        <w:pStyle w:val="FirstParagraph"/>
+      </w:pPr>
+      <w:r>
+        <w:t xml:space="preserve">Уровень: начинающий.</w:t>
+      </w:r>
+      <w:r>
+        <w:br/>
+      </w:r>
+      <w:r>
+        <w:t xml:space="preserve">Для учеников, которые ранее практически не программировали.</w:t>
+      </w:r>
+      <w:r>
+        <w:br/>
+      </w:r>
+      <w:r>
+        <w:t xml:space="preserve">Продолжительность: 10–12 недель.</w:t>
+      </w:r>
+    </w:p>
+    <w:p>
+      <w:pPr>
+        <w:pStyle w:val="BodyText"/>
+      </w:pPr>
+      <w:r>
+        <w:t xml:space="preserve">Основная задача: создать 4–6 небольших проектов и итоговое web-приложение.</w:t>
+      </w:r>
+    </w:p>
+    <w:bookmarkEnd w:id="24"/>
+    <w:bookmarkStart w:id="25" w:name="Xeff21c44337f71b561b327872a19de3a5231d61"/>
+    <w:p>
+      <w:pPr>
+        <w:pStyle w:val="Heading3"/>
+      </w:pPr>
+      <w:r>
+        <w:t xml:space="preserve">4.2. VibeCode PRO</w:t>
+      </w:r>
+    </w:p>
+    <w:p>
+      <w:pPr>
+        <w:pStyle w:val="FirstParagraph"/>
+      </w:pPr>
+      <w:r>
+        <w:t xml:space="preserve">Уровень: углублённый.</w:t>
+      </w:r>
+      <w:r>
+        <w:br/>
+      </w:r>
+      <w:r>
+        <w:t xml:space="preserve">Для учеников, прошедших START либо имеющих начальный опыт.</w:t>
+      </w:r>
+      <w:r>
+        <w:br/>
+      </w:r>
+      <w:r>
+        <w:t xml:space="preserve">Продолжительность: 10–12 недель.</w:t>
+      </w:r>
+    </w:p>
+    <w:p>
+      <w:pPr>
+        <w:pStyle w:val="BodyText"/>
+      </w:pPr>
+      <w:r>
+        <w:t xml:space="preserve">Основная задача: создавать более сложные приложения, работать со структурированными данными, API, AI и несколькими компонентами приложения.</w:t>
+      </w:r>
+    </w:p>
+    <w:bookmarkEnd w:id="25"/>
+    <w:bookmarkEnd w:id="26"/>
+    <w:bookmarkStart w:id="27" w:name="X5c514fd1d2fb58fdee4531acc0241676751a0f2"/>
+    <w:p>
+      <w:pPr>
+        <w:pStyle w:val="Heading2"/>
+      </w:pPr>
+      <w:r>
+        <w:t xml:space="preserve">5. Структура сайта</w:t>
+      </w:r>
+    </w:p>
+    <w:p>
+      <w:pPr>
+        <w:pStyle w:val="FirstParagraph"/>
+      </w:pPr>
+      <w:r>
+        <w:t xml:space="preserve">Главное меню:</w:t>
+      </w:r>
+    </w:p>
+    <w:p>
+      <w:pPr>
+        <w:pStyle w:val="BodyText"/>
+      </w:pPr>
+      <w:r>
+        <w:rPr>
+          <w:bCs/>
+          <w:b/>
+        </w:rPr>
+        <w:t xml:space="preserve">Главная | Программы | Расписание | Уроки | Мои проекты | AI-наставник | Прогресс | Родителям | О школе</w:t>
+      </w:r>
+    </w:p>
+    <w:p>
+      <w:pPr>
+        <w:pStyle w:val="BodyText"/>
+      </w:pPr>
+      <w:r>
+        <w:t xml:space="preserve">Для администратора дополнительно:</w:t>
+      </w:r>
+    </w:p>
+    <w:p>
+      <w:pPr>
+        <w:pStyle w:val="BodyText"/>
+      </w:pPr>
+      <w:r>
+        <w:rPr>
+          <w:bCs/>
+          <w:b/>
+        </w:rPr>
+        <w:t xml:space="preserve">Администрирование</w:t>
+      </w:r>
+    </w:p>
+    <w:bookmarkEnd w:id="27"/>
+    <w:bookmarkStart w:id="29" w:name="X612a7387fc4eb9928f31441f6b9c9aa0dad1d3a"/>
+    <w:p>
+      <w:pPr>
+        <w:pStyle w:val="Heading2"/>
+      </w:pPr>
+      <w:r>
+        <w:t xml:space="preserve">6. Главная страница</w:t>
+      </w:r>
+    </w:p>
+    <w:p>
+      <w:pPr>
+        <w:pStyle w:val="FirstParagraph"/>
+      </w:pPr>
+      <w:r>
+        <w:t xml:space="preserve">Первый экран должен отвечать на три вопроса:</w:t>
+      </w:r>
+    </w:p>
+    <w:p>
+      <w:pPr>
+        <w:numPr>
+          <w:ilvl w:val="0"/>
+          <w:numId w:val="1004"/>
+        </w:numPr>
+        <w:pStyle w:val="Compact"/>
+      </w:pPr>
+      <w:r>
+        <w:t xml:space="preserve">Что здесь изучают?</w:t>
+      </w:r>
+    </w:p>
+    <w:p>
+      <w:pPr>
+        <w:numPr>
+          <w:ilvl w:val="0"/>
+          <w:numId w:val="1004"/>
+        </w:numPr>
+        <w:pStyle w:val="Compact"/>
+      </w:pPr>
+      <w:r>
+        <w:t xml:space="preserve">Что ребёнок сможет создать?</w:t>
+      </w:r>
+    </w:p>
+    <w:p>
+      <w:pPr>
+        <w:numPr>
+          <w:ilvl w:val="0"/>
+          <w:numId w:val="1004"/>
+        </w:numPr>
+        <w:pStyle w:val="Compact"/>
+      </w:pPr>
+      <w:r>
+        <w:t xml:space="preserve">Как начать обучение?</w:t>
+      </w:r>
+    </w:p>
+    <w:p>
+      <w:pPr>
+        <w:pStyle w:val="FirstParagraph"/>
+      </w:pPr>
+      <w:r>
+        <w:t xml:space="preserve">Заголовок:</w:t>
+      </w:r>
+    </w:p>
+    <w:p>
+      <w:pPr>
+        <w:pStyle w:val="BodyText"/>
+      </w:pPr>
+      <w:r>
+        <w:rPr>
+          <w:bCs/>
+          <w:b/>
+        </w:rPr>
+        <w:t xml:space="preserve">Научись создавать сайты, игры и AI-приложения вместе с искусственным интеллектом</w:t>
+      </w:r>
+    </w:p>
+    <w:p>
+      <w:pPr>
+        <w:pStyle w:val="BodyText"/>
+      </w:pPr>
+      <w:r>
+        <w:t xml:space="preserve">Подзаголовок:</w:t>
+      </w:r>
+    </w:p>
+    <w:p>
+      <w:pPr>
+        <w:pStyle w:val="BodyText"/>
+      </w:pPr>
+      <w:r>
+        <w:rPr>
+          <w:bCs/>
+          <w:b/>
+        </w:rPr>
+        <w:t xml:space="preserve">Web-школа вайбкодинга для детей 10–14 лет</w:t>
+      </w:r>
+    </w:p>
+    <w:p>
+      <w:pPr>
+        <w:pStyle w:val="BodyText"/>
+      </w:pPr>
+      <w:r>
+        <w:t xml:space="preserve">Кнопки:</w:t>
+      </w:r>
+    </w:p>
+    <w:p>
+      <w:pPr>
+        <w:numPr>
+          <w:ilvl w:val="0"/>
+          <w:numId w:val="1005"/>
+        </w:numPr>
+        <w:pStyle w:val="Compact"/>
+      </w:pPr>
+      <w:r>
+        <w:rPr>
+          <w:bCs/>
+          <w:b/>
+        </w:rPr>
+        <w:t xml:space="preserve">Начать обучение</w:t>
+      </w:r>
+    </w:p>
+    <w:p>
+      <w:pPr>
+        <w:numPr>
+          <w:ilvl w:val="0"/>
+          <w:numId w:val="1005"/>
+        </w:numPr>
+        <w:pStyle w:val="Compact"/>
+      </w:pPr>
+      <w:r>
+        <w:rPr>
+          <w:bCs/>
+          <w:b/>
+        </w:rPr>
+        <w:t xml:space="preserve">Посмотреть программы</w:t>
+      </w:r>
+    </w:p>
+    <w:bookmarkStart w:id="28" w:name="блок-что-такое-вайбкодинг"/>
+    <w:p>
+      <w:pPr>
+        <w:pStyle w:val="Heading3"/>
+      </w:pPr>
+      <w:r>
+        <w:t xml:space="preserve">Блок «Что такое вайбкодинг?»</w:t>
+      </w:r>
+    </w:p>
+    <w:p>
+      <w:pPr>
+        <w:pStyle w:val="FirstParagraph"/>
+      </w:pPr>
+      <w:r>
+        <w:t xml:space="preserve">Вайбкодинг — это способ создавать программы вместе с AI. Ученик рассказывает искусственному интеллекту, что хочет сделать, получает код, запускает его, проверяет результат и просит AI улучшить программу.</w:t>
+      </w:r>
+    </w:p>
+    <w:p>
+      <w:pPr>
+        <w:pStyle w:val="BodyText"/>
+      </w:pPr>
+      <w:r>
+        <w:t xml:space="preserve">Схема:</w:t>
+      </w:r>
+    </w:p>
+    <w:p>
+      <w:pPr>
+        <w:pStyle w:val="BodyText"/>
+      </w:pPr>
+      <w:r>
+        <w:rPr>
+          <w:bCs/>
+          <w:b/>
+        </w:rPr>
+        <w:t xml:space="preserve">Придумал → объяснил AI → получил код → запустил → проверил → улучшил.</w:t>
+      </w:r>
+    </w:p>
+    <w:bookmarkEnd w:id="28"/>
+    <w:bookmarkEnd w:id="29"/>
+    <w:bookmarkStart w:id="30" w:name="X0a09b530ef2c15a93c7b723dbc3c5fbe1fafded"/>
+    <w:p>
+      <w:pPr>
+        <w:pStyle w:val="Heading2"/>
+      </w:pPr>
+      <w:r>
+        <w:t xml:space="preserve">7. Блок «Что ты создашь»</w:t>
+      </w:r>
+    </w:p>
+    <w:p>
+      <w:pPr>
+        <w:pStyle w:val="FirstParagraph"/>
+      </w:pPr>
+      <w:r>
+        <w:t xml:space="preserve">Карточки проектов:</w:t>
+      </w:r>
+    </w:p>
+    <w:p>
+      <w:pPr>
+        <w:numPr>
+          <w:ilvl w:val="0"/>
+          <w:numId w:val="1006"/>
+        </w:numPr>
+        <w:pStyle w:val="Compact"/>
+      </w:pPr>
+      <w:r>
+        <w:t xml:space="preserve">персональная web-страница;</w:t>
+      </w:r>
+    </w:p>
+    <w:p>
+      <w:pPr>
+        <w:numPr>
+          <w:ilvl w:val="0"/>
+          <w:numId w:val="1006"/>
+        </w:numPr>
+        <w:pStyle w:val="Compact"/>
+      </w:pPr>
+      <w:r>
+        <w:t xml:space="preserve">интерактивная викторина;</w:t>
+      </w:r>
+    </w:p>
+    <w:p>
+      <w:pPr>
+        <w:numPr>
+          <w:ilvl w:val="0"/>
+          <w:numId w:val="1006"/>
+        </w:numPr>
+        <w:pStyle w:val="Compact"/>
+      </w:pPr>
+      <w:r>
+        <w:t xml:space="preserve">игра «Угадай число»;</w:t>
+      </w:r>
+    </w:p>
+    <w:p>
+      <w:pPr>
+        <w:numPr>
+          <w:ilvl w:val="0"/>
+          <w:numId w:val="1006"/>
+        </w:numPr>
+        <w:pStyle w:val="Compact"/>
+      </w:pPr>
+      <w:r>
+        <w:t xml:space="preserve">генератор историй;</w:t>
+      </w:r>
+    </w:p>
+    <w:p>
+      <w:pPr>
+        <w:numPr>
+          <w:ilvl w:val="0"/>
+          <w:numId w:val="1006"/>
+        </w:numPr>
+        <w:pStyle w:val="Compact"/>
+      </w:pPr>
+      <w:r>
+        <w:t xml:space="preserve">калькулятор;</w:t>
+      </w:r>
+    </w:p>
+    <w:p>
+      <w:pPr>
+        <w:numPr>
+          <w:ilvl w:val="0"/>
+          <w:numId w:val="1006"/>
+        </w:numPr>
+        <w:pStyle w:val="Compact"/>
+      </w:pPr>
+      <w:r>
+        <w:t xml:space="preserve">ToDo-приложение;</w:t>
+      </w:r>
+    </w:p>
+    <w:p>
+      <w:pPr>
+        <w:numPr>
+          <w:ilvl w:val="0"/>
+          <w:numId w:val="1006"/>
+        </w:numPr>
+        <w:pStyle w:val="Compact"/>
+      </w:pPr>
+      <w:r>
+        <w:t xml:space="preserve">погодное приложение;</w:t>
+      </w:r>
+    </w:p>
+    <w:p>
+      <w:pPr>
+        <w:numPr>
+          <w:ilvl w:val="0"/>
+          <w:numId w:val="1006"/>
+        </w:numPr>
+        <w:pStyle w:val="Compact"/>
+      </w:pPr>
+      <w:r>
+        <w:t xml:space="preserve">AI-помощник;</w:t>
+      </w:r>
+    </w:p>
+    <w:p>
+      <w:pPr>
+        <w:numPr>
+          <w:ilvl w:val="0"/>
+          <w:numId w:val="1006"/>
+        </w:numPr>
+        <w:pStyle w:val="Compact"/>
+      </w:pPr>
+      <w:r>
+        <w:t xml:space="preserve">собственный итоговый проект.</w:t>
+      </w:r>
+    </w:p>
+    <w:p>
+      <w:pPr>
+        <w:pStyle w:val="FirstParagraph"/>
+      </w:pPr>
+      <w:r>
+        <w:t xml:space="preserve">Каждая карточка содержит:</w:t>
+      </w:r>
+    </w:p>
+    <w:p>
+      <w:pPr>
+        <w:numPr>
+          <w:ilvl w:val="0"/>
+          <w:numId w:val="1007"/>
+        </w:numPr>
+        <w:pStyle w:val="Compact"/>
+      </w:pPr>
+      <w:r>
+        <w:t xml:space="preserve">изображение;</w:t>
+      </w:r>
+    </w:p>
+    <w:p>
+      <w:pPr>
+        <w:numPr>
+          <w:ilvl w:val="0"/>
+          <w:numId w:val="1007"/>
+        </w:numPr>
+        <w:pStyle w:val="Compact"/>
+      </w:pPr>
+      <w:r>
+        <w:t xml:space="preserve">сложность;</w:t>
+      </w:r>
+    </w:p>
+    <w:p>
+      <w:pPr>
+        <w:numPr>
+          <w:ilvl w:val="0"/>
+          <w:numId w:val="1007"/>
+        </w:numPr>
+        <w:pStyle w:val="Compact"/>
+      </w:pPr>
+      <w:r>
+        <w:t xml:space="preserve">продолжительность;</w:t>
+      </w:r>
+    </w:p>
+    <w:p>
+      <w:pPr>
+        <w:numPr>
+          <w:ilvl w:val="0"/>
+          <w:numId w:val="1007"/>
+        </w:numPr>
+        <w:pStyle w:val="Compact"/>
+      </w:pPr>
+      <w:r>
+        <w:t xml:space="preserve">используемые технологии;</w:t>
+      </w:r>
+    </w:p>
+    <w:p>
+      <w:pPr>
+        <w:numPr>
+          <w:ilvl w:val="0"/>
+          <w:numId w:val="1007"/>
+        </w:numPr>
+        <w:pStyle w:val="Compact"/>
+      </w:pPr>
+      <w:r>
+        <w:t xml:space="preserve">кнопку «Посмотреть проект».</w:t>
+      </w:r>
+    </w:p>
+    <w:bookmarkEnd w:id="30"/>
+    <w:bookmarkStart w:id="33" w:name="X974c2cf2b515ad8721920726b790bc49bf509ec"/>
+    <w:p>
+      <w:pPr>
+        <w:pStyle w:val="Heading2"/>
+      </w:pPr>
+      <w:r>
+        <w:t xml:space="preserve">8. Страница «Программы»</w:t>
+      </w:r>
+    </w:p>
+    <w:bookmarkStart w:id="31" w:name="vibecode-start"/>
+    <w:p>
+      <w:pPr>
+        <w:pStyle w:val="Heading3"/>
+      </w:pPr>
+      <w:r>
+        <w:t xml:space="preserve">VibeCode START</w:t>
+      </w:r>
+    </w:p>
+    <w:p>
+      <w:pPr>
+        <w:pStyle w:val="FirstParagraph"/>
+      </w:pPr>
+      <w:r>
+        <w:t xml:space="preserve">Ученик знакомится с:</w:t>
+      </w:r>
+    </w:p>
+    <w:p>
+      <w:pPr>
+        <w:numPr>
+          <w:ilvl w:val="0"/>
+          <w:numId w:val="1008"/>
+        </w:numPr>
+        <w:pStyle w:val="Compact"/>
+      </w:pPr>
+      <w:r>
+        <w:t xml:space="preserve">AI;</w:t>
+      </w:r>
+    </w:p>
+    <w:p>
+      <w:pPr>
+        <w:numPr>
+          <w:ilvl w:val="0"/>
+          <w:numId w:val="1008"/>
+        </w:numPr>
+        <w:pStyle w:val="Compact"/>
+      </w:pPr>
+      <w:r>
+        <w:t xml:space="preserve">промптами;</w:t>
+      </w:r>
+    </w:p>
+    <w:p>
+      <w:pPr>
+        <w:numPr>
+          <w:ilvl w:val="0"/>
+          <w:numId w:val="1008"/>
+        </w:numPr>
+        <w:pStyle w:val="Compact"/>
+      </w:pPr>
+      <w:r>
+        <w:t xml:space="preserve">HTML;</w:t>
+      </w:r>
+    </w:p>
+    <w:p>
+      <w:pPr>
+        <w:numPr>
+          <w:ilvl w:val="0"/>
+          <w:numId w:val="1008"/>
+        </w:numPr>
+        <w:pStyle w:val="Compact"/>
+      </w:pPr>
+      <w:r>
+        <w:t xml:space="preserve">CSS;</w:t>
+      </w:r>
+    </w:p>
+    <w:p>
+      <w:pPr>
+        <w:numPr>
+          <w:ilvl w:val="0"/>
+          <w:numId w:val="1008"/>
+        </w:numPr>
+        <w:pStyle w:val="Compact"/>
+      </w:pPr>
+      <w:r>
+        <w:t xml:space="preserve">JavaScript;</w:t>
+      </w:r>
+    </w:p>
+    <w:p>
+      <w:pPr>
+        <w:numPr>
+          <w:ilvl w:val="0"/>
+          <w:numId w:val="1008"/>
+        </w:numPr>
+        <w:pStyle w:val="Compact"/>
+      </w:pPr>
+      <w:r>
+        <w:t xml:space="preserve">логикой программ;</w:t>
+      </w:r>
+    </w:p>
+    <w:p>
+      <w:pPr>
+        <w:numPr>
+          <w:ilvl w:val="0"/>
+          <w:numId w:val="1008"/>
+        </w:numPr>
+        <w:pStyle w:val="Compact"/>
+      </w:pPr>
+      <w:r>
+        <w:t xml:space="preserve">поиском ошибок;</w:t>
+      </w:r>
+    </w:p>
+    <w:p>
+      <w:pPr>
+        <w:numPr>
+          <w:ilvl w:val="0"/>
+          <w:numId w:val="1008"/>
+        </w:numPr>
+        <w:pStyle w:val="Compact"/>
+      </w:pPr>
+      <w:r>
+        <w:t xml:space="preserve">созданием web-приложений.</w:t>
+      </w:r>
+    </w:p>
+    <w:p>
+      <w:pPr>
+        <w:pStyle w:val="FirstParagraph"/>
+      </w:pPr>
+      <w:r>
+        <w:t xml:space="preserve">Финал:</w:t>
+      </w:r>
+      <w:r>
+        <w:t xml:space="preserve"> </w:t>
+      </w:r>
+      <w:r>
+        <w:rPr>
+          <w:bCs/>
+          <w:b/>
+        </w:rPr>
+        <w:t xml:space="preserve">собственный работающий web-проект.</w:t>
+      </w:r>
+    </w:p>
+    <w:bookmarkEnd w:id="31"/>
+    <w:bookmarkStart w:id="32" w:name="vibecode-pro"/>
+    <w:p>
+      <w:pPr>
+        <w:pStyle w:val="Heading3"/>
+      </w:pPr>
+      <w:r>
+        <w:t xml:space="preserve">VibeCode PRO</w:t>
+      </w:r>
+    </w:p>
+    <w:p>
+      <w:pPr>
+        <w:pStyle w:val="FirstParagraph"/>
+      </w:pPr>
+      <w:r>
+        <w:t xml:space="preserve">Темы:</w:t>
+      </w:r>
+    </w:p>
+    <w:p>
+      <w:pPr>
+        <w:numPr>
+          <w:ilvl w:val="0"/>
+          <w:numId w:val="1009"/>
+        </w:numPr>
+        <w:pStyle w:val="Compact"/>
+      </w:pPr>
+      <w:r>
+        <w:t xml:space="preserve">сложные промпты;</w:t>
+      </w:r>
+    </w:p>
+    <w:p>
+      <w:pPr>
+        <w:numPr>
+          <w:ilvl w:val="0"/>
+          <w:numId w:val="1009"/>
+        </w:numPr>
+        <w:pStyle w:val="Compact"/>
+      </w:pPr>
+      <w:r>
+        <w:t xml:space="preserve">декомпозиция задач;</w:t>
+      </w:r>
+    </w:p>
+    <w:p>
+      <w:pPr>
+        <w:numPr>
+          <w:ilvl w:val="0"/>
+          <w:numId w:val="1009"/>
+        </w:numPr>
+        <w:pStyle w:val="Compact"/>
+      </w:pPr>
+      <w:r>
+        <w:t xml:space="preserve">JavaScript;</w:t>
+      </w:r>
+    </w:p>
+    <w:p>
+      <w:pPr>
+        <w:numPr>
+          <w:ilvl w:val="0"/>
+          <w:numId w:val="1009"/>
+        </w:numPr>
+        <w:pStyle w:val="Compact"/>
+      </w:pPr>
+      <w:r>
+        <w:t xml:space="preserve">React;</w:t>
+      </w:r>
+    </w:p>
+    <w:p>
+      <w:pPr>
+        <w:numPr>
+          <w:ilvl w:val="0"/>
+          <w:numId w:val="1009"/>
+        </w:numPr>
+        <w:pStyle w:val="Compact"/>
+      </w:pPr>
+      <w:r>
+        <w:t xml:space="preserve">данные;</w:t>
+      </w:r>
+    </w:p>
+    <w:p>
+      <w:pPr>
+        <w:numPr>
+          <w:ilvl w:val="0"/>
+          <w:numId w:val="1009"/>
+        </w:numPr>
+        <w:pStyle w:val="Compact"/>
+      </w:pPr>
+      <w:r>
+        <w:t xml:space="preserve">API;</w:t>
+      </w:r>
+    </w:p>
+    <w:p>
+      <w:pPr>
+        <w:numPr>
+          <w:ilvl w:val="0"/>
+          <w:numId w:val="1009"/>
+        </w:numPr>
+        <w:pStyle w:val="Compact"/>
+      </w:pPr>
+      <w:r>
+        <w:t xml:space="preserve">AI API;</w:t>
+      </w:r>
+    </w:p>
+    <w:p>
+      <w:pPr>
+        <w:numPr>
+          <w:ilvl w:val="0"/>
+          <w:numId w:val="1009"/>
+        </w:numPr>
+        <w:pStyle w:val="Compact"/>
+      </w:pPr>
+      <w:r>
+        <w:t xml:space="preserve">архитектура небольшого приложения;</w:t>
+      </w:r>
+    </w:p>
+    <w:p>
+      <w:pPr>
+        <w:numPr>
+          <w:ilvl w:val="0"/>
+          <w:numId w:val="1009"/>
+        </w:numPr>
+        <w:pStyle w:val="Compact"/>
+      </w:pPr>
+      <w:r>
+        <w:t xml:space="preserve">Git/GitHub;</w:t>
+      </w:r>
+    </w:p>
+    <w:p>
+      <w:pPr>
+        <w:numPr>
+          <w:ilvl w:val="0"/>
+          <w:numId w:val="1009"/>
+        </w:numPr>
+        <w:pStyle w:val="Compact"/>
+      </w:pPr>
+      <w:r>
+        <w:t xml:space="preserve">тестирование;</w:t>
+      </w:r>
+    </w:p>
+    <w:p>
+      <w:pPr>
+        <w:numPr>
+          <w:ilvl w:val="0"/>
+          <w:numId w:val="1009"/>
+        </w:numPr>
+        <w:pStyle w:val="Compact"/>
+      </w:pPr>
+      <w:r>
+        <w:t xml:space="preserve">публикация приложения.</w:t>
+      </w:r>
+    </w:p>
+    <w:p>
+      <w:pPr>
+        <w:pStyle w:val="FirstParagraph"/>
+      </w:pPr>
+      <w:r>
+        <w:t xml:space="preserve">Финал:</w:t>
+      </w:r>
+      <w:r>
+        <w:t xml:space="preserve"> </w:t>
+      </w:r>
+      <w:r>
+        <w:rPr>
+          <w:bCs/>
+          <w:b/>
+        </w:rPr>
+        <w:t xml:space="preserve">собственное AI/web-приложение.</w:t>
+      </w:r>
+    </w:p>
+    <w:bookmarkEnd w:id="32"/>
+    <w:bookmarkEnd w:id="33"/>
+    <w:bookmarkStart w:id="45" w:name="X8d67ec1f113124c0d17c2b9620e6669a6285d0a"/>
+    <w:p>
+      <w:pPr>
+        <w:pStyle w:val="Heading2"/>
+      </w:pPr>
+      <w:r>
+        <w:t xml:space="preserve">9. Учебная программа START</w:t>
+      </w:r>
+    </w:p>
+    <w:bookmarkStart w:id="34" w:name="модуль-1-знакомство-с-ai-и-вайбкодингом"/>
+    <w:p>
+      <w:pPr>
+        <w:pStyle w:val="Heading3"/>
+      </w:pPr>
+      <w:r>
+        <w:t xml:space="preserve">Модуль 1. Знакомство с AI и вайбкодингом</w:t>
+      </w:r>
+    </w:p>
+    <w:p>
+      <w:pPr>
+        <w:pStyle w:val="FirstParagraph"/>
+      </w:pPr>
+      <w:r>
+        <w:t xml:space="preserve">Урок 1. Что такое AI и вайбкодинг. Практика: попросить AI придумать идею сайта.</w:t>
+      </w:r>
+    </w:p>
+    <w:bookmarkEnd w:id="34"/>
+    <w:bookmarkStart w:id="35" w:name="модуль-2-хорошие-промпты"/>
+    <w:p>
+      <w:pPr>
+        <w:pStyle w:val="Heading3"/>
+      </w:pPr>
+      <w:r>
+        <w:t xml:space="preserve">Модуль 2. Хорошие промпты</w:t>
+      </w:r>
+    </w:p>
+    <w:p>
+      <w:pPr>
+        <w:pStyle w:val="FirstParagraph"/>
+      </w:pPr>
+      <w:r>
+        <w:t xml:space="preserve">Урок 2. Структура простого промпта:</w:t>
+      </w:r>
+      <w:r>
+        <w:t xml:space="preserve"> </w:t>
+      </w:r>
+      <w:r>
+        <w:rPr>
+          <w:bCs/>
+          <w:b/>
+        </w:rPr>
+        <w:t xml:space="preserve">Роль + задача + контекст + требования + результат.</w:t>
+      </w:r>
+      <w:r>
+        <w:br/>
+      </w:r>
+      <w:r>
+        <w:t xml:space="preserve">Практика: промпт для персональной страницы.</w:t>
+      </w:r>
+    </w:p>
+    <w:bookmarkEnd w:id="35"/>
+    <w:bookmarkStart w:id="36" w:name="модуль-3-первый-сайт"/>
+    <w:p>
+      <w:pPr>
+        <w:pStyle w:val="Heading3"/>
+      </w:pPr>
+      <w:r>
+        <w:t xml:space="preserve">Модуль 3. Первый сайт</w:t>
+      </w:r>
+    </w:p>
+    <w:p>
+      <w:pPr>
+        <w:pStyle w:val="FirstParagraph"/>
+      </w:pPr>
+      <w:r>
+        <w:t xml:space="preserve">Урок 3. HTML: заголовок, текст, изображения, кнопки, ссылки.</w:t>
+      </w:r>
+      <w:r>
+        <w:br/>
+      </w:r>
+      <w:r>
+        <w:t xml:space="preserve">Проект:</w:t>
+      </w:r>
+      <w:r>
+        <w:t xml:space="preserve"> </w:t>
+      </w:r>
+      <w:r>
+        <w:rPr>
+          <w:bCs/>
+          <w:b/>
+        </w:rPr>
+        <w:t xml:space="preserve">«Моя первая web-страница».</w:t>
+      </w:r>
+    </w:p>
+    <w:bookmarkEnd w:id="36"/>
+    <w:bookmarkStart w:id="37" w:name="модуль-4-делаем-красиво"/>
+    <w:p>
+      <w:pPr>
+        <w:pStyle w:val="Heading3"/>
+      </w:pPr>
+      <w:r>
+        <w:t xml:space="preserve">Модуль 4. Делаем красиво</w:t>
+      </w:r>
+    </w:p>
+    <w:p>
+      <w:pPr>
+        <w:pStyle w:val="FirstParagraph"/>
+      </w:pPr>
+      <w:r>
+        <w:t xml:space="preserve">Урок 4. CSS: цвет, размер, отступы, фон, карточки, кнопки.</w:t>
+      </w:r>
+      <w:r>
+        <w:br/>
+      </w:r>
+      <w:r>
+        <w:t xml:space="preserve">Проект: улучшение первого сайта.</w:t>
+      </w:r>
+    </w:p>
+    <w:bookmarkEnd w:id="37"/>
+    <w:bookmarkStart w:id="38" w:name="модуль-5-программа-начинает-думать"/>
+    <w:p>
+      <w:pPr>
+        <w:pStyle w:val="Heading3"/>
+      </w:pPr>
+      <w:r>
+        <w:t xml:space="preserve">Модуль 5. Программа начинает думать</w:t>
+      </w:r>
+    </w:p>
+    <w:p>
+      <w:pPr>
+        <w:pStyle w:val="FirstParagraph"/>
+      </w:pPr>
+      <w:r>
+        <w:t xml:space="preserve">Урок 5. JavaScript: переменная, условие, событие, функция.</w:t>
+      </w:r>
+      <w:r>
+        <w:br/>
+      </w:r>
+      <w:r>
+        <w:t xml:space="preserve">Проект:</w:t>
+      </w:r>
+      <w:r>
+        <w:t xml:space="preserve"> </w:t>
+      </w:r>
+      <w:r>
+        <w:rPr>
+          <w:bCs/>
+          <w:b/>
+        </w:rPr>
+        <w:t xml:space="preserve">«Угадай число».</w:t>
+      </w:r>
+    </w:p>
+    <w:bookmarkEnd w:id="38"/>
+    <w:bookmarkStart w:id="39" w:name="модуль-6-интерактивный-проект"/>
+    <w:p>
+      <w:pPr>
+        <w:pStyle w:val="Heading3"/>
+      </w:pPr>
+      <w:r>
+        <w:t xml:space="preserve">Модуль 6. Интерактивный проект</w:t>
+      </w:r>
+    </w:p>
+    <w:p>
+      <w:pPr>
+        <w:pStyle w:val="FirstParagraph"/>
+      </w:pPr>
+      <w:r>
+        <w:t xml:space="preserve">Урок 6. Проект</w:t>
+      </w:r>
+      <w:r>
+        <w:t xml:space="preserve"> </w:t>
+      </w:r>
+      <w:r>
+        <w:rPr>
+          <w:bCs/>
+          <w:b/>
+        </w:rPr>
+        <w:t xml:space="preserve">«Викторина»</w:t>
+      </w:r>
+      <w:r>
+        <w:t xml:space="preserve">: вопросы, ответы, подсчёт результата, сообщение победителю.</w:t>
+      </w:r>
+    </w:p>
+    <w:bookmarkEnd w:id="39"/>
+    <w:bookmarkStart w:id="40" w:name="модуль-7-учимся-исправлять-ai"/>
+    <w:p>
+      <w:pPr>
+        <w:pStyle w:val="Heading3"/>
+      </w:pPr>
+      <w:r>
+        <w:t xml:space="preserve">Модуль 7. Учимся исправлять AI</w:t>
+      </w:r>
+    </w:p>
+    <w:p>
+      <w:pPr>
+        <w:pStyle w:val="FirstParagraph"/>
+      </w:pPr>
+      <w:r>
+        <w:t xml:space="preserve">Урок 7. Ошибка, bug, debugging, сообщения об ошибках, проверка результата.</w:t>
+      </w:r>
+      <w:r>
+        <w:br/>
+      </w:r>
+      <w:r>
+        <w:t xml:space="preserve">Шаблон общения с AI: «Вот что я хотел получить… Вот что произошло… Найди причину и предложи исправление».</w:t>
+      </w:r>
+    </w:p>
+    <w:bookmarkEnd w:id="40"/>
+    <w:bookmarkStart w:id="41" w:name="модуль-8-ai-внутри-программы"/>
+    <w:p>
+      <w:pPr>
+        <w:pStyle w:val="Heading3"/>
+      </w:pPr>
+      <w:r>
+        <w:t xml:space="preserve">Модуль 8. AI внутри программы</w:t>
+      </w:r>
+    </w:p>
+    <w:p>
+      <w:pPr>
+        <w:pStyle w:val="FirstParagraph"/>
+      </w:pPr>
+      <w:r>
+        <w:t xml:space="preserve">Урок 8. Схема:</w:t>
+      </w:r>
+      <w:r>
+        <w:t xml:space="preserve"> </w:t>
+      </w:r>
+      <w:r>
+        <w:rPr>
+          <w:bCs/>
+          <w:b/>
+        </w:rPr>
+        <w:t xml:space="preserve">Пользователь → приложение → AI → ответ → приложение.</w:t>
+      </w:r>
+      <w:r>
+        <w:br/>
+      </w:r>
+      <w:r>
+        <w:t xml:space="preserve">Проект:</w:t>
+      </w:r>
+      <w:r>
+        <w:t xml:space="preserve"> </w:t>
+      </w:r>
+      <w:r>
+        <w:rPr>
+          <w:bCs/>
+          <w:b/>
+        </w:rPr>
+        <w:t xml:space="preserve">«Генератор историй».</w:t>
+      </w:r>
+    </w:p>
+    <w:bookmarkEnd w:id="41"/>
+    <w:bookmarkStart w:id="42" w:name="модуль-9-собственный-проект"/>
+    <w:p>
+      <w:pPr>
+        <w:pStyle w:val="Heading3"/>
+      </w:pPr>
+      <w:r>
+        <w:t xml:space="preserve">Модуль 9. Собственный проект</w:t>
+      </w:r>
+    </w:p>
+    <w:p>
+      <w:pPr>
+        <w:pStyle w:val="FirstParagraph"/>
+      </w:pPr>
+      <w:r>
+        <w:t xml:space="preserve">Выбор темы: игра, помощник школьника, викторина, генератор сказок, спортивное приложение, приложение о животных, космическая энциклопедия и др.</w:t>
+      </w:r>
+      <w:r>
+        <w:br/>
+      </w:r>
+      <w:r>
+        <w:t xml:space="preserve">Создание технического задания.</w:t>
+      </w:r>
+    </w:p>
+    <w:bookmarkEnd w:id="42"/>
+    <w:bookmarkStart w:id="43" w:name="модули-1011-разработка-проекта"/>
+    <w:p>
+      <w:pPr>
+        <w:pStyle w:val="Heading3"/>
+      </w:pPr>
+      <w:r>
+        <w:t xml:space="preserve">Модули 10–11. Разработка проекта</w:t>
+      </w:r>
+    </w:p>
+    <w:p>
+      <w:pPr>
+        <w:pStyle w:val="FirstParagraph"/>
+      </w:pPr>
+      <w:r>
+        <w:rPr>
+          <w:bCs/>
+          <w:b/>
+        </w:rPr>
+        <w:t xml:space="preserve">Версия 1 → тестирование → ошибка → исправление → версия 2 → улучшение.</w:t>
+      </w:r>
+    </w:p>
+    <w:bookmarkEnd w:id="43"/>
+    <w:bookmarkStart w:id="44" w:name="модуль-12-demo-day"/>
+    <w:p>
+      <w:pPr>
+        <w:pStyle w:val="Heading3"/>
+      </w:pPr>
+      <w:r>
+        <w:t xml:space="preserve">Модуль 12. Demo Day</w:t>
+      </w:r>
+    </w:p>
+    <w:p>
+      <w:pPr>
+        <w:pStyle w:val="FirstParagraph"/>
+      </w:pPr>
+      <w:r>
+        <w:t xml:space="preserve">Ученик показывает идею, программу, интересный промпт, сложную ошибку, способ её исправления и финальную версию.</w:t>
+      </w:r>
+    </w:p>
+    <w:bookmarkEnd w:id="44"/>
+    <w:bookmarkEnd w:id="45"/>
+    <w:bookmarkStart w:id="46" w:name="X78b85f3890f80475dda63298171972da5d86174"/>
+    <w:p>
+      <w:pPr>
+        <w:pStyle w:val="Heading2"/>
+      </w:pPr>
+      <w:r>
+        <w:t xml:space="preserve">10. Учебная программа VibeCode PRO</w:t>
+      </w:r>
+    </w:p>
+    <w:p>
+      <w:pPr>
+        <w:numPr>
+          <w:ilvl w:val="0"/>
+          <w:numId w:val="1010"/>
+        </w:numPr>
+        <w:pStyle w:val="Compact"/>
+      </w:pPr>
+      <w:r>
+        <w:t xml:space="preserve">Как думает AI-кодер: задача, контекст, ограничения, критерии готовности.</w:t>
+      </w:r>
+    </w:p>
+    <w:p>
+      <w:pPr>
+        <w:numPr>
+          <w:ilvl w:val="0"/>
+          <w:numId w:val="1010"/>
+        </w:numPr>
+        <w:pStyle w:val="Compact"/>
+      </w:pPr>
+      <w:r>
+        <w:t xml:space="preserve">Декомпозиция:</w:t>
+      </w:r>
+      <w:r>
+        <w:t xml:space="preserve"> </w:t>
+      </w:r>
+      <w:r>
+        <w:rPr>
+          <w:bCs/>
+          <w:b/>
+        </w:rPr>
+        <w:t xml:space="preserve">идея → функции → компоненты → задачи.</w:t>
+      </w:r>
+    </w:p>
+    <w:p>
+      <w:pPr>
+        <w:numPr>
+          <w:ilvl w:val="0"/>
+          <w:numId w:val="1010"/>
+        </w:numPr>
+        <w:pStyle w:val="Compact"/>
+      </w:pPr>
+      <w:r>
+        <w:t xml:space="preserve">Продвинутый HTML/CSS/JavaScript.</w:t>
+      </w:r>
+    </w:p>
+    <w:p>
+      <w:pPr>
+        <w:numPr>
+          <w:ilvl w:val="0"/>
+          <w:numId w:val="1010"/>
+        </w:numPr>
+        <w:pStyle w:val="Compact"/>
+      </w:pPr>
+      <w:r>
+        <w:t xml:space="preserve">React: компоненты, props, state, события.</w:t>
+      </w:r>
+    </w:p>
+    <w:p>
+      <w:pPr>
+        <w:numPr>
+          <w:ilvl w:val="0"/>
+          <w:numId w:val="1010"/>
+        </w:numPr>
+        <w:pStyle w:val="Compact"/>
+      </w:pPr>
+      <w:r>
+        <w:t xml:space="preserve">Работа с данными: JSON, массивы, объекты, хранение информации.</w:t>
+      </w:r>
+    </w:p>
+    <w:p>
+      <w:pPr>
+        <w:numPr>
+          <w:ilvl w:val="0"/>
+          <w:numId w:val="1010"/>
+        </w:numPr>
+        <w:pStyle w:val="Compact"/>
+      </w:pPr>
+      <w:r>
+        <w:t xml:space="preserve">API: взаимодействие программ.</w:t>
+      </w:r>
+    </w:p>
+    <w:p>
+      <w:pPr>
+        <w:numPr>
+          <w:ilvl w:val="0"/>
+          <w:numId w:val="1010"/>
+        </w:numPr>
+        <w:pStyle w:val="Compact"/>
+      </w:pPr>
+      <w:r>
+        <w:t xml:space="preserve">AI API: создание собственного AI-инструмента.</w:t>
+      </w:r>
+    </w:p>
+    <w:p>
+      <w:pPr>
+        <w:numPr>
+          <w:ilvl w:val="0"/>
+          <w:numId w:val="1010"/>
+        </w:numPr>
+        <w:pStyle w:val="Compact"/>
+      </w:pPr>
+      <w:r>
+        <w:t xml:space="preserve">GitHub и версии проекта: repository, commit, version, backup.</w:t>
+      </w:r>
+    </w:p>
+    <w:p>
+      <w:pPr>
+        <w:numPr>
+          <w:ilvl w:val="0"/>
+          <w:numId w:val="1010"/>
+        </w:numPr>
+        <w:pStyle w:val="Compact"/>
+      </w:pPr>
+      <w:r>
+        <w:t xml:space="preserve">Multi-step prompting: анализ → архитектура → план → код → проверка → исправление.</w:t>
+      </w:r>
+    </w:p>
+    <w:p>
+      <w:pPr>
+        <w:numPr>
+          <w:ilvl w:val="0"/>
+          <w:numId w:val="1010"/>
+        </w:numPr>
+        <w:pStyle w:val="Compact"/>
+      </w:pPr>
+      <w:r>
+        <w:t xml:space="preserve">Тестирование AI-кода: крайние случаи, обработка ошибок, упрощение.</w:t>
+      </w:r>
+    </w:p>
+    <w:p>
+      <w:pPr>
+        <w:numPr>
+          <w:ilvl w:val="0"/>
+          <w:numId w:val="1010"/>
+        </w:numPr>
+        <w:pStyle w:val="Compact"/>
+      </w:pPr>
+      <w:r>
+        <w:t xml:space="preserve">Итоговый проект.</w:t>
+      </w:r>
+    </w:p>
+    <w:p>
+      <w:pPr>
+        <w:numPr>
+          <w:ilvl w:val="0"/>
+          <w:numId w:val="1010"/>
+        </w:numPr>
+        <w:pStyle w:val="Compact"/>
+      </w:pPr>
+      <w:r>
+        <w:t xml:space="preserve">Demo Day.</w:t>
+      </w:r>
+    </w:p>
+    <w:bookmarkEnd w:id="46"/>
+    <w:bookmarkStart w:id="49" w:name="X5242bb77d31bff43f29c6607bc8ca71d9b9feac"/>
+    <w:p>
+      <w:pPr>
+        <w:pStyle w:val="Heading2"/>
+      </w:pPr>
+      <w:r>
+        <w:t xml:space="preserve">11. Календарный план первого потока</w:t>
+      </w:r>
+    </w:p>
+    <w:p>
+      <w:pPr>
+        <w:pStyle w:val="FirstParagraph"/>
+      </w:pPr>
+      <w:r>
+        <w:t xml:space="preserve">Старт:</w:t>
+      </w:r>
+      <w:r>
+        <w:t xml:space="preserve"> </w:t>
+      </w:r>
+      <w:r>
+        <w:rPr>
+          <w:bCs/>
+          <w:b/>
+        </w:rPr>
+        <w:t xml:space="preserve">суббота, 10 октября 2026 года.</w:t>
+      </w:r>
+      <w:r>
+        <w:br/>
+      </w:r>
+      <w:r>
+        <w:t xml:space="preserve">Основной формат: одно занятие в неделю, 60–90 минут.</w:t>
+      </w:r>
+      <w:r>
+        <w:br/>
+      </w:r>
+      <w:r>
+        <w:t xml:space="preserve">Самостоятельная работа: 30–60 минут между занятиями.</w:t>
+      </w:r>
+    </w:p>
+    <w:bookmarkStart w:id="47" w:name="vibecode-start-1"/>
+    <w:p>
+      <w:pPr>
+        <w:pStyle w:val="Heading3"/>
+      </w:pPr>
+      <w:r>
+        <w:t xml:space="preserve">VibeCode START</w:t>
       </w:r>
     </w:p>
     <w:tbl>
@@ -266,10 +1905,9 @@
         <w:jc w:val="start"/>
       </w:tblPr>
       <w:tblGrid>
-        <w:gridCol w:w="1980"/>
-        <w:gridCol w:w="1980"/>
-        <w:gridCol w:w="1980"/>
-        <w:gridCol w:w="1980"/>
+        <w:gridCol w:w="2640"/>
+        <w:gridCol w:w="2640"/>
+        <w:gridCol w:w="2640"/>
       </w:tblGrid>
       <w:tr>
         <w:trPr>
@@ -307,19 +1945,7 @@
               <w:jc w:val="left"/>
             </w:pPr>
             <w:r>
-              <w:t xml:space="preserve">START</w:t>
-            </w:r>
-          </w:p>
-        </w:tc>
-        <w:tc>
-          <w:tcPr/>
-          <w:p>
-            <w:pPr>
-              <w:pStyle w:val="Compact"/>
-              <w:jc w:val="left"/>
-            </w:pPr>
-            <w:r>
-              <w:t xml:space="preserve">PRO</w:t>
+              <w:t xml:space="preserve">Тема</w:t>
             </w:r>
           </w:p>
         </w:tc>
@@ -358,6 +1984,514 @@
             </w:pPr>
             <w:r>
               <w:t xml:space="preserve">AI и вайбкодинг</w:t>
+            </w:r>
+          </w:p>
+        </w:tc>
+      </w:tr>
+      <w:tr>
+        <w:tc>
+          <w:tcPr/>
+          <w:p>
+            <w:pPr>
+              <w:pStyle w:val="Compact"/>
+              <w:jc w:val="left"/>
+            </w:pPr>
+            <w:r>
+              <w:t xml:space="preserve">2</w:t>
+            </w:r>
+          </w:p>
+        </w:tc>
+        <w:tc>
+          <w:tcPr/>
+          <w:p>
+            <w:pPr>
+              <w:pStyle w:val="Compact"/>
+              <w:jc w:val="left"/>
+            </w:pPr>
+            <w:r>
+              <w:t xml:space="preserve">17.10.2026</w:t>
+            </w:r>
+          </w:p>
+        </w:tc>
+        <w:tc>
+          <w:tcPr/>
+          <w:p>
+            <w:pPr>
+              <w:pStyle w:val="Compact"/>
+              <w:jc w:val="left"/>
+            </w:pPr>
+            <w:r>
+              <w:t xml:space="preserve">Как разговаривать с AI</w:t>
+            </w:r>
+          </w:p>
+        </w:tc>
+      </w:tr>
+      <w:tr>
+        <w:tc>
+          <w:tcPr/>
+          <w:p>
+            <w:pPr>
+              <w:pStyle w:val="Compact"/>
+              <w:jc w:val="left"/>
+            </w:pPr>
+            <w:r>
+              <w:t xml:space="preserve">3</w:t>
+            </w:r>
+          </w:p>
+        </w:tc>
+        <w:tc>
+          <w:tcPr/>
+          <w:p>
+            <w:pPr>
+              <w:pStyle w:val="Compact"/>
+              <w:jc w:val="left"/>
+            </w:pPr>
+            <w:r>
+              <w:t xml:space="preserve">24.10.2026</w:t>
+            </w:r>
+          </w:p>
+        </w:tc>
+        <w:tc>
+          <w:tcPr/>
+          <w:p>
+            <w:pPr>
+              <w:pStyle w:val="Compact"/>
+              <w:jc w:val="left"/>
+            </w:pPr>
+            <w:r>
+              <w:t xml:space="preserve">Первый сайт</w:t>
+            </w:r>
+          </w:p>
+        </w:tc>
+      </w:tr>
+      <w:tr>
+        <w:tc>
+          <w:tcPr/>
+          <w:p>
+            <w:pPr>
+              <w:pStyle w:val="Compact"/>
+              <w:jc w:val="left"/>
+            </w:pPr>
+            <w:r>
+              <w:t xml:space="preserve">4</w:t>
+            </w:r>
+          </w:p>
+        </w:tc>
+        <w:tc>
+          <w:tcPr/>
+          <w:p>
+            <w:pPr>
+              <w:pStyle w:val="Compact"/>
+              <w:jc w:val="left"/>
+            </w:pPr>
+            <w:r>
+              <w:t xml:space="preserve">31.10.2026</w:t>
+            </w:r>
+          </w:p>
+        </w:tc>
+        <w:tc>
+          <w:tcPr/>
+          <w:p>
+            <w:pPr>
+              <w:pStyle w:val="Compact"/>
+              <w:jc w:val="left"/>
+            </w:pPr>
+            <w:r>
+              <w:t xml:space="preserve">CSS и дизайн</w:t>
+            </w:r>
+          </w:p>
+        </w:tc>
+      </w:tr>
+      <w:tr>
+        <w:tc>
+          <w:tcPr/>
+          <w:p>
+            <w:pPr>
+              <w:pStyle w:val="Compact"/>
+              <w:jc w:val="left"/>
+            </w:pPr>
+            <w:r>
+              <w:t xml:space="preserve">5</w:t>
+            </w:r>
+          </w:p>
+        </w:tc>
+        <w:tc>
+          <w:tcPr/>
+          <w:p>
+            <w:pPr>
+              <w:pStyle w:val="Compact"/>
+              <w:jc w:val="left"/>
+            </w:pPr>
+            <w:r>
+              <w:t xml:space="preserve">07.11.2026</w:t>
+            </w:r>
+          </w:p>
+        </w:tc>
+        <w:tc>
+          <w:tcPr/>
+          <w:p>
+            <w:pPr>
+              <w:pStyle w:val="Compact"/>
+              <w:jc w:val="left"/>
+            </w:pPr>
+            <w:r>
+              <w:t xml:space="preserve">JavaScript</w:t>
+            </w:r>
+          </w:p>
+        </w:tc>
+      </w:tr>
+      <w:tr>
+        <w:tc>
+          <w:tcPr/>
+          <w:p>
+            <w:pPr>
+              <w:pStyle w:val="Compact"/>
+              <w:jc w:val="left"/>
+            </w:pPr>
+            <w:r>
+              <w:t xml:space="preserve">6</w:t>
+            </w:r>
+          </w:p>
+        </w:tc>
+        <w:tc>
+          <w:tcPr/>
+          <w:p>
+            <w:pPr>
+              <w:pStyle w:val="Compact"/>
+              <w:jc w:val="left"/>
+            </w:pPr>
+            <w:r>
+              <w:t xml:space="preserve">14.11.2026</w:t>
+            </w:r>
+          </w:p>
+        </w:tc>
+        <w:tc>
+          <w:tcPr/>
+          <w:p>
+            <w:pPr>
+              <w:pStyle w:val="Compact"/>
+              <w:jc w:val="left"/>
+            </w:pPr>
+            <w:r>
+              <w:t xml:space="preserve">Игра / викторина</w:t>
+            </w:r>
+          </w:p>
+        </w:tc>
+      </w:tr>
+      <w:tr>
+        <w:tc>
+          <w:tcPr/>
+          <w:p>
+            <w:pPr>
+              <w:pStyle w:val="Compact"/>
+              <w:jc w:val="left"/>
+            </w:pPr>
+            <w:r>
+              <w:t xml:space="preserve">7</w:t>
+            </w:r>
+          </w:p>
+        </w:tc>
+        <w:tc>
+          <w:tcPr/>
+          <w:p>
+            <w:pPr>
+              <w:pStyle w:val="Compact"/>
+              <w:jc w:val="left"/>
+            </w:pPr>
+            <w:r>
+              <w:t xml:space="preserve">21.11.2026</w:t>
+            </w:r>
+          </w:p>
+        </w:tc>
+        <w:tc>
+          <w:tcPr/>
+          <w:p>
+            <w:pPr>
+              <w:pStyle w:val="Compact"/>
+              <w:jc w:val="left"/>
+            </w:pPr>
+            <w:r>
+              <w:t xml:space="preserve">Ошибки и debugging</w:t>
+            </w:r>
+          </w:p>
+        </w:tc>
+      </w:tr>
+      <w:tr>
+        <w:tc>
+          <w:tcPr/>
+          <w:p>
+            <w:pPr>
+              <w:pStyle w:val="Compact"/>
+              <w:jc w:val="left"/>
+            </w:pPr>
+            <w:r>
+              <w:t xml:space="preserve">8</w:t>
+            </w:r>
+          </w:p>
+        </w:tc>
+        <w:tc>
+          <w:tcPr/>
+          <w:p>
+            <w:pPr>
+              <w:pStyle w:val="Compact"/>
+              <w:jc w:val="left"/>
+            </w:pPr>
+            <w:r>
+              <w:t xml:space="preserve">28.11.2026</w:t>
+            </w:r>
+          </w:p>
+        </w:tc>
+        <w:tc>
+          <w:tcPr/>
+          <w:p>
+            <w:pPr>
+              <w:pStyle w:val="Compact"/>
+              <w:jc w:val="left"/>
+            </w:pPr>
+            <w:r>
+              <w:t xml:space="preserve">AI внутри приложения</w:t>
+            </w:r>
+          </w:p>
+        </w:tc>
+      </w:tr>
+      <w:tr>
+        <w:tc>
+          <w:tcPr/>
+          <w:p>
+            <w:pPr>
+              <w:pStyle w:val="Compact"/>
+              <w:jc w:val="left"/>
+            </w:pPr>
+            <w:r>
+              <w:t xml:space="preserve">9</w:t>
+            </w:r>
+          </w:p>
+        </w:tc>
+        <w:tc>
+          <w:tcPr/>
+          <w:p>
+            <w:pPr>
+              <w:pStyle w:val="Compact"/>
+              <w:jc w:val="left"/>
+            </w:pPr>
+            <w:r>
+              <w:t xml:space="preserve">05.12.2026</w:t>
+            </w:r>
+          </w:p>
+        </w:tc>
+        <w:tc>
+          <w:tcPr/>
+          <w:p>
+            <w:pPr>
+              <w:pStyle w:val="Compact"/>
+              <w:jc w:val="left"/>
+            </w:pPr>
+            <w:r>
+              <w:t xml:space="preserve">Идея финального проекта</w:t>
+            </w:r>
+          </w:p>
+        </w:tc>
+      </w:tr>
+      <w:tr>
+        <w:tc>
+          <w:tcPr/>
+          <w:p>
+            <w:pPr>
+              <w:pStyle w:val="Compact"/>
+              <w:jc w:val="left"/>
+            </w:pPr>
+            <w:r>
+              <w:t xml:space="preserve">10</w:t>
+            </w:r>
+          </w:p>
+        </w:tc>
+        <w:tc>
+          <w:tcPr/>
+          <w:p>
+            <w:pPr>
+              <w:pStyle w:val="Compact"/>
+              <w:jc w:val="left"/>
+            </w:pPr>
+            <w:r>
+              <w:t xml:space="preserve">12.12.2026</w:t>
+            </w:r>
+          </w:p>
+        </w:tc>
+        <w:tc>
+          <w:tcPr/>
+          <w:p>
+            <w:pPr>
+              <w:pStyle w:val="Compact"/>
+              <w:jc w:val="left"/>
+            </w:pPr>
+            <w:r>
+              <w:t xml:space="preserve">Финальный проект — версия 1</w:t>
+            </w:r>
+          </w:p>
+        </w:tc>
+      </w:tr>
+      <w:tr>
+        <w:tc>
+          <w:tcPr/>
+          <w:p>
+            <w:pPr>
+              <w:pStyle w:val="Compact"/>
+              <w:jc w:val="left"/>
+            </w:pPr>
+            <w:r>
+              <w:t xml:space="preserve">11</w:t>
+            </w:r>
+          </w:p>
+        </w:tc>
+        <w:tc>
+          <w:tcPr/>
+          <w:p>
+            <w:pPr>
+              <w:pStyle w:val="Compact"/>
+              <w:jc w:val="left"/>
+            </w:pPr>
+            <w:r>
+              <w:t xml:space="preserve">19.12.2026</w:t>
+            </w:r>
+          </w:p>
+        </w:tc>
+        <w:tc>
+          <w:tcPr/>
+          <w:p>
+            <w:pPr>
+              <w:pStyle w:val="Compact"/>
+              <w:jc w:val="left"/>
+            </w:pPr>
+            <w:r>
+              <w:t xml:space="preserve">Тестирование и улучшение</w:t>
+            </w:r>
+          </w:p>
+        </w:tc>
+      </w:tr>
+      <w:tr>
+        <w:tc>
+          <w:tcPr/>
+          <w:p>
+            <w:pPr>
+              <w:pStyle w:val="Compact"/>
+              <w:jc w:val="left"/>
+            </w:pPr>
+            <w:r>
+              <w:t xml:space="preserve">12</w:t>
+            </w:r>
+          </w:p>
+        </w:tc>
+        <w:tc>
+          <w:tcPr/>
+          <w:p>
+            <w:pPr>
+              <w:pStyle w:val="Compact"/>
+              <w:jc w:val="left"/>
+            </w:pPr>
+            <w:r>
+              <w:t xml:space="preserve">26.12.2026</w:t>
+            </w:r>
+          </w:p>
+        </w:tc>
+        <w:tc>
+          <w:tcPr/>
+          <w:p>
+            <w:pPr>
+              <w:pStyle w:val="Compact"/>
+              <w:jc w:val="left"/>
+            </w:pPr>
+            <w:r>
+              <w:t xml:space="preserve">Demo Day</w:t>
+            </w:r>
+          </w:p>
+        </w:tc>
+      </w:tr>
+    </w:tbl>
+    <w:bookmarkEnd w:id="47"/>
+    <w:bookmarkStart w:id="48" w:name="vibecode-pro-1"/>
+    <w:p>
+      <w:pPr>
+        <w:pStyle w:val="Heading3"/>
+      </w:pPr>
+      <w:r>
+        <w:t xml:space="preserve">VibeCode PRO</w:t>
+      </w:r>
+    </w:p>
+    <w:tbl>
+      <w:tblPr>
+        <w:tblStyle w:val="Table"/>
+        <w:tblW w:type="auto" w:w="0"/>
+        <w:tblLook w:firstRow="1" w:lastRow="0" w:firstColumn="0" w:lastColumn="0" w:noHBand="0" w:noVBand="0" w:val="0020"/>
+        <w:jc w:val="start"/>
+      </w:tblPr>
+      <w:tblGrid>
+        <w:gridCol w:w="2640"/>
+        <w:gridCol w:w="2640"/>
+        <w:gridCol w:w="2640"/>
+      </w:tblGrid>
+      <w:tr>
+        <w:trPr>
+          <w:tblHeader w:val="true"/>
+        </w:trPr>
+        <w:tc>
+          <w:tcPr/>
+          <w:p>
+            <w:pPr>
+              <w:pStyle w:val="Compact"/>
+              <w:jc w:val="left"/>
+            </w:pPr>
+            <w:r>
+              <w:t xml:space="preserve">Неделя</w:t>
+            </w:r>
+          </w:p>
+        </w:tc>
+        <w:tc>
+          <w:tcPr/>
+          <w:p>
+            <w:pPr>
+              <w:pStyle w:val="Compact"/>
+              <w:jc w:val="left"/>
+            </w:pPr>
+            <w:r>
+              <w:t xml:space="preserve">Дата</w:t>
+            </w:r>
+          </w:p>
+        </w:tc>
+        <w:tc>
+          <w:tcPr/>
+          <w:p>
+            <w:pPr>
+              <w:pStyle w:val="Compact"/>
+              <w:jc w:val="left"/>
+            </w:pPr>
+            <w:r>
+              <w:t xml:space="preserve">Тема</w:t>
+            </w:r>
+          </w:p>
+        </w:tc>
+      </w:tr>
+      <w:tr>
+        <w:tc>
+          <w:tcPr/>
+          <w:p>
+            <w:pPr>
+              <w:pStyle w:val="Compact"/>
+              <w:jc w:val="left"/>
+            </w:pPr>
+            <w:r>
+              <w:t xml:space="preserve">1</w:t>
+            </w:r>
+          </w:p>
+        </w:tc>
+        <w:tc>
+          <w:tcPr/>
+          <w:p>
+            <w:pPr>
+              <w:pStyle w:val="Compact"/>
+              <w:jc w:val="left"/>
+            </w:pPr>
+            <w:r>
+              <w:t xml:space="preserve">10.10.2026</w:t>
             </w:r>
           </w:p>
         </w:tc>
@@ -407,18 +2541,6 @@
               <w:jc w:val="left"/>
             </w:pPr>
             <w:r>
-              <w:t xml:space="preserve">Как разговаривать с AI</w:t>
-            </w:r>
-          </w:p>
-        </w:tc>
-        <w:tc>
-          <w:tcPr/>
-          <w:p>
-            <w:pPr>
-              <w:pStyle w:val="Compact"/>
-              <w:jc w:val="left"/>
-            </w:pPr>
-            <w:r>
               <w:t xml:space="preserve">Декомпозиция</w:t>
             </w:r>
           </w:p>
@@ -446,18 +2568,6 @@
             </w:pPr>
             <w:r>
               <w:t xml:space="preserve">24.10.2026</w:t>
-            </w:r>
-          </w:p>
-        </w:tc>
-        <w:tc>
-          <w:tcPr/>
-          <w:p>
-            <w:pPr>
-              <w:pStyle w:val="Compact"/>
-              <w:jc w:val="left"/>
-            </w:pPr>
-            <w:r>
-              <w:t xml:space="preserve">Первый сайт</w:t>
             </w:r>
           </w:p>
         </w:tc>
@@ -507,18 +2617,6 @@
               <w:jc w:val="left"/>
             </w:pPr>
             <w:r>
-              <w:t xml:space="preserve">CSS и дизайн</w:t>
-            </w:r>
-          </w:p>
-        </w:tc>
-        <w:tc>
-          <w:tcPr/>
-          <w:p>
-            <w:pPr>
-              <w:pStyle w:val="Compact"/>
-              <w:jc w:val="left"/>
-            </w:pPr>
-            <w:r>
               <w:t xml:space="preserve">React</w:t>
             </w:r>
           </w:p>
@@ -546,18 +2644,6 @@
             </w:pPr>
             <w:r>
               <w:t xml:space="preserve">07.11.2026</w:t>
-            </w:r>
-          </w:p>
-        </w:tc>
-        <w:tc>
-          <w:tcPr/>
-          <w:p>
-            <w:pPr>
-              <w:pStyle w:val="Compact"/>
-              <w:jc w:val="left"/>
-            </w:pPr>
-            <w:r>
-              <w:t xml:space="preserve">JavaScript</w:t>
             </w:r>
           </w:p>
         </w:tc>
@@ -607,18 +2693,6 @@
               <w:jc w:val="left"/>
             </w:pPr>
             <w:r>
-              <w:t xml:space="preserve">Игра / викторина</w:t>
-            </w:r>
-          </w:p>
-        </w:tc>
-        <w:tc>
-          <w:tcPr/>
-          <w:p>
-            <w:pPr>
-              <w:pStyle w:val="Compact"/>
-              <w:jc w:val="left"/>
-            </w:pPr>
-            <w:r>
               <w:t xml:space="preserve">API</w:t>
             </w:r>
           </w:p>
@@ -646,18 +2720,6 @@
             </w:pPr>
             <w:r>
               <w:t xml:space="preserve">21.11.2026</w:t>
-            </w:r>
-          </w:p>
-        </w:tc>
-        <w:tc>
-          <w:tcPr/>
-          <w:p>
-            <w:pPr>
-              <w:pStyle w:val="Compact"/>
-              <w:jc w:val="left"/>
-            </w:pPr>
-            <w:r>
-              <w:t xml:space="preserve">Ошибки и debugging</w:t>
             </w:r>
           </w:p>
         </w:tc>
@@ -707,18 +2769,6 @@
               <w:jc w:val="left"/>
             </w:pPr>
             <w:r>
-              <w:t xml:space="preserve">AI внутри приложения</w:t>
-            </w:r>
-          </w:p>
-        </w:tc>
-        <w:tc>
-          <w:tcPr/>
-          <w:p>
-            <w:pPr>
-              <w:pStyle w:val="Compact"/>
-              <w:jc w:val="left"/>
-            </w:pPr>
-            <w:r>
               <w:t xml:space="preserve">Git/GitHub</w:t>
             </w:r>
           </w:p>
@@ -746,18 +2796,6 @@
             </w:pPr>
             <w:r>
               <w:t xml:space="preserve">05.12.2026</w:t>
-            </w:r>
-          </w:p>
-        </w:tc>
-        <w:tc>
-          <w:tcPr/>
-          <w:p>
-            <w:pPr>
-              <w:pStyle w:val="Compact"/>
-              <w:jc w:val="left"/>
-            </w:pPr>
-            <w:r>
-              <w:t xml:space="preserve">Идея финального проекта</w:t>
             </w:r>
           </w:p>
         </w:tc>
@@ -807,18 +2845,6 @@
               <w:jc w:val="left"/>
             </w:pPr>
             <w:r>
-              <w:t xml:space="preserve">Финальный проект — версия 1</w:t>
-            </w:r>
-          </w:p>
-        </w:tc>
-        <w:tc>
-          <w:tcPr/>
-          <w:p>
-            <w:pPr>
-              <w:pStyle w:val="Compact"/>
-              <w:jc w:val="left"/>
-            </w:pPr>
-            <w:r>
               <w:t xml:space="preserve">Создание собственного приложения</w:t>
             </w:r>
           </w:p>
@@ -846,18 +2872,6 @@
             </w:pPr>
             <w:r>
               <w:t xml:space="preserve">19.12.2026</w:t>
-            </w:r>
-          </w:p>
-        </w:tc>
-        <w:tc>
-          <w:tcPr/>
-          <w:p>
-            <w:pPr>
-              <w:pStyle w:val="Compact"/>
-              <w:jc w:val="left"/>
-            </w:pPr>
-            <w:r>
-              <w:t xml:space="preserve">Тестирование и улучшение</w:t>
             </w:r>
           </w:p>
         </w:tc>
@@ -911,28 +2925,17 @@
             </w:r>
           </w:p>
         </w:tc>
-        <w:tc>
-          <w:tcPr/>
-          <w:p>
-            <w:pPr>
-              <w:pStyle w:val="Compact"/>
-              <w:jc w:val="left"/>
-            </w:pPr>
-            <w:r>
-              <w:t xml:space="preserve">Demo Day</w:t>
-            </w:r>
-          </w:p>
-        </w:tc>
       </w:tr>
     </w:tbl>
-    <w:bookmarkEnd w:id="24"/>
-    <w:bookmarkStart w:id="25" w:name="ai-наставник"/>
+    <w:bookmarkEnd w:id="48"/>
+    <w:bookmarkEnd w:id="49"/>
+    <w:bookmarkStart w:id="50" w:name="X91330cc316907fc62c9c09faf0d05a6c7dca12e"/>
     <w:p>
       <w:pPr>
         <w:pStyle w:val="Heading2"/>
       </w:pPr>
       <w:r>
-        <w:t xml:space="preserve">AI-наставник</w:t>
+        <w:t xml:space="preserve">12. Страница урока</w:t>
       </w:r>
     </w:p>
     <w:p>
@@ -940,25 +2943,121 @@
         <w:pStyle w:val="FirstParagraph"/>
       </w:pPr>
       <w:r>
-        <w:t xml:space="preserve">AI-наставник должен помогать ребёнку самостоятельно понимать программирование. Последовательность помощи: наводящий вопрос → подсказка → небольшой пример → разбор → полное решение только при необходимости.</w:t>
-      </w:r>
-    </w:p>
-    <w:p>
-      <w:pPr>
-        <w:pStyle w:val="BodyText"/>
-      </w:pPr>
-      <w:r>
-        <w:t xml:space="preserve">Быстрые действия: «Дай подсказку», «Объясни проще», «Найди ошибку», «Задай мне вопрос», «Как улучшить проект?», «Помоги написать промпт».</w:t>
-      </w:r>
-    </w:p>
-    <w:bookmarkEnd w:id="25"/>
-    <w:bookmarkStart w:id="26" w:name="безопасность"/>
+        <w:t xml:space="preserve">Единая структура:</w:t>
+      </w:r>
+    </w:p>
+    <w:p>
+      <w:pPr>
+        <w:numPr>
+          <w:ilvl w:val="0"/>
+          <w:numId w:val="1011"/>
+        </w:numPr>
+        <w:pStyle w:val="Compact"/>
+      </w:pPr>
+      <w:r>
+        <w:t xml:space="preserve">Сегодня узнаем.</w:t>
+      </w:r>
+    </w:p>
+    <w:p>
+      <w:pPr>
+        <w:numPr>
+          <w:ilvl w:val="0"/>
+          <w:numId w:val="1011"/>
+        </w:numPr>
+        <w:pStyle w:val="Compact"/>
+      </w:pPr>
+      <w:r>
+        <w:t xml:space="preserve">Объяснение.</w:t>
+      </w:r>
+    </w:p>
+    <w:p>
+      <w:pPr>
+        <w:numPr>
+          <w:ilvl w:val="0"/>
+          <w:numId w:val="1011"/>
+        </w:numPr>
+        <w:pStyle w:val="Compact"/>
+      </w:pPr>
+      <w:r>
+        <w:t xml:space="preserve">Покажи пример.</w:t>
+      </w:r>
+    </w:p>
+    <w:p>
+      <w:pPr>
+        <w:numPr>
+          <w:ilvl w:val="0"/>
+          <w:numId w:val="1011"/>
+        </w:numPr>
+        <w:pStyle w:val="Compact"/>
+      </w:pPr>
+      <w:r>
+        <w:t xml:space="preserve">Попробуй сам.</w:t>
+      </w:r>
+    </w:p>
+    <w:p>
+      <w:pPr>
+        <w:numPr>
+          <w:ilvl w:val="0"/>
+          <w:numId w:val="1011"/>
+        </w:numPr>
+        <w:pStyle w:val="Compact"/>
+      </w:pPr>
+      <w:r>
+        <w:t xml:space="preserve">Спроси AI-наставника.</w:t>
+      </w:r>
+    </w:p>
+    <w:p>
+      <w:pPr>
+        <w:numPr>
+          <w:ilvl w:val="0"/>
+          <w:numId w:val="1011"/>
+        </w:numPr>
+        <w:pStyle w:val="Compact"/>
+      </w:pPr>
+      <w:r>
+        <w:t xml:space="preserve">Мини-задание.</w:t>
+      </w:r>
+    </w:p>
+    <w:p>
+      <w:pPr>
+        <w:numPr>
+          <w:ilvl w:val="0"/>
+          <w:numId w:val="1011"/>
+        </w:numPr>
+        <w:pStyle w:val="Compact"/>
+      </w:pPr>
+      <w:r>
+        <w:t xml:space="preserve">Проверить результат.</w:t>
+      </w:r>
+    </w:p>
+    <w:p>
+      <w:pPr>
+        <w:numPr>
+          <w:ilvl w:val="0"/>
+          <w:numId w:val="1011"/>
+        </w:numPr>
+        <w:pStyle w:val="Compact"/>
+      </w:pPr>
+      <w:r>
+        <w:t xml:space="preserve">Завершить урок.</w:t>
+      </w:r>
+    </w:p>
+    <w:p>
+      <w:pPr>
+        <w:pStyle w:val="FirstParagraph"/>
+      </w:pPr>
+      <w:r>
+        <w:t xml:space="preserve">Отображать номер урока и progress bar.</w:t>
+      </w:r>
+    </w:p>
+    <w:bookmarkEnd w:id="50"/>
+    <w:bookmarkStart w:id="51" w:name="X5289820a49e29ccfa892f476a135f09616b781b"/>
     <w:p>
       <w:pPr>
         <w:pStyle w:val="Heading2"/>
       </w:pPr>
       <w:r>
-        <w:t xml:space="preserve">Безопасность</w:t>
+        <w:t xml:space="preserve">13. AI-консультант школы</w:t>
       </w:r>
     </w:p>
     <w:p>
@@ -966,7 +3065,7 @@
         <w:pStyle w:val="FirstParagraph"/>
       </w:pPr>
       <w:r>
-        <w:t xml:space="preserve">Принцип</w:t>
+        <w:t xml:space="preserve">На учебных страницах доступна кнопка</w:t>
       </w:r>
       <w:r>
         <w:t xml:space="preserve"> </w:t>
@@ -976,20 +3075,1915 @@
           <w:bCs/>
           <w:b/>
         </w:rPr>
+        <w:t xml:space="preserve">✨ Спросить AI-наставника</w:t>
+      </w:r>
+      <w:r>
+        <w:t xml:space="preserve">.</w:t>
+      </w:r>
+    </w:p>
+    <w:p>
+      <w:pPr>
+        <w:pStyle w:val="BodyText"/>
+      </w:pPr>
+      <w:r>
+        <w:t xml:space="preserve">Рабочее имя:</w:t>
+      </w:r>
+      <w:r>
+        <w:t xml:space="preserve"> </w:t>
+      </w:r>
+      <w:r>
+        <w:rPr>
+          <w:bCs/>
+          <w:b/>
+        </w:rPr>
+        <w:t xml:space="preserve">Vibi</w:t>
+      </w:r>
+      <w:r>
+        <w:t xml:space="preserve"> </w:t>
+      </w:r>
+      <w:r>
+        <w:t xml:space="preserve">или</w:t>
+      </w:r>
+      <w:r>
+        <w:t xml:space="preserve"> </w:t>
+      </w:r>
+      <w:r>
+        <w:rPr>
+          <w:bCs/>
+          <w:b/>
+        </w:rPr>
+        <w:t xml:space="preserve">AI-наставник</w:t>
+      </w:r>
+      <w:r>
+        <w:t xml:space="preserve">.</w:t>
+      </w:r>
+    </w:p>
+    <w:p>
+      <w:pPr>
+        <w:pStyle w:val="BodyText"/>
+      </w:pPr>
+      <w:r>
+        <w:t xml:space="preserve">Быстрые действия:</w:t>
+      </w:r>
+    </w:p>
+    <w:p>
+      <w:pPr>
+        <w:numPr>
+          <w:ilvl w:val="0"/>
+          <w:numId w:val="1012"/>
+        </w:numPr>
+        <w:pStyle w:val="Compact"/>
+      </w:pPr>
+      <w:r>
+        <w:t xml:space="preserve">💡 Дай подсказку</w:t>
+      </w:r>
+    </w:p>
+    <w:p>
+      <w:pPr>
+        <w:numPr>
+          <w:ilvl w:val="0"/>
+          <w:numId w:val="1012"/>
+        </w:numPr>
+        <w:pStyle w:val="Compact"/>
+      </w:pPr>
+      <w:r>
+        <w:t xml:space="preserve">🧒 Объясни проще</w:t>
+      </w:r>
+    </w:p>
+    <w:p>
+      <w:pPr>
+        <w:numPr>
+          <w:ilvl w:val="0"/>
+          <w:numId w:val="1012"/>
+        </w:numPr>
+        <w:pStyle w:val="Compact"/>
+      </w:pPr>
+      <w:r>
+        <w:t xml:space="preserve">🔍 Найди ошибку</w:t>
+      </w:r>
+    </w:p>
+    <w:p>
+      <w:pPr>
+        <w:numPr>
+          <w:ilvl w:val="0"/>
+          <w:numId w:val="1012"/>
+        </w:numPr>
+        <w:pStyle w:val="Compact"/>
+      </w:pPr>
+      <w:r>
+        <w:t xml:space="preserve">🧠 Задай мне вопрос</w:t>
+      </w:r>
+    </w:p>
+    <w:p>
+      <w:pPr>
+        <w:numPr>
+          <w:ilvl w:val="0"/>
+          <w:numId w:val="1012"/>
+        </w:numPr>
+        <w:pStyle w:val="Compact"/>
+      </w:pPr>
+      <w:r>
+        <w:t xml:space="preserve">🚀 Как улучшить проект?</w:t>
+      </w:r>
+    </w:p>
+    <w:p>
+      <w:pPr>
+        <w:numPr>
+          <w:ilvl w:val="0"/>
+          <w:numId w:val="1012"/>
+        </w:numPr>
+        <w:pStyle w:val="Compact"/>
+      </w:pPr>
+      <w:r>
+        <w:t xml:space="preserve">📝 Помоги написать промпт</w:t>
+      </w:r>
+    </w:p>
+    <w:bookmarkEnd w:id="51"/>
+    <w:bookmarkStart w:id="52" w:name="X3cb1d62dbda360139c4a89417ca6e3c6a3aea04"/>
+    <w:p>
+      <w:pPr>
+        <w:pStyle w:val="Heading2"/>
+      </w:pPr>
+      <w:r>
+        <w:t xml:space="preserve">14. Логика AI-наставника</w:t>
+      </w:r>
+    </w:p>
+    <w:p>
+      <w:pPr>
+        <w:pStyle w:val="FirstParagraph"/>
+      </w:pPr>
+      <w:r>
+        <w:t xml:space="preserve">AI не должен сразу выдавать полный ответ.</w:t>
+      </w:r>
+    </w:p>
+    <w:p>
+      <w:pPr>
+        <w:pStyle w:val="BodyText"/>
+      </w:pPr>
+      <w:r>
+        <w:t xml:space="preserve">Последовательность:</w:t>
+      </w:r>
+    </w:p>
+    <w:p>
+      <w:pPr>
+        <w:numPr>
+          <w:ilvl w:val="0"/>
+          <w:numId w:val="1013"/>
+        </w:numPr>
+        <w:pStyle w:val="Compact"/>
+      </w:pPr>
+      <w:r>
+        <w:t xml:space="preserve">Наводящий вопрос.</w:t>
+      </w:r>
+    </w:p>
+    <w:p>
+      <w:pPr>
+        <w:numPr>
+          <w:ilvl w:val="0"/>
+          <w:numId w:val="1013"/>
+        </w:numPr>
+        <w:pStyle w:val="Compact"/>
+      </w:pPr>
+      <w:r>
+        <w:t xml:space="preserve">Подсказка.</w:t>
+      </w:r>
+    </w:p>
+    <w:p>
+      <w:pPr>
+        <w:numPr>
+          <w:ilvl w:val="0"/>
+          <w:numId w:val="1013"/>
+        </w:numPr>
+        <w:pStyle w:val="Compact"/>
+      </w:pPr>
+      <w:r>
+        <w:t xml:space="preserve">Небольшой пример.</w:t>
+      </w:r>
+    </w:p>
+    <w:p>
+      <w:pPr>
+        <w:numPr>
+          <w:ilvl w:val="0"/>
+          <w:numId w:val="1013"/>
+        </w:numPr>
+        <w:pStyle w:val="Compact"/>
+      </w:pPr>
+      <w:r>
+        <w:t xml:space="preserve">Разбор решения.</w:t>
+      </w:r>
+    </w:p>
+    <w:p>
+      <w:pPr>
+        <w:numPr>
+          <w:ilvl w:val="0"/>
+          <w:numId w:val="1013"/>
+        </w:numPr>
+        <w:pStyle w:val="Compact"/>
+      </w:pPr>
+      <w:r>
+        <w:t xml:space="preserve">Полный код — только при необходимости или после нескольких попыток ученика.</w:t>
+      </w:r>
+    </w:p>
+    <w:bookmarkEnd w:id="52"/>
+    <w:bookmarkStart w:id="53" w:name="Xf8ac91c9ebb78f40bd326e8024e8128da1edbb7"/>
+    <w:p>
+      <w:pPr>
+        <w:pStyle w:val="Heading2"/>
+      </w:pPr>
+      <w:r>
+        <w:t xml:space="preserve">15. System Prompt AI-наставника</w:t>
+      </w:r>
+    </w:p>
+    <w:p>
+      <w:pPr>
+        <w:pStyle w:val="FirstParagraph"/>
+      </w:pPr>
+      <w:r>
+        <w:t xml:space="preserve">Ты — AI-наставник школы вайбкодинга для детей 10–14 лет.</w:t>
+      </w:r>
+    </w:p>
+    <w:p>
+      <w:pPr>
+        <w:pStyle w:val="BodyText"/>
+      </w:pPr>
+      <w:r>
+        <w:t xml:space="preserve">Твоя задача — помогать ученику самостоятельно понимать программирование и создавать проекты.</w:t>
+      </w:r>
+    </w:p>
+    <w:p>
+      <w:pPr>
+        <w:pStyle w:val="BodyText"/>
+      </w:pPr>
+      <w:r>
+        <w:t xml:space="preserve">Говори дружелюбно, короткими понятными предложениями. Предполагается, что ученик может впервые видеть программный код.</w:t>
+      </w:r>
+    </w:p>
+    <w:p>
+      <w:pPr>
+        <w:pStyle w:val="BodyText"/>
+      </w:pPr>
+      <w:r>
+        <w:t xml:space="preserve">Если используешь новый термин:</w:t>
+      </w:r>
+    </w:p>
+    <w:p>
+      <w:pPr>
+        <w:numPr>
+          <w:ilvl w:val="0"/>
+          <w:numId w:val="1014"/>
+        </w:numPr>
+        <w:pStyle w:val="Compact"/>
+      </w:pPr>
+      <w:r>
+        <w:t xml:space="preserve">назови термин;</w:t>
+      </w:r>
+    </w:p>
+    <w:p>
+      <w:pPr>
+        <w:numPr>
+          <w:ilvl w:val="0"/>
+          <w:numId w:val="1014"/>
+        </w:numPr>
+        <w:pStyle w:val="Compact"/>
+      </w:pPr>
+      <w:r>
+        <w:t xml:space="preserve">объясни его простыми словами;</w:t>
+      </w:r>
+    </w:p>
+    <w:p>
+      <w:pPr>
+        <w:numPr>
+          <w:ilvl w:val="0"/>
+          <w:numId w:val="1014"/>
+        </w:numPr>
+        <w:pStyle w:val="Compact"/>
+      </w:pPr>
+      <w:r>
+        <w:t xml:space="preserve">покажи небольшой пример.</w:t>
+      </w:r>
+    </w:p>
+    <w:p>
+      <w:pPr>
+        <w:pStyle w:val="FirstParagraph"/>
+      </w:pPr>
+      <w:r>
+        <w:t xml:space="preserve">Не выполняй учебную работу полностью вместо ученика.</w:t>
+      </w:r>
+    </w:p>
+    <w:p>
+      <w:pPr>
+        <w:pStyle w:val="BodyText"/>
+      </w:pPr>
+      <w:r>
+        <w:t xml:space="preserve">Сначала:</w:t>
+      </w:r>
+    </w:p>
+    <w:p>
+      <w:pPr>
+        <w:numPr>
+          <w:ilvl w:val="0"/>
+          <w:numId w:val="1015"/>
+        </w:numPr>
+        <w:pStyle w:val="Compact"/>
+      </w:pPr>
+      <w:r>
+        <w:t xml:space="preserve">задай наводящий вопрос;</w:t>
+      </w:r>
+    </w:p>
+    <w:p>
+      <w:pPr>
+        <w:numPr>
+          <w:ilvl w:val="0"/>
+          <w:numId w:val="1015"/>
+        </w:numPr>
+        <w:pStyle w:val="Compact"/>
+      </w:pPr>
+      <w:r>
+        <w:t xml:space="preserve">дай подсказку;</w:t>
+      </w:r>
+    </w:p>
+    <w:p>
+      <w:pPr>
+        <w:numPr>
+          <w:ilvl w:val="0"/>
+          <w:numId w:val="1015"/>
+        </w:numPr>
+        <w:pStyle w:val="Compact"/>
+      </w:pPr>
+      <w:r>
+        <w:t xml:space="preserve">предложи проверить конкретное место;</w:t>
+      </w:r>
+    </w:p>
+    <w:p>
+      <w:pPr>
+        <w:numPr>
+          <w:ilvl w:val="0"/>
+          <w:numId w:val="1015"/>
+        </w:numPr>
+        <w:pStyle w:val="Compact"/>
+      </w:pPr>
+      <w:r>
+        <w:t xml:space="preserve">покажи небольшой пример.</w:t>
+      </w:r>
+    </w:p>
+    <w:p>
+      <w:pPr>
+        <w:pStyle w:val="FirstParagraph"/>
+      </w:pPr>
+      <w:r>
+        <w:t xml:space="preserve">После этого, если ученик всё ещё не понимает, покажи решение и объясни его.</w:t>
+      </w:r>
+    </w:p>
+    <w:p>
+      <w:pPr>
+        <w:pStyle w:val="BodyText"/>
+      </w:pPr>
+      <w:r>
+        <w:t xml:space="preserve">При анализе ошибки используй формат:</w:t>
+      </w:r>
+    </w:p>
+    <w:p>
+      <w:pPr>
+        <w:numPr>
+          <w:ilvl w:val="0"/>
+          <w:numId w:val="1016"/>
+        </w:numPr>
+        <w:pStyle w:val="Compact"/>
+      </w:pPr>
+      <w:r>
+        <w:t xml:space="preserve">Что произошло</w:t>
+      </w:r>
+    </w:p>
+    <w:p>
+      <w:pPr>
+        <w:numPr>
+          <w:ilvl w:val="0"/>
+          <w:numId w:val="1016"/>
+        </w:numPr>
+        <w:pStyle w:val="Compact"/>
+      </w:pPr>
+      <w:r>
+        <w:t xml:space="preserve">Почему это произошло</w:t>
+      </w:r>
+    </w:p>
+    <w:p>
+      <w:pPr>
+        <w:numPr>
+          <w:ilvl w:val="0"/>
+          <w:numId w:val="1016"/>
+        </w:numPr>
+        <w:pStyle w:val="Compact"/>
+      </w:pPr>
+      <w:r>
+        <w:t xml:space="preserve">Что проверить</w:t>
+      </w:r>
+    </w:p>
+    <w:p>
+      <w:pPr>
+        <w:numPr>
+          <w:ilvl w:val="0"/>
+          <w:numId w:val="1016"/>
+        </w:numPr>
+        <w:pStyle w:val="Compact"/>
+      </w:pPr>
+      <w:r>
+        <w:t xml:space="preserve">Как исправить</w:t>
+      </w:r>
+    </w:p>
+    <w:p>
+      <w:pPr>
+        <w:pStyle w:val="FirstParagraph"/>
+      </w:pPr>
+      <w:r>
+        <w:t xml:space="preserve">При работе с кодом объясняй, что именно было изменено.</w:t>
+      </w:r>
+    </w:p>
+    <w:p>
+      <w:pPr>
+        <w:pStyle w:val="BodyText"/>
+      </w:pPr>
+      <w:r>
+        <w:t xml:space="preserve">Не проси ребёнка сообщать домашний адрес, номер телефона, пароль, данные банковских карт или другие конфиденциальные персональные сведения.</w:t>
+      </w:r>
+    </w:p>
+    <w:p>
+      <w:pPr>
+        <w:pStyle w:val="BodyText"/>
+      </w:pPr>
+      <w:r>
+        <w:t xml:space="preserve">Не инициируй личное общение вне образовательной платформы.</w:t>
+      </w:r>
+    </w:p>
+    <w:p>
+      <w:pPr>
+        <w:pStyle w:val="BodyText"/>
+      </w:pPr>
+      <w:r>
+        <w:t xml:space="preserve">Главная цель:</w:t>
+      </w:r>
+      <w:r>
+        <w:t xml:space="preserve"> </w:t>
+      </w:r>
+      <w:r>
+        <w:rPr>
+          <w:bCs/>
+          <w:b/>
+        </w:rPr>
+        <w:t xml:space="preserve">не написать программу вместо ученика, а научить ученика создавать программу вместе с AI.</w:t>
+      </w:r>
+    </w:p>
+    <w:bookmarkEnd w:id="53"/>
+    <w:bookmarkStart w:id="54" w:name="Xbcf13c4547f805eb9580043bf6aebbe25c22448"/>
+    <w:p>
+      <w:pPr>
+        <w:pStyle w:val="Heading2"/>
+      </w:pPr>
+      <w:r>
+        <w:t xml:space="preserve">16. Контекст AI-консультанта</w:t>
+      </w:r>
+    </w:p>
+    <w:p>
+      <w:pPr>
+        <w:pStyle w:val="FirstParagraph"/>
+      </w:pPr>
+      <w:r>
+        <w:t xml:space="preserve">AI должен получать:</w:t>
+      </w:r>
+    </w:p>
+    <w:p>
+      <w:pPr>
+        <w:numPr>
+          <w:ilvl w:val="0"/>
+          <w:numId w:val="1017"/>
+        </w:numPr>
+        <w:pStyle w:val="Compact"/>
+      </w:pPr>
+      <w:r>
+        <w:t xml:space="preserve">возрастную группу;</w:t>
+      </w:r>
+    </w:p>
+    <w:p>
+      <w:pPr>
+        <w:numPr>
+          <w:ilvl w:val="0"/>
+          <w:numId w:val="1017"/>
+        </w:numPr>
+        <w:pStyle w:val="Compact"/>
+      </w:pPr>
+      <w:r>
+        <w:t xml:space="preserve">учебный уровень;</w:t>
+      </w:r>
+    </w:p>
+    <w:p>
+      <w:pPr>
+        <w:numPr>
+          <w:ilvl w:val="0"/>
+          <w:numId w:val="1017"/>
+        </w:numPr>
+        <w:pStyle w:val="Compact"/>
+      </w:pPr>
+      <w:r>
+        <w:t xml:space="preserve">номер урока;</w:t>
+      </w:r>
+    </w:p>
+    <w:p>
+      <w:pPr>
+        <w:numPr>
+          <w:ilvl w:val="0"/>
+          <w:numId w:val="1017"/>
+        </w:numPr>
+        <w:pStyle w:val="Compact"/>
+      </w:pPr>
+      <w:r>
+        <w:t xml:space="preserve">тему урока;</w:t>
+      </w:r>
+    </w:p>
+    <w:p>
+      <w:pPr>
+        <w:numPr>
+          <w:ilvl w:val="0"/>
+          <w:numId w:val="1017"/>
+        </w:numPr>
+        <w:pStyle w:val="Compact"/>
+      </w:pPr>
+      <w:r>
+        <w:t xml:space="preserve">выполненные задания;</w:t>
+      </w:r>
+    </w:p>
+    <w:p>
+      <w:pPr>
+        <w:numPr>
+          <w:ilvl w:val="0"/>
+          <w:numId w:val="1017"/>
+        </w:numPr>
+        <w:pStyle w:val="Compact"/>
+      </w:pPr>
+      <w:r>
+        <w:t xml:space="preserve">текущий проект;</w:t>
+      </w:r>
+    </w:p>
+    <w:p>
+      <w:pPr>
+        <w:numPr>
+          <w:ilvl w:val="0"/>
+          <w:numId w:val="1017"/>
+        </w:numPr>
+        <w:pStyle w:val="Compact"/>
+      </w:pPr>
+      <w:r>
+        <w:t xml:space="preserve">код проекта при запросе помощи;</w:t>
+      </w:r>
+    </w:p>
+    <w:p>
+      <w:pPr>
+        <w:numPr>
+          <w:ilvl w:val="0"/>
+          <w:numId w:val="1017"/>
+        </w:numPr>
+        <w:pStyle w:val="Compact"/>
+      </w:pPr>
+      <w:r>
+        <w:t xml:space="preserve">предыдущие вопросы текущей учебной сессии.</w:t>
+      </w:r>
+    </w:p>
+    <w:p>
+      <w:pPr>
+        <w:pStyle w:val="FirstParagraph"/>
+      </w:pPr>
+      <w:r>
+        <w:t xml:space="preserve">Пример:</w:t>
+      </w:r>
+    </w:p>
+    <w:p>
+      <w:pPr>
+        <w:pStyle w:val="SourceCode"/>
+      </w:pPr>
+      <w:r>
+        <w:rPr>
+          <w:rStyle w:val="VerbatimChar"/>
+        </w:rPr>
+        <w:t xml:space="preserve">STUDENT_LEVEL = START</w:t>
+      </w:r>
+      <w:r>
+        <w:br/>
+      </w:r>
+      <w:r>
+        <w:rPr>
+          <w:rStyle w:val="VerbatimChar"/>
+        </w:rPr>
+        <w:t xml:space="preserve">CURRENT_LESSON = 5</w:t>
+      </w:r>
+      <w:r>
+        <w:br/>
+      </w:r>
+      <w:r>
+        <w:rPr>
+          <w:rStyle w:val="VerbatimChar"/>
+        </w:rPr>
+        <w:t xml:space="preserve">LESSON_TOPIC = JavaScript — события</w:t>
+      </w:r>
+      <w:r>
+        <w:br/>
+      </w:r>
+      <w:r>
+        <w:rPr>
+          <w:rStyle w:val="VerbatimChar"/>
+        </w:rPr>
+        <w:t xml:space="preserve">PROJECT = Викторина</w:t>
+      </w:r>
+      <w:r>
+        <w:br/>
+      </w:r>
+      <w:r>
+        <w:rPr>
+          <w:rStyle w:val="VerbatimChar"/>
+        </w:rPr>
+        <w:t xml:space="preserve">STUDENT_PROGRESS = 40%</w:t>
+      </w:r>
+    </w:p>
+    <w:bookmarkEnd w:id="54"/>
+    <w:bookmarkStart w:id="55" w:name="X94a42201deb27ebeb5949e913dc6d5aa6a8558a"/>
+    <w:p>
+      <w:pPr>
+        <w:pStyle w:val="Heading2"/>
+      </w:pPr>
+      <w:r>
+        <w:t xml:space="preserve">17. Личный кабинет ученика</w:t>
+      </w:r>
+    </w:p>
+    <w:p>
+      <w:pPr>
+        <w:pStyle w:val="FirstParagraph"/>
+      </w:pPr>
+      <w:r>
+        <w:t xml:space="preserve">Показывать:</w:t>
+      </w:r>
+    </w:p>
+    <w:p>
+      <w:pPr>
+        <w:numPr>
+          <w:ilvl w:val="0"/>
+          <w:numId w:val="1018"/>
+        </w:numPr>
+        <w:pStyle w:val="Compact"/>
+      </w:pPr>
+      <w:r>
+        <w:t xml:space="preserve">приветствие;</w:t>
+      </w:r>
+    </w:p>
+    <w:p>
+      <w:pPr>
+        <w:numPr>
+          <w:ilvl w:val="0"/>
+          <w:numId w:val="1018"/>
+        </w:numPr>
+        <w:pStyle w:val="Compact"/>
+      </w:pPr>
+      <w:r>
+        <w:t xml:space="preserve">продолжить урок;</w:t>
+      </w:r>
+    </w:p>
+    <w:p>
+      <w:pPr>
+        <w:numPr>
+          <w:ilvl w:val="0"/>
+          <w:numId w:val="1018"/>
+        </w:numPr>
+        <w:pStyle w:val="Compact"/>
+      </w:pPr>
+      <w:r>
+        <w:t xml:space="preserve">прогресс;</w:t>
+      </w:r>
+    </w:p>
+    <w:p>
+      <w:pPr>
+        <w:numPr>
+          <w:ilvl w:val="0"/>
+          <w:numId w:val="1018"/>
+        </w:numPr>
+        <w:pStyle w:val="Compact"/>
+      </w:pPr>
+      <w:r>
+        <w:t xml:space="preserve">текущий проект;</w:t>
+      </w:r>
+    </w:p>
+    <w:p>
+      <w:pPr>
+        <w:numPr>
+          <w:ilvl w:val="0"/>
+          <w:numId w:val="1018"/>
+        </w:numPr>
+        <w:pStyle w:val="Compact"/>
+      </w:pPr>
+      <w:r>
+        <w:t xml:space="preserve">следующее занятие;</w:t>
+      </w:r>
+    </w:p>
+    <w:p>
+      <w:pPr>
+        <w:numPr>
+          <w:ilvl w:val="0"/>
+          <w:numId w:val="1018"/>
+        </w:numPr>
+        <w:pStyle w:val="Compact"/>
+      </w:pPr>
+      <w:r>
+        <w:t xml:space="preserve">достижения.</w:t>
+      </w:r>
+    </w:p>
+    <w:bookmarkEnd w:id="55"/>
+    <w:bookmarkStart w:id="56" w:name="Xca29166fdf0fa2db588f934fa78080663319e4e"/>
+    <w:p>
+      <w:pPr>
+        <w:pStyle w:val="Heading2"/>
+      </w:pPr>
+      <w:r>
+        <w:t xml:space="preserve">18. Раздел «Мои проекты»</w:t>
+      </w:r>
+    </w:p>
+    <w:p>
+      <w:pPr>
+        <w:pStyle w:val="FirstParagraph"/>
+      </w:pPr>
+      <w:r>
+        <w:t xml:space="preserve">Хранить:</w:t>
+      </w:r>
+    </w:p>
+    <w:p>
+      <w:pPr>
+        <w:numPr>
+          <w:ilvl w:val="0"/>
+          <w:numId w:val="1019"/>
+        </w:numPr>
+        <w:pStyle w:val="Compact"/>
+      </w:pPr>
+      <w:r>
+        <w:t xml:space="preserve">название;</w:t>
+      </w:r>
+    </w:p>
+    <w:p>
+      <w:pPr>
+        <w:numPr>
+          <w:ilvl w:val="0"/>
+          <w:numId w:val="1019"/>
+        </w:numPr>
+        <w:pStyle w:val="Compact"/>
+      </w:pPr>
+      <w:r>
+        <w:t xml:space="preserve">описание;</w:t>
+      </w:r>
+    </w:p>
+    <w:p>
+      <w:pPr>
+        <w:numPr>
+          <w:ilvl w:val="0"/>
+          <w:numId w:val="1019"/>
+        </w:numPr>
+        <w:pStyle w:val="Compact"/>
+      </w:pPr>
+      <w:r>
+        <w:t xml:space="preserve">дату создания;</w:t>
+      </w:r>
+    </w:p>
+    <w:p>
+      <w:pPr>
+        <w:numPr>
+          <w:ilvl w:val="0"/>
+          <w:numId w:val="1019"/>
+        </w:numPr>
+        <w:pStyle w:val="Compact"/>
+      </w:pPr>
+      <w:r>
+        <w:t xml:space="preserve">preview;</w:t>
+      </w:r>
+    </w:p>
+    <w:p>
+      <w:pPr>
+        <w:numPr>
+          <w:ilvl w:val="0"/>
+          <w:numId w:val="1019"/>
+        </w:numPr>
+        <w:pStyle w:val="Compact"/>
+      </w:pPr>
+      <w:r>
+        <w:t xml:space="preserve">исходный код;</w:t>
+      </w:r>
+    </w:p>
+    <w:p>
+      <w:pPr>
+        <w:numPr>
+          <w:ilvl w:val="0"/>
+          <w:numId w:val="1019"/>
+        </w:numPr>
+        <w:pStyle w:val="Compact"/>
+      </w:pPr>
+      <w:r>
+        <w:t xml:space="preserve">текущую версию;</w:t>
+      </w:r>
+    </w:p>
+    <w:p>
+      <w:pPr>
+        <w:numPr>
+          <w:ilvl w:val="0"/>
+          <w:numId w:val="1019"/>
+        </w:numPr>
+        <w:pStyle w:val="Compact"/>
+      </w:pPr>
+      <w:r>
+        <w:t xml:space="preserve">статус.</w:t>
+      </w:r>
+    </w:p>
+    <w:p>
+      <w:pPr>
+        <w:pStyle w:val="FirstParagraph"/>
+      </w:pPr>
+      <w:r>
+        <w:t xml:space="preserve">Статусы:</w:t>
+      </w:r>
+      <w:r>
+        <w:t xml:space="preserve"> </w:t>
+      </w:r>
+      <w:r>
+        <w:rPr>
+          <w:bCs/>
+          <w:b/>
+        </w:rPr>
+        <w:t xml:space="preserve">Идея / Разработка / Тестирование / Готово</w:t>
+      </w:r>
+    </w:p>
+    <w:bookmarkEnd w:id="56"/>
+    <w:bookmarkStart w:id="57" w:name="Xc2983b54d60ed83ae98a0be96cf59638da7d3c4"/>
+    <w:p>
+      <w:pPr>
+        <w:pStyle w:val="Heading2"/>
+      </w:pPr>
+      <w:r>
+        <w:t xml:space="preserve">19. История версий</w:t>
+      </w:r>
+    </w:p>
+    <w:p>
+      <w:pPr>
+        <w:pStyle w:val="FirstParagraph"/>
+      </w:pPr>
+      <w:r>
+        <w:t xml:space="preserve">Пример:</w:t>
+      </w:r>
+    </w:p>
+    <w:p>
+      <w:pPr>
+        <w:numPr>
+          <w:ilvl w:val="0"/>
+          <w:numId w:val="1020"/>
+        </w:numPr>
+        <w:pStyle w:val="Compact"/>
+      </w:pPr>
+      <w:r>
+        <w:t xml:space="preserve">Версия 1 — первая страница</w:t>
+      </w:r>
+    </w:p>
+    <w:p>
+      <w:pPr>
+        <w:numPr>
+          <w:ilvl w:val="0"/>
+          <w:numId w:val="1020"/>
+        </w:numPr>
+        <w:pStyle w:val="Compact"/>
+      </w:pPr>
+      <w:r>
+        <w:t xml:space="preserve">Версия 2 — добавлены кнопки</w:t>
+      </w:r>
+    </w:p>
+    <w:p>
+      <w:pPr>
+        <w:numPr>
+          <w:ilvl w:val="0"/>
+          <w:numId w:val="1020"/>
+        </w:numPr>
+        <w:pStyle w:val="Compact"/>
+      </w:pPr>
+      <w:r>
+        <w:t xml:space="preserve">Версия 3 — добавлен JavaScript</w:t>
+      </w:r>
+    </w:p>
+    <w:p>
+      <w:pPr>
+        <w:numPr>
+          <w:ilvl w:val="0"/>
+          <w:numId w:val="1020"/>
+        </w:numPr>
+        <w:pStyle w:val="Compact"/>
+      </w:pPr>
+      <w:r>
+        <w:t xml:space="preserve">Версия 4 — исправлена ошибка</w:t>
+      </w:r>
+    </w:p>
+    <w:p>
+      <w:pPr>
+        <w:numPr>
+          <w:ilvl w:val="0"/>
+          <w:numId w:val="1020"/>
+        </w:numPr>
+        <w:pStyle w:val="Compact"/>
+      </w:pPr>
+      <w:r>
+        <w:t xml:space="preserve">Версия 5 — финальный проект</w:t>
+      </w:r>
+    </w:p>
+    <w:bookmarkEnd w:id="57"/>
+    <w:bookmarkStart w:id="58" w:name="Xbf8b77b81bc4ffa21847b9a797082a95b0c75e8"/>
+    <w:p>
+      <w:pPr>
+        <w:pStyle w:val="Heading2"/>
+      </w:pPr>
+      <w:r>
+        <w:t xml:space="preserve">20. Прогресс ученика</w:t>
+      </w:r>
+    </w:p>
+    <w:p>
+      <w:pPr>
+        <w:pStyle w:val="FirstParagraph"/>
+      </w:pPr>
+      <w:r>
+        <w:t xml:space="preserve">Отображать процент курса, завершённые уроки, выполненные проекты, навыки и достижения.</w:t>
+      </w:r>
+    </w:p>
+    <w:p>
+      <w:pPr>
+        <w:pStyle w:val="BodyText"/>
+      </w:pPr>
+      <w:r>
+        <w:t xml:space="preserve">Навыки:</w:t>
+      </w:r>
+    </w:p>
+    <w:p>
+      <w:pPr>
+        <w:numPr>
+          <w:ilvl w:val="0"/>
+          <w:numId w:val="1021"/>
+        </w:numPr>
+        <w:pStyle w:val="Compact"/>
+      </w:pPr>
+      <w:r>
+        <w:t xml:space="preserve">Хороший промпт</w:t>
+      </w:r>
+    </w:p>
+    <w:p>
+      <w:pPr>
+        <w:numPr>
+          <w:ilvl w:val="0"/>
+          <w:numId w:val="1021"/>
+        </w:numPr>
+        <w:pStyle w:val="Compact"/>
+      </w:pPr>
+      <w:r>
+        <w:t xml:space="preserve">HTML</w:t>
+      </w:r>
+    </w:p>
+    <w:p>
+      <w:pPr>
+        <w:numPr>
+          <w:ilvl w:val="0"/>
+          <w:numId w:val="1021"/>
+        </w:numPr>
+        <w:pStyle w:val="Compact"/>
+      </w:pPr>
+      <w:r>
+        <w:t xml:space="preserve">CSS</w:t>
+      </w:r>
+    </w:p>
+    <w:p>
+      <w:pPr>
+        <w:numPr>
+          <w:ilvl w:val="0"/>
+          <w:numId w:val="1021"/>
+        </w:numPr>
+        <w:pStyle w:val="Compact"/>
+      </w:pPr>
+      <w:r>
+        <w:t xml:space="preserve">JavaScript Basics</w:t>
+      </w:r>
+    </w:p>
+    <w:p>
+      <w:pPr>
+        <w:numPr>
+          <w:ilvl w:val="0"/>
+          <w:numId w:val="1021"/>
+        </w:numPr>
+        <w:pStyle w:val="Compact"/>
+      </w:pPr>
+      <w:r>
+        <w:t xml:space="preserve">Debugging</w:t>
+      </w:r>
+    </w:p>
+    <w:p>
+      <w:pPr>
+        <w:numPr>
+          <w:ilvl w:val="0"/>
+          <w:numId w:val="1021"/>
+        </w:numPr>
+        <w:pStyle w:val="Compact"/>
+      </w:pPr>
+      <w:r>
+        <w:t xml:space="preserve">API</w:t>
+      </w:r>
+    </w:p>
+    <w:p>
+      <w:pPr>
+        <w:numPr>
+          <w:ilvl w:val="0"/>
+          <w:numId w:val="1021"/>
+        </w:numPr>
+        <w:pStyle w:val="Compact"/>
+      </w:pPr>
+      <w:r>
+        <w:t xml:space="preserve">GitHub</w:t>
+      </w:r>
+    </w:p>
+    <w:bookmarkEnd w:id="58"/>
+    <w:bookmarkStart w:id="59" w:name="Xabd8ade1b6f152226acd24b3f6d76a8f1cd6d40"/>
+    <w:p>
+      <w:pPr>
+        <w:pStyle w:val="Heading2"/>
+      </w:pPr>
+      <w:r>
+        <w:t xml:space="preserve">21. Gamification</w:t>
+      </w:r>
+    </w:p>
+    <w:p>
+      <w:pPr>
+        <w:pStyle w:val="FirstParagraph"/>
+      </w:pPr>
+      <w:r>
+        <w:t xml:space="preserve">Достижения:</w:t>
+      </w:r>
+    </w:p>
+    <w:p>
+      <w:pPr>
+        <w:numPr>
+          <w:ilvl w:val="0"/>
+          <w:numId w:val="1022"/>
+        </w:numPr>
+        <w:pStyle w:val="Compact"/>
+      </w:pPr>
+      <w:r>
+        <w:t xml:space="preserve">Первый промпт</w:t>
+      </w:r>
+    </w:p>
+    <w:p>
+      <w:pPr>
+        <w:numPr>
+          <w:ilvl w:val="0"/>
+          <w:numId w:val="1022"/>
+        </w:numPr>
+        <w:pStyle w:val="Compact"/>
+      </w:pPr>
+      <w:r>
+        <w:t xml:space="preserve">Первый сайт</w:t>
+      </w:r>
+    </w:p>
+    <w:p>
+      <w:pPr>
+        <w:numPr>
+          <w:ilvl w:val="0"/>
+          <w:numId w:val="1022"/>
+        </w:numPr>
+        <w:pStyle w:val="Compact"/>
+      </w:pPr>
+      <w:r>
+        <w:t xml:space="preserve">Охотник за багами</w:t>
+      </w:r>
+    </w:p>
+    <w:p>
+      <w:pPr>
+        <w:numPr>
+          <w:ilvl w:val="0"/>
+          <w:numId w:val="1022"/>
+        </w:numPr>
+        <w:pStyle w:val="Compact"/>
+      </w:pPr>
+      <w:r>
+        <w:t xml:space="preserve">AI-исследователь</w:t>
+      </w:r>
+    </w:p>
+    <w:p>
+      <w:pPr>
+        <w:numPr>
+          <w:ilvl w:val="0"/>
+          <w:numId w:val="1022"/>
+        </w:numPr>
+        <w:pStyle w:val="Compact"/>
+      </w:pPr>
+      <w:r>
+        <w:t xml:space="preserve">10 исправленных ошибок</w:t>
+      </w:r>
+    </w:p>
+    <w:p>
+      <w:pPr>
+        <w:numPr>
+          <w:ilvl w:val="0"/>
+          <w:numId w:val="1022"/>
+        </w:numPr>
+        <w:pStyle w:val="Compact"/>
+      </w:pPr>
+      <w:r>
+        <w:t xml:space="preserve">Первое приложение</w:t>
+      </w:r>
+    </w:p>
+    <w:p>
+      <w:pPr>
+        <w:numPr>
+          <w:ilvl w:val="0"/>
+          <w:numId w:val="1022"/>
+        </w:numPr>
+        <w:pStyle w:val="Compact"/>
+      </w:pPr>
+      <w:r>
+        <w:t xml:space="preserve">Мастер промптов</w:t>
+      </w:r>
+    </w:p>
+    <w:p>
+      <w:pPr>
+        <w:numPr>
+          <w:ilvl w:val="0"/>
+          <w:numId w:val="1022"/>
+        </w:numPr>
+        <w:pStyle w:val="Compact"/>
+      </w:pPr>
+      <w:r>
+        <w:t xml:space="preserve">VibeCoder</w:t>
+      </w:r>
+    </w:p>
+    <w:p>
+      <w:pPr>
+        <w:pStyle w:val="FirstParagraph"/>
+      </w:pPr>
+      <w:r>
+        <w:t xml:space="preserve">Игровая механика мотивирует, но не должна создавать стрессовое соревнование.</w:t>
+      </w:r>
+    </w:p>
+    <w:bookmarkEnd w:id="59"/>
+    <w:bookmarkStart w:id="60" w:name="Xdb1f6d22ab53d902f91f481eb2d0043c63b3878"/>
+    <w:p>
+      <w:pPr>
+        <w:pStyle w:val="Heading2"/>
+      </w:pPr>
+      <w:r>
+        <w:t xml:space="preserve">22. Раздел для родителей</w:t>
+      </w:r>
+    </w:p>
+    <w:p>
+      <w:pPr>
+        <w:pStyle w:val="FirstParagraph"/>
+      </w:pPr>
+      <w:r>
+        <w:t xml:space="preserve">Содержит:</w:t>
+      </w:r>
+    </w:p>
+    <w:p>
+      <w:pPr>
+        <w:numPr>
+          <w:ilvl w:val="0"/>
+          <w:numId w:val="1023"/>
+        </w:numPr>
+        <w:pStyle w:val="Compact"/>
+      </w:pPr>
+      <w:r>
+        <w:t xml:space="preserve">чему обучается ребёнок;</w:t>
+      </w:r>
+    </w:p>
+    <w:p>
+      <w:pPr>
+        <w:numPr>
+          <w:ilvl w:val="0"/>
+          <w:numId w:val="1023"/>
+        </w:numPr>
+        <w:pStyle w:val="Compact"/>
+      </w:pPr>
+      <w:r>
+        <w:t xml:space="preserve">чем вайбкодинг отличается от традиционного программирования;</w:t>
+      </w:r>
+    </w:p>
+    <w:p>
+      <w:pPr>
+        <w:numPr>
+          <w:ilvl w:val="0"/>
+          <w:numId w:val="1023"/>
+        </w:numPr>
+        <w:pStyle w:val="Compact"/>
+      </w:pPr>
+      <w:r>
+        <w:t xml:space="preserve">роль программирования в эпоху AI;</w:t>
+      </w:r>
+    </w:p>
+    <w:p>
+      <w:pPr>
+        <w:numPr>
+          <w:ilvl w:val="0"/>
+          <w:numId w:val="1023"/>
+        </w:numPr>
+        <w:pStyle w:val="Compact"/>
+      </w:pPr>
+      <w:r>
+        <w:t xml:space="preserve">важность проверки результата AI;</w:t>
+      </w:r>
+    </w:p>
+    <w:p>
+      <w:pPr>
+        <w:numPr>
+          <w:ilvl w:val="0"/>
+          <w:numId w:val="1023"/>
+        </w:numPr>
+        <w:pStyle w:val="Compact"/>
+      </w:pPr>
+      <w:r>
+        <w:t xml:space="preserve">правила безопасности;</w:t>
+      </w:r>
+    </w:p>
+    <w:p>
+      <w:pPr>
+        <w:numPr>
+          <w:ilvl w:val="0"/>
+          <w:numId w:val="1023"/>
+        </w:numPr>
+        <w:pStyle w:val="Compact"/>
+      </w:pPr>
+      <w:r>
+        <w:t xml:space="preserve">программу курса;</w:t>
+      </w:r>
+    </w:p>
+    <w:p>
+      <w:pPr>
+        <w:numPr>
+          <w:ilvl w:val="0"/>
+          <w:numId w:val="1023"/>
+        </w:numPr>
+        <w:pStyle w:val="Compact"/>
+      </w:pPr>
+      <w:r>
+        <w:t xml:space="preserve">календарь;</w:t>
+      </w:r>
+    </w:p>
+    <w:p>
+      <w:pPr>
+        <w:numPr>
+          <w:ilvl w:val="0"/>
+          <w:numId w:val="1023"/>
+        </w:numPr>
+        <w:pStyle w:val="Compact"/>
+      </w:pPr>
+      <w:r>
+        <w:t xml:space="preserve">сведения о руководителе школы.</w:t>
+      </w:r>
+    </w:p>
+    <w:p>
+      <w:pPr>
+        <w:pStyle w:val="FirstParagraph"/>
+      </w:pPr>
+      <w:r>
+        <w:t xml:space="preserve">Персональный прогресс доступен только авторизованному родителю/законному представителю.</w:t>
+      </w:r>
+    </w:p>
+    <w:bookmarkEnd w:id="60"/>
+    <w:bookmarkStart w:id="62" w:name="Xd6ac5e858028368b4f0861a03a2db78b0eea8f2"/>
+    <w:p>
+      <w:pPr>
+        <w:pStyle w:val="Heading2"/>
+      </w:pPr>
+      <w:r>
+        <w:t xml:space="preserve">23. Раздел «О школе»</w:t>
+      </w:r>
+    </w:p>
+    <w:bookmarkStart w:id="61" w:name="руководитель-школы"/>
+    <w:p>
+      <w:pPr>
+        <w:pStyle w:val="Heading3"/>
+      </w:pPr>
+      <w:r>
+        <w:t xml:space="preserve">Руководитель школы</w:t>
+      </w:r>
+    </w:p>
+    <w:p>
+      <w:pPr>
+        <w:pStyle w:val="FirstParagraph"/>
+      </w:pPr>
+      <w:r>
+        <w:rPr>
+          <w:bCs/>
+          <w:b/>
+        </w:rPr>
+        <w:t xml:space="preserve">Броварник Александр Алексеевич</w:t>
+      </w:r>
+    </w:p>
+    <w:p>
+      <w:pPr>
+        <w:pStyle w:val="BodyText"/>
+      </w:pPr>
+      <w:r>
+        <w:t xml:space="preserve">Предусмотреть:</w:t>
+      </w:r>
+    </w:p>
+    <w:p>
+      <w:pPr>
+        <w:numPr>
+          <w:ilvl w:val="0"/>
+          <w:numId w:val="1024"/>
+        </w:numPr>
+        <w:pStyle w:val="Compact"/>
+      </w:pPr>
+      <w:r>
+        <w:t xml:space="preserve">фотографию;</w:t>
+      </w:r>
+    </w:p>
+    <w:p>
+      <w:pPr>
+        <w:numPr>
+          <w:ilvl w:val="0"/>
+          <w:numId w:val="1024"/>
+        </w:numPr>
+        <w:pStyle w:val="Compact"/>
+      </w:pPr>
+      <w:r>
+        <w:t xml:space="preserve">краткую биографию;</w:t>
+      </w:r>
+    </w:p>
+    <w:p>
+      <w:pPr>
+        <w:numPr>
+          <w:ilvl w:val="0"/>
+          <w:numId w:val="1024"/>
+        </w:numPr>
+        <w:pStyle w:val="Compact"/>
+      </w:pPr>
+      <w:r>
+        <w:t xml:space="preserve">опыт;</w:t>
+      </w:r>
+    </w:p>
+    <w:p>
+      <w:pPr>
+        <w:numPr>
+          <w:ilvl w:val="0"/>
+          <w:numId w:val="1024"/>
+        </w:numPr>
+        <w:pStyle w:val="Compact"/>
+      </w:pPr>
+      <w:r>
+        <w:t xml:space="preserve">образовательную концепцию;</w:t>
+      </w:r>
+    </w:p>
+    <w:p>
+      <w:pPr>
+        <w:numPr>
+          <w:ilvl w:val="0"/>
+          <w:numId w:val="1024"/>
+        </w:numPr>
+        <w:pStyle w:val="Compact"/>
+      </w:pPr>
+      <w:r>
+        <w:t xml:space="preserve">обращение к ученикам и родителям.</w:t>
+      </w:r>
+    </w:p>
+    <w:p>
+      <w:pPr>
+        <w:pStyle w:val="FirstParagraph"/>
+      </w:pPr>
+      <w:r>
+        <w:t xml:space="preserve">Текстовая заготовка:</w:t>
+      </w:r>
+    </w:p>
+    <w:p>
+      <w:pPr>
+        <w:pStyle w:val="BlockText"/>
+      </w:pPr>
+      <w:r>
+        <w:t xml:space="preserve">Наша задача — научить детей не просто пользоваться искусственным интеллектом, а думать, ставить задачи, проверять результат и создавать собственные цифровые проекты. AI становится инструментом ученика, а не заменой его мышления.</w:t>
+      </w:r>
+    </w:p>
+    <w:bookmarkEnd w:id="61"/>
+    <w:bookmarkEnd w:id="62"/>
+    <w:bookmarkStart w:id="63" w:name="X0d0a0957f9bb1265baaa6fa0c199df54ec85588"/>
+    <w:p>
+      <w:pPr>
+        <w:pStyle w:val="Heading2"/>
+      </w:pPr>
+      <w:r>
+        <w:t xml:space="preserve">24. Панель администратора</w:t>
+      </w:r>
+    </w:p>
+    <w:p>
+      <w:pPr>
+        <w:pStyle w:val="FirstParagraph"/>
+      </w:pPr>
+      <w:r>
+        <w:t xml:space="preserve">Роли: Administrator / Teacher.</w:t>
+      </w:r>
+    </w:p>
+    <w:p>
+      <w:pPr>
+        <w:pStyle w:val="BodyText"/>
+      </w:pPr>
+      <w:r>
+        <w:t xml:space="preserve">Функции:</w:t>
+      </w:r>
+    </w:p>
+    <w:p>
+      <w:pPr>
+        <w:numPr>
+          <w:ilvl w:val="0"/>
+          <w:numId w:val="1025"/>
+        </w:numPr>
+        <w:pStyle w:val="Compact"/>
+      </w:pPr>
+      <w:r>
+        <w:t xml:space="preserve">программы;</w:t>
+      </w:r>
+    </w:p>
+    <w:p>
+      <w:pPr>
+        <w:numPr>
+          <w:ilvl w:val="0"/>
+          <w:numId w:val="1025"/>
+        </w:numPr>
+        <w:pStyle w:val="Compact"/>
+      </w:pPr>
+      <w:r>
+        <w:t xml:space="preserve">курсы;</w:t>
+      </w:r>
+    </w:p>
+    <w:p>
+      <w:pPr>
+        <w:numPr>
+          <w:ilvl w:val="0"/>
+          <w:numId w:val="1025"/>
+        </w:numPr>
+        <w:pStyle w:val="Compact"/>
+      </w:pPr>
+      <w:r>
+        <w:t xml:space="preserve">уроки;</w:t>
+      </w:r>
+    </w:p>
+    <w:p>
+      <w:pPr>
+        <w:numPr>
+          <w:ilvl w:val="0"/>
+          <w:numId w:val="1025"/>
+        </w:numPr>
+        <w:pStyle w:val="Compact"/>
+      </w:pPr>
+      <w:r>
+        <w:t xml:space="preserve">календарь;</w:t>
+      </w:r>
+    </w:p>
+    <w:p>
+      <w:pPr>
+        <w:numPr>
+          <w:ilvl w:val="0"/>
+          <w:numId w:val="1025"/>
+        </w:numPr>
+        <w:pStyle w:val="Compact"/>
+      </w:pPr>
+      <w:r>
+        <w:t xml:space="preserve">задания;</w:t>
+      </w:r>
+    </w:p>
+    <w:p>
+      <w:pPr>
+        <w:numPr>
+          <w:ilvl w:val="0"/>
+          <w:numId w:val="1025"/>
+        </w:numPr>
+        <w:pStyle w:val="Compact"/>
+      </w:pPr>
+      <w:r>
+        <w:t xml:space="preserve">материалы;</w:t>
+      </w:r>
+    </w:p>
+    <w:p>
+      <w:pPr>
+        <w:numPr>
+          <w:ilvl w:val="0"/>
+          <w:numId w:val="1025"/>
+        </w:numPr>
+        <w:pStyle w:val="Compact"/>
+      </w:pPr>
+      <w:r>
+        <w:t xml:space="preserve">ученики;</w:t>
+      </w:r>
+    </w:p>
+    <w:p>
+      <w:pPr>
+        <w:numPr>
+          <w:ilvl w:val="0"/>
+          <w:numId w:val="1025"/>
+        </w:numPr>
+        <w:pStyle w:val="Compact"/>
+      </w:pPr>
+      <w:r>
+        <w:t xml:space="preserve">прогресс;</w:t>
+      </w:r>
+    </w:p>
+    <w:p>
+      <w:pPr>
+        <w:numPr>
+          <w:ilvl w:val="0"/>
+          <w:numId w:val="1025"/>
+        </w:numPr>
+        <w:pStyle w:val="Compact"/>
+      </w:pPr>
+      <w:r>
+        <w:t xml:space="preserve">проекты;</w:t>
+      </w:r>
+    </w:p>
+    <w:p>
+      <w:pPr>
+        <w:numPr>
+          <w:ilvl w:val="0"/>
+          <w:numId w:val="1025"/>
+        </w:numPr>
+        <w:pStyle w:val="Compact"/>
+      </w:pPr>
+      <w:r>
+        <w:t xml:space="preserve">комментарии;</w:t>
+      </w:r>
+    </w:p>
+    <w:p>
+      <w:pPr>
+        <w:numPr>
+          <w:ilvl w:val="0"/>
+          <w:numId w:val="1025"/>
+        </w:numPr>
+        <w:pStyle w:val="Compact"/>
+      </w:pPr>
+      <w:r>
+        <w:t xml:space="preserve">объявления.</w:t>
+      </w:r>
+    </w:p>
+    <w:bookmarkEnd w:id="63"/>
+    <w:bookmarkStart w:id="64" w:name="Xef887f78b1f35d967c551ae58c9a749623c434f"/>
+    <w:p>
+      <w:pPr>
+        <w:pStyle w:val="Heading2"/>
+      </w:pPr>
+      <w:r>
+        <w:t xml:space="preserve">25. CMS учебных материалов</w:t>
+      </w:r>
+    </w:p>
+    <w:p>
+      <w:pPr>
+        <w:pStyle w:val="FirstParagraph"/>
+      </w:pPr>
+      <w:r>
+        <w:t xml:space="preserve">Не hardcode-ить уроки в интерфейс.</w:t>
+      </w:r>
+    </w:p>
+    <w:p>
+      <w:pPr>
+        <w:pStyle w:val="BodyText"/>
+      </w:pPr>
+      <w:r>
+        <w:t xml:space="preserve">Основные сущности:</w:t>
+      </w:r>
+    </w:p>
+    <w:p>
+      <w:pPr>
+        <w:pStyle w:val="SourceCode"/>
+      </w:pPr>
+      <w:r>
+        <w:rPr>
+          <w:rStyle w:val="VerbatimChar"/>
+        </w:rPr>
+        <w:t xml:space="preserve">Course</w:t>
+      </w:r>
+      <w:r>
+        <w:br/>
+      </w:r>
+      <w:r>
+        <w:rPr>
+          <w:rStyle w:val="VerbatimChar"/>
+        </w:rPr>
+        <w:t xml:space="preserve">Module</w:t>
+      </w:r>
+      <w:r>
+        <w:br/>
+      </w:r>
+      <w:r>
+        <w:rPr>
+          <w:rStyle w:val="VerbatimChar"/>
+        </w:rPr>
+        <w:t xml:space="preserve">Lesson</w:t>
+      </w:r>
+      <w:r>
+        <w:br/>
+      </w:r>
+      <w:r>
+        <w:rPr>
+          <w:rStyle w:val="VerbatimChar"/>
+        </w:rPr>
+        <w:t xml:space="preserve">LessonSection</w:t>
+      </w:r>
+      <w:r>
+        <w:br/>
+      </w:r>
+      <w:r>
+        <w:rPr>
+          <w:rStyle w:val="VerbatimChar"/>
+        </w:rPr>
+        <w:t xml:space="preserve">Assignment</w:t>
+      </w:r>
+      <w:r>
+        <w:br/>
+      </w:r>
+      <w:r>
+        <w:rPr>
+          <w:rStyle w:val="VerbatimChar"/>
+        </w:rPr>
+        <w:t xml:space="preserve">Project</w:t>
+      </w:r>
+      <w:r>
+        <w:br/>
+      </w:r>
+      <w:r>
+        <w:rPr>
+          <w:rStyle w:val="VerbatimChar"/>
+        </w:rPr>
+        <w:t xml:space="preserve">Quiz</w:t>
+      </w:r>
+      <w:r>
+        <w:br/>
+      </w:r>
+      <w:r>
+        <w:rPr>
+          <w:rStyle w:val="VerbatimChar"/>
+        </w:rPr>
+        <w:t xml:space="preserve">Achievement</w:t>
+      </w:r>
+    </w:p>
+    <w:bookmarkEnd w:id="64"/>
+    <w:bookmarkStart w:id="65" w:name="X04fdcf8b26681b07fa76aa204a238df55964649"/>
+    <w:p>
+      <w:pPr>
+        <w:pStyle w:val="Heading2"/>
+      </w:pPr>
+      <w:r>
+        <w:t xml:space="preserve">26. Модель данных</w:t>
+      </w:r>
+    </w:p>
+    <w:p>
+      <w:pPr>
+        <w:pStyle w:val="SourceCode"/>
+      </w:pPr>
+      <w:r>
+        <w:rPr>
+          <w:rStyle w:val="VerbatimChar"/>
+        </w:rPr>
+        <w:t xml:space="preserve">User</w:t>
+      </w:r>
+      <w:r>
+        <w:br/>
+      </w:r>
+      <w:r>
+        <w:rPr>
+          <w:rStyle w:val="VerbatimChar"/>
+        </w:rPr>
+        <w:t xml:space="preserve">StudentProfile</w:t>
+      </w:r>
+      <w:r>
+        <w:br/>
+      </w:r>
+      <w:r>
+        <w:rPr>
+          <w:rStyle w:val="VerbatimChar"/>
+        </w:rPr>
+        <w:t xml:space="preserve">ParentProfile</w:t>
+      </w:r>
+      <w:r>
+        <w:br/>
+      </w:r>
+      <w:r>
+        <w:rPr>
+          <w:rStyle w:val="VerbatimChar"/>
+        </w:rPr>
+        <w:t xml:space="preserve">Course</w:t>
+      </w:r>
+      <w:r>
+        <w:br/>
+      </w:r>
+      <w:r>
+        <w:rPr>
+          <w:rStyle w:val="VerbatimChar"/>
+        </w:rPr>
+        <w:t xml:space="preserve">Enrollment</w:t>
+      </w:r>
+      <w:r>
+        <w:br/>
+      </w:r>
+      <w:r>
+        <w:rPr>
+          <w:rStyle w:val="VerbatimChar"/>
+        </w:rPr>
+        <w:t xml:space="preserve">Module</w:t>
+      </w:r>
+      <w:r>
+        <w:br/>
+      </w:r>
+      <w:r>
+        <w:rPr>
+          <w:rStyle w:val="VerbatimChar"/>
+        </w:rPr>
+        <w:t xml:space="preserve">Lesson</w:t>
+      </w:r>
+      <w:r>
+        <w:br/>
+      </w:r>
+      <w:r>
+        <w:rPr>
+          <w:rStyle w:val="VerbatimChar"/>
+        </w:rPr>
+        <w:t xml:space="preserve">LessonProgress</w:t>
+      </w:r>
+      <w:r>
+        <w:br/>
+      </w:r>
+      <w:r>
+        <w:rPr>
+          <w:rStyle w:val="VerbatimChar"/>
+        </w:rPr>
+        <w:t xml:space="preserve">Assignment</w:t>
+      </w:r>
+      <w:r>
+        <w:br/>
+      </w:r>
+      <w:r>
+        <w:rPr>
+          <w:rStyle w:val="VerbatimChar"/>
+        </w:rPr>
+        <w:t xml:space="preserve">Submission</w:t>
+      </w:r>
+      <w:r>
+        <w:br/>
+      </w:r>
+      <w:r>
+        <w:rPr>
+          <w:rStyle w:val="VerbatimChar"/>
+        </w:rPr>
+        <w:t xml:space="preserve">Project</w:t>
+      </w:r>
+      <w:r>
+        <w:br/>
+      </w:r>
+      <w:r>
+        <w:rPr>
+          <w:rStyle w:val="VerbatimChar"/>
+        </w:rPr>
+        <w:t xml:space="preserve">ProjectVersion</w:t>
+      </w:r>
+      <w:r>
+        <w:br/>
+      </w:r>
+      <w:r>
+        <w:rPr>
+          <w:rStyle w:val="VerbatimChar"/>
+        </w:rPr>
+        <w:t xml:space="preserve">AIConversation</w:t>
+      </w:r>
+      <w:r>
+        <w:br/>
+      </w:r>
+      <w:r>
+        <w:rPr>
+          <w:rStyle w:val="VerbatimChar"/>
+        </w:rPr>
+        <w:t xml:space="preserve">Achievement</w:t>
+      </w:r>
+      <w:r>
+        <w:br/>
+      </w:r>
+      <w:r>
+        <w:rPr>
+          <w:rStyle w:val="VerbatimChar"/>
+        </w:rPr>
+        <w:t xml:space="preserve">ScheduleEvent</w:t>
+      </w:r>
+      <w:r>
+        <w:br/>
+      </w:r>
+      <w:r>
+        <w:rPr>
+          <w:rStyle w:val="VerbatimChar"/>
+        </w:rPr>
+        <w:t xml:space="preserve">Notification</w:t>
+      </w:r>
+    </w:p>
+    <w:bookmarkEnd w:id="65"/>
+    <w:bookmarkStart w:id="66" w:name="Xa5d009f8565912e4c9a171dc3cd7c648f8b7673"/>
+    <w:p>
+      <w:pPr>
+        <w:pStyle w:val="Heading2"/>
+      </w:pPr>
+      <w:r>
+        <w:t xml:space="preserve">27. Роли пользователей</w:t>
+      </w:r>
+    </w:p>
+    <w:p>
+      <w:pPr>
+        <w:pStyle w:val="SourceCode"/>
+      </w:pPr>
+      <w:r>
+        <w:rPr>
+          <w:rStyle w:val="VerbatimChar"/>
+        </w:rPr>
+        <w:t xml:space="preserve">STUDENT</w:t>
+      </w:r>
+      <w:r>
+        <w:br/>
+      </w:r>
+      <w:r>
+        <w:rPr>
+          <w:rStyle w:val="VerbatimChar"/>
+        </w:rPr>
+        <w:t xml:space="preserve">PARENT</w:t>
+      </w:r>
+      <w:r>
+        <w:br/>
+      </w:r>
+      <w:r>
+        <w:rPr>
+          <w:rStyle w:val="VerbatimChar"/>
+        </w:rPr>
+        <w:t xml:space="preserve">TEACHER</w:t>
+      </w:r>
+      <w:r>
+        <w:br/>
+      </w:r>
+      <w:r>
+        <w:rPr>
+          <w:rStyle w:val="VerbatimChar"/>
+        </w:rPr>
+        <w:t xml:space="preserve">ADMIN</w:t>
+      </w:r>
+    </w:p>
+    <w:p>
+      <w:pPr>
+        <w:pStyle w:val="FirstParagraph"/>
+      </w:pPr>
+      <w:r>
+        <w:t xml:space="preserve">Права строго разграничиваются.</w:t>
+      </w:r>
+    </w:p>
+    <w:bookmarkEnd w:id="66"/>
+    <w:bookmarkStart w:id="67" w:name="Xfdc558a79c07e69b186df3b37b38e202e9bfbac"/>
+    <w:p>
+      <w:pPr>
+        <w:pStyle w:val="Heading2"/>
+      </w:pPr>
+      <w:r>
+        <w:t xml:space="preserve">28. Безопасность детей</w:t>
+      </w:r>
+    </w:p>
+    <w:p>
+      <w:pPr>
+        <w:pStyle w:val="FirstParagraph"/>
+      </w:pPr>
+      <w:r>
+        <w:t xml:space="preserve">Обязательный принцип:</w:t>
+      </w:r>
+      <w:r>
+        <w:t xml:space="preserve"> </w:t>
+      </w:r>
+      <w:r>
+        <w:rPr>
+          <w:bCs/>
+          <w:b/>
+        </w:rPr>
         <w:t xml:space="preserve">privacy by design</w:t>
       </w:r>
       <w:r>
-        <w:t xml:space="preserve">. Не собирать лишние персональные данные детей. Gemini API key хранить только на серверной стороне. Системный prompt не передавать клиенту. Перед production-запуском провести отдельную юридическую проверку обработки данных несовершеннолетних.</w:t>
-      </w:r>
-    </w:p>
-    <w:bookmarkEnd w:id="26"/>
-    <w:bookmarkStart w:id="27" w:name="архитектура"/>
+        <w:t xml:space="preserve">.</w:t>
+      </w:r>
+    </w:p>
+    <w:p>
+      <w:pPr>
+        <w:pStyle w:val="BodyText"/>
+      </w:pPr>
+      <w:r>
+        <w:t xml:space="preserve">Не собирать данные, не необходимые для обучения. Минимизировать хранение даты рождения, адреса, телефона, геолокации и других персональных сведений детей.</w:t>
+      </w:r>
+    </w:p>
+    <w:p>
+      <w:pPr>
+        <w:pStyle w:val="BodyText"/>
+      </w:pPr>
+      <w:r>
+        <w:t xml:space="preserve">Перед production-запуском отдельно провести юридическую проверку требований к обработке персональных данных несовершеннолетних.</w:t>
+      </w:r>
+    </w:p>
+    <w:bookmarkEnd w:id="67"/>
+    <w:bookmarkStart w:id="68" w:name="X668aa25ebd422bb9809d5f71471eef70adabc52"/>
     <w:p>
       <w:pPr>
         <w:pStyle w:val="Heading2"/>
       </w:pPr>
       <w:r>
-        <w:t xml:space="preserve">Архитектура</w:t>
+        <w:t xml:space="preserve">29. Безопасность AI</w:t>
       </w:r>
     </w:p>
     <w:p>
@@ -997,7 +4991,7 @@
         <w:pStyle w:val="FirstParagraph"/>
       </w:pPr>
       <w:r>
-        <w:t xml:space="preserve">Frontend: React + TypeScript. Backend: Node.js. Gemini API вызывается исключительно через server-side endpoint. Учебные материалы — data-driven, а не hardcoded.</w:t>
+        <w:t xml:space="preserve">Использовать усиленные ограничения контента для образовательного приложения несовершеннолетних.</w:t>
       </w:r>
     </w:p>
     <w:p>
@@ -1005,7 +4999,81 @@
         <w:pStyle w:val="BodyText"/>
       </w:pPr>
       <w:r>
-        <w:t xml:space="preserve">Основные сущности: User, StudentProfile, ParentProfile, Course, Enrollment, Module, Lesson, LessonProgress, Assignment, Submission, Project, ProjectVersion, AIConversation, Achievement, ScheduleEvent, Notification.</w:t>
+        <w:t xml:space="preserve">Проверять:</w:t>
+      </w:r>
+    </w:p>
+    <w:p>
+      <w:pPr>
+        <w:numPr>
+          <w:ilvl w:val="0"/>
+          <w:numId w:val="1026"/>
+        </w:numPr>
+        <w:pStyle w:val="Compact"/>
+      </w:pPr>
+      <w:r>
+        <w:t xml:space="preserve">запрос ученика;</w:t>
+      </w:r>
+    </w:p>
+    <w:p>
+      <w:pPr>
+        <w:numPr>
+          <w:ilvl w:val="0"/>
+          <w:numId w:val="1026"/>
+        </w:numPr>
+        <w:pStyle w:val="Compact"/>
+      </w:pPr>
+      <w:r>
+        <w:t xml:space="preserve">ответ AI;</w:t>
+      </w:r>
+    </w:p>
+    <w:p>
+      <w:pPr>
+        <w:numPr>
+          <w:ilvl w:val="0"/>
+          <w:numId w:val="1026"/>
+        </w:numPr>
+        <w:pStyle w:val="Compact"/>
+      </w:pPr>
+      <w:r>
+        <w:t xml:space="preserve">потенциально опасный контент;</w:t>
+      </w:r>
+    </w:p>
+    <w:p>
+      <w:pPr>
+        <w:numPr>
+          <w:ilvl w:val="0"/>
+          <w:numId w:val="1026"/>
+        </w:numPr>
+        <w:pStyle w:val="Compact"/>
+      </w:pPr>
+      <w:r>
+        <w:t xml:space="preserve">попытки обхода системного промпта.</w:t>
+      </w:r>
+    </w:p>
+    <w:p>
+      <w:pPr>
+        <w:pStyle w:val="FirstParagraph"/>
+      </w:pPr>
+      <w:r>
+        <w:t xml:space="preserve">System prompt не передавать клиенту.</w:t>
+      </w:r>
+    </w:p>
+    <w:bookmarkEnd w:id="68"/>
+    <w:bookmarkStart w:id="69" w:name="X489c1510835906847020544691abc5ad9b4f1c4"/>
+    <w:p>
+      <w:pPr>
+        <w:pStyle w:val="Heading2"/>
+      </w:pPr>
+      <w:r>
+        <w:t xml:space="preserve">30. API-ключи</w:t>
+      </w:r>
+    </w:p>
+    <w:p>
+      <w:pPr>
+        <w:pStyle w:val="FirstParagraph"/>
+      </w:pPr>
+      <w:r>
+        <w:t xml:space="preserve">Gemini API key никогда не размещать во frontend.</w:t>
       </w:r>
     </w:p>
     <w:p>
@@ -1013,17 +5081,210 @@
         <w:pStyle w:val="BodyText"/>
       </w:pPr>
       <w:r>
-        <w:t xml:space="preserve">Роли: STUDENT, PARENT, TEACHER, ADMIN.</w:t>
-      </w:r>
-    </w:p>
-    <w:bookmarkEnd w:id="27"/>
-    <w:bookmarkStart w:id="28" w:name="критерии-готовности-mvp"/>
+        <w:t xml:space="preserve">Вызовы Gemini выполнять через server-side часть.</w:t>
+      </w:r>
+    </w:p>
+    <w:p>
+      <w:pPr>
+        <w:pStyle w:val="BodyText"/>
+      </w:pPr>
+      <w:r>
+        <w:t xml:space="preserve">Переменная окружения:</w:t>
+      </w:r>
+    </w:p>
+    <w:p>
+      <w:pPr>
+        <w:pStyle w:val="SourceCode"/>
+      </w:pPr>
+      <w:r>
+        <w:rPr>
+          <w:rStyle w:val="VerbatimChar"/>
+        </w:rPr>
+        <w:t xml:space="preserve">GEMINI_API_KEY</w:t>
+      </w:r>
+    </w:p>
+    <w:bookmarkEnd w:id="69"/>
+    <w:bookmarkStart w:id="70" w:name="X80726327ba0b7de997c5fc0ccceba2560621aa8"/>
     <w:p>
       <w:pPr>
         <w:pStyle w:val="Heading2"/>
       </w:pPr>
       <w:r>
-        <w:t xml:space="preserve">Критерии готовности MVP</w:t>
+        <w:t xml:space="preserve">31. Предлагаемая архитектура</w:t>
+      </w:r>
+    </w:p>
+    <w:p>
+      <w:pPr>
+        <w:pStyle w:val="SourceCode"/>
+      </w:pPr>
+      <w:r>
+        <w:rPr>
+          <w:rStyle w:val="VerbatimChar"/>
+        </w:rPr>
+        <w:t xml:space="preserve">WEB BROWSER</w:t>
+      </w:r>
+      <w:r>
+        <w:br/>
+      </w:r>
+      <w:r>
+        <w:rPr>
+          <w:rStyle w:val="VerbatimChar"/>
+        </w:rPr>
+        <w:t xml:space="preserve">     │</w:t>
+      </w:r>
+      <w:r>
+        <w:br/>
+      </w:r>
+      <w:r>
+        <w:rPr>
+          <w:rStyle w:val="VerbatimChar"/>
+        </w:rPr>
+        <w:t xml:space="preserve">     ▼</w:t>
+      </w:r>
+      <w:r>
+        <w:br/>
+      </w:r>
+      <w:r>
+        <w:rPr>
+          <w:rStyle w:val="VerbatimChar"/>
+        </w:rPr>
+        <w:t xml:space="preserve">React Frontend</w:t>
+      </w:r>
+      <w:r>
+        <w:br/>
+      </w:r>
+      <w:r>
+        <w:rPr>
+          <w:rStyle w:val="VerbatimChar"/>
+        </w:rPr>
+        <w:t xml:space="preserve">     │</w:t>
+      </w:r>
+      <w:r>
+        <w:br/>
+      </w:r>
+      <w:r>
+        <w:rPr>
+          <w:rStyle w:val="VerbatimChar"/>
+        </w:rPr>
+        <w:t xml:space="preserve"> HTTPS / REST API</w:t>
+      </w:r>
+      <w:r>
+        <w:br/>
+      </w:r>
+      <w:r>
+        <w:rPr>
+          <w:rStyle w:val="VerbatimChar"/>
+        </w:rPr>
+        <w:t xml:space="preserve">     │</w:t>
+      </w:r>
+      <w:r>
+        <w:br/>
+      </w:r>
+      <w:r>
+        <w:rPr>
+          <w:rStyle w:val="VerbatimChar"/>
+        </w:rPr>
+        <w:t xml:space="preserve">     ▼</w:t>
+      </w:r>
+      <w:r>
+        <w:br/>
+      </w:r>
+      <w:r>
+        <w:rPr>
+          <w:rStyle w:val="VerbatimChar"/>
+        </w:rPr>
+        <w:t xml:space="preserve">Node.js Server</w:t>
+      </w:r>
+      <w:r>
+        <w:br/>
+      </w:r>
+      <w:r>
+        <w:rPr>
+          <w:rStyle w:val="VerbatimChar"/>
+        </w:rPr>
+        <w:t xml:space="preserve"> ┌───┴─────────┐</w:t>
+      </w:r>
+      <w:r>
+        <w:br/>
+      </w:r>
+      <w:r>
+        <w:rPr>
+          <w:rStyle w:val="VerbatimChar"/>
+        </w:rPr>
+        <w:t xml:space="preserve"> ▼             ▼</w:t>
+      </w:r>
+      <w:r>
+        <w:br/>
+      </w:r>
+      <w:r>
+        <w:rPr>
+          <w:rStyle w:val="VerbatimChar"/>
+        </w:rPr>
+        <w:t xml:space="preserve">Database    Gemini API</w:t>
+      </w:r>
+      <w:r>
+        <w:br/>
+      </w:r>
+      <w:r>
+        <w:rPr>
+          <w:rStyle w:val="VerbatimChar"/>
+        </w:rPr>
+        <w:t xml:space="preserve"> │</w:t>
+      </w:r>
+      <w:r>
+        <w:br/>
+      </w:r>
+      <w:r>
+        <w:rPr>
+          <w:rStyle w:val="VerbatimChar"/>
+        </w:rPr>
+        <w:t xml:space="preserve"> ▼</w:t>
+      </w:r>
+      <w:r>
+        <w:br/>
+      </w:r>
+      <w:r>
+        <w:rPr>
+          <w:rStyle w:val="VerbatimChar"/>
+        </w:rPr>
+        <w:t xml:space="preserve">Student Progress</w:t>
+      </w:r>
+      <w:r>
+        <w:br/>
+      </w:r>
+      <w:r>
+        <w:rPr>
+          <w:rStyle w:val="VerbatimChar"/>
+        </w:rPr>
+        <w:t xml:space="preserve">Lessons</w:t>
+      </w:r>
+      <w:r>
+        <w:br/>
+      </w:r>
+      <w:r>
+        <w:rPr>
+          <w:rStyle w:val="VerbatimChar"/>
+        </w:rPr>
+        <w:t xml:space="preserve">Projects</w:t>
+      </w:r>
+      <w:r>
+        <w:br/>
+      </w:r>
+      <w:r>
+        <w:rPr>
+          <w:rStyle w:val="VerbatimChar"/>
+        </w:rPr>
+        <w:t xml:space="preserve">AI history</w:t>
+      </w:r>
+    </w:p>
+    <w:bookmarkEnd w:id="70"/>
+    <w:bookmarkStart w:id="71" w:name="X42eb18b525bc721bb6628b6a3e88790e478ea21"/>
+    <w:p>
+      <w:pPr>
+        <w:pStyle w:val="Heading2"/>
+      </w:pPr>
+      <w:r>
+        <w:t xml:space="preserve">32. Frontend</w:t>
       </w:r>
     </w:p>
     <w:p>
@@ -1031,19 +5292,2523 @@
         <w:pStyle w:val="FirstParagraph"/>
       </w:pPr>
       <w:r>
-        <w:t xml:space="preserve">Ученик может выбрать программу, открыть урок, видеть прогресс, выполнить задание, обратиться к AI-наставнику, создать и сохранить проект и позднее продолжить работу. Администратор может менять учебный контент без переработки интерфейса.</w:t>
-      </w:r>
-    </w:p>
-    <w:p>
-      <w:pPr>
-        <w:pStyle w:val="BlockText"/>
-      </w:pPr>
-      <w:r>
-        <w:t xml:space="preserve">Примечание: исходная полная версия ТЗ подготовлена отдельно в DOCX и Markdown; этот файл является репозиторной редакцией v1.0 и будет расширяться вместе с проектом.</w:t>
-      </w:r>
-    </w:p>
-    <w:bookmarkEnd w:id="28"/>
-    <w:bookmarkEnd w:id="29"/>
+        <w:t xml:space="preserve">Предпочтительно:</w:t>
+      </w:r>
+      <w:r>
+        <w:t xml:space="preserve"> </w:t>
+      </w:r>
+      <w:r>
+        <w:rPr>
+          <w:bCs/>
+          <w:b/>
+        </w:rPr>
+        <w:t xml:space="preserve">React + TypeScript</w:t>
+      </w:r>
+      <w:r>
+        <w:t xml:space="preserve">.</w:t>
+      </w:r>
+    </w:p>
+    <w:p>
+      <w:pPr>
+        <w:pStyle w:val="BodyText"/>
+      </w:pPr>
+      <w:r>
+        <w:t xml:space="preserve">Компоненты:</w:t>
+      </w:r>
+    </w:p>
+    <w:p>
+      <w:pPr>
+        <w:pStyle w:val="SourceCode"/>
+      </w:pPr>
+      <w:r>
+        <w:rPr>
+          <w:rStyle w:val="VerbatimChar"/>
+        </w:rPr>
+        <w:t xml:space="preserve">Header</w:t>
+      </w:r>
+      <w:r>
+        <w:br/>
+      </w:r>
+      <w:r>
+        <w:rPr>
+          <w:rStyle w:val="VerbatimChar"/>
+        </w:rPr>
+        <w:t xml:space="preserve">Navigation</w:t>
+      </w:r>
+      <w:r>
+        <w:br/>
+      </w:r>
+      <w:r>
+        <w:rPr>
+          <w:rStyle w:val="VerbatimChar"/>
+        </w:rPr>
+        <w:t xml:space="preserve">Hero</w:t>
+      </w:r>
+      <w:r>
+        <w:br/>
+      </w:r>
+      <w:r>
+        <w:rPr>
+          <w:rStyle w:val="VerbatimChar"/>
+        </w:rPr>
+        <w:t xml:space="preserve">CourseCard</w:t>
+      </w:r>
+      <w:r>
+        <w:br/>
+      </w:r>
+      <w:r>
+        <w:rPr>
+          <w:rStyle w:val="VerbatimChar"/>
+        </w:rPr>
+        <w:t xml:space="preserve">LessonCard</w:t>
+      </w:r>
+      <w:r>
+        <w:br/>
+      </w:r>
+      <w:r>
+        <w:rPr>
+          <w:rStyle w:val="VerbatimChar"/>
+        </w:rPr>
+        <w:t xml:space="preserve">LessonViewer</w:t>
+      </w:r>
+      <w:r>
+        <w:br/>
+      </w:r>
+      <w:r>
+        <w:rPr>
+          <w:rStyle w:val="VerbatimChar"/>
+        </w:rPr>
+        <w:t xml:space="preserve">ProgressBar</w:t>
+      </w:r>
+      <w:r>
+        <w:br/>
+      </w:r>
+      <w:r>
+        <w:rPr>
+          <w:rStyle w:val="VerbatimChar"/>
+        </w:rPr>
+        <w:t xml:space="preserve">ProjectCard</w:t>
+      </w:r>
+      <w:r>
+        <w:br/>
+      </w:r>
+      <w:r>
+        <w:rPr>
+          <w:rStyle w:val="VerbatimChar"/>
+        </w:rPr>
+        <w:t xml:space="preserve">Schedule</w:t>
+      </w:r>
+      <w:r>
+        <w:br/>
+      </w:r>
+      <w:r>
+        <w:rPr>
+          <w:rStyle w:val="VerbatimChar"/>
+        </w:rPr>
+        <w:t xml:space="preserve">StudentDashboard</w:t>
+      </w:r>
+      <w:r>
+        <w:br/>
+      </w:r>
+      <w:r>
+        <w:rPr>
+          <w:rStyle w:val="VerbatimChar"/>
+        </w:rPr>
+        <w:t xml:space="preserve">AIChat</w:t>
+      </w:r>
+      <w:r>
+        <w:br/>
+      </w:r>
+      <w:r>
+        <w:rPr>
+          <w:rStyle w:val="VerbatimChar"/>
+        </w:rPr>
+        <w:t xml:space="preserve">AchievementCard</w:t>
+      </w:r>
+      <w:r>
+        <w:br/>
+      </w:r>
+      <w:r>
+        <w:rPr>
+          <w:rStyle w:val="VerbatimChar"/>
+        </w:rPr>
+        <w:t xml:space="preserve">ParentDashboard</w:t>
+      </w:r>
+      <w:r>
+        <w:br/>
+      </w:r>
+      <w:r>
+        <w:rPr>
+          <w:rStyle w:val="VerbatimChar"/>
+        </w:rPr>
+        <w:t xml:space="preserve">AdminDashboard</w:t>
+      </w:r>
+    </w:p>
+    <w:bookmarkEnd w:id="71"/>
+    <w:bookmarkStart w:id="72" w:name="Xb580f3ed48d2ff8cc5afb74ae8b1c9d63717a3f"/>
+    <w:p>
+      <w:pPr>
+        <w:pStyle w:val="Heading2"/>
+      </w:pPr>
+      <w:r>
+        <w:t xml:space="preserve">33. Backend</w:t>
+      </w:r>
+    </w:p>
+    <w:p>
+      <w:pPr>
+        <w:pStyle w:val="FirstParagraph"/>
+      </w:pPr>
+      <w:r>
+        <w:rPr>
+          <w:bCs/>
+          <w:b/>
+        </w:rPr>
+        <w:t xml:space="preserve">Node.js</w:t>
+      </w:r>
+      <w:r>
+        <w:t xml:space="preserve">.</w:t>
+      </w:r>
+    </w:p>
+    <w:p>
+      <w:pPr>
+        <w:pStyle w:val="BodyText"/>
+      </w:pPr>
+      <w:r>
+        <w:t xml:space="preserve">Функции:</w:t>
+      </w:r>
+    </w:p>
+    <w:p>
+      <w:pPr>
+        <w:numPr>
+          <w:ilvl w:val="0"/>
+          <w:numId w:val="1027"/>
+        </w:numPr>
+        <w:pStyle w:val="Compact"/>
+      </w:pPr>
+      <w:r>
+        <w:t xml:space="preserve">authentication;</w:t>
+      </w:r>
+    </w:p>
+    <w:p>
+      <w:pPr>
+        <w:numPr>
+          <w:ilvl w:val="0"/>
+          <w:numId w:val="1027"/>
+        </w:numPr>
+        <w:pStyle w:val="Compact"/>
+      </w:pPr>
+      <w:r>
+        <w:t xml:space="preserve">authorization;</w:t>
+      </w:r>
+    </w:p>
+    <w:p>
+      <w:pPr>
+        <w:numPr>
+          <w:ilvl w:val="0"/>
+          <w:numId w:val="1027"/>
+        </w:numPr>
+        <w:pStyle w:val="Compact"/>
+      </w:pPr>
+      <w:r>
+        <w:t xml:space="preserve">работа с БД;</w:t>
+      </w:r>
+    </w:p>
+    <w:p>
+      <w:pPr>
+        <w:numPr>
+          <w:ilvl w:val="0"/>
+          <w:numId w:val="1027"/>
+        </w:numPr>
+        <w:pStyle w:val="Compact"/>
+      </w:pPr>
+      <w:r>
+        <w:t xml:space="preserve">API уроков;</w:t>
+      </w:r>
+    </w:p>
+    <w:p>
+      <w:pPr>
+        <w:numPr>
+          <w:ilvl w:val="0"/>
+          <w:numId w:val="1027"/>
+        </w:numPr>
+        <w:pStyle w:val="Compact"/>
+      </w:pPr>
+      <w:r>
+        <w:t xml:space="preserve">API прогресса;</w:t>
+      </w:r>
+    </w:p>
+    <w:p>
+      <w:pPr>
+        <w:numPr>
+          <w:ilvl w:val="0"/>
+          <w:numId w:val="1027"/>
+        </w:numPr>
+        <w:pStyle w:val="Compact"/>
+      </w:pPr>
+      <w:r>
+        <w:t xml:space="preserve">API проектов;</w:t>
+      </w:r>
+    </w:p>
+    <w:p>
+      <w:pPr>
+        <w:numPr>
+          <w:ilvl w:val="0"/>
+          <w:numId w:val="1027"/>
+        </w:numPr>
+        <w:pStyle w:val="Compact"/>
+      </w:pPr>
+      <w:r>
+        <w:t xml:space="preserve">Gemini API proxy;</w:t>
+      </w:r>
+    </w:p>
+    <w:p>
+      <w:pPr>
+        <w:numPr>
+          <w:ilvl w:val="0"/>
+          <w:numId w:val="1027"/>
+        </w:numPr>
+        <w:pStyle w:val="Compact"/>
+      </w:pPr>
+      <w:r>
+        <w:t xml:space="preserve">логирование;</w:t>
+      </w:r>
+    </w:p>
+    <w:p>
+      <w:pPr>
+        <w:numPr>
+          <w:ilvl w:val="0"/>
+          <w:numId w:val="1027"/>
+        </w:numPr>
+        <w:pStyle w:val="Compact"/>
+      </w:pPr>
+      <w:r>
+        <w:t xml:space="preserve">безопасность.</w:t>
+      </w:r>
+    </w:p>
+    <w:bookmarkEnd w:id="72"/>
+    <w:bookmarkStart w:id="73" w:name="Xe57dee951c7b5710be32393193eff83299d08d6"/>
+    <w:p>
+      <w:pPr>
+        <w:pStyle w:val="Heading2"/>
+      </w:pPr>
+      <w:r>
+        <w:t xml:space="preserve">34. Хранилище</w:t>
+      </w:r>
+    </w:p>
+    <w:p>
+      <w:pPr>
+        <w:pStyle w:val="FirstParagraph"/>
+      </w:pPr>
+      <w:r>
+        <w:t xml:space="preserve">Для прототипа:</w:t>
+      </w:r>
+    </w:p>
+    <w:p>
+      <w:pPr>
+        <w:numPr>
+          <w:ilvl w:val="0"/>
+          <w:numId w:val="1028"/>
+        </w:numPr>
+        <w:pStyle w:val="Compact"/>
+      </w:pPr>
+      <w:r>
+        <w:t xml:space="preserve">локальное/демонстрационное хранилище;</w:t>
+      </w:r>
+    </w:p>
+    <w:p>
+      <w:pPr>
+        <w:numPr>
+          <w:ilvl w:val="0"/>
+          <w:numId w:val="1028"/>
+        </w:numPr>
+        <w:pStyle w:val="Compact"/>
+      </w:pPr>
+      <w:r>
+        <w:t xml:space="preserve">Firebase;</w:t>
+      </w:r>
+    </w:p>
+    <w:p>
+      <w:pPr>
+        <w:numPr>
+          <w:ilvl w:val="0"/>
+          <w:numId w:val="1028"/>
+        </w:numPr>
+        <w:pStyle w:val="Compact"/>
+      </w:pPr>
+      <w:r>
+        <w:t xml:space="preserve">Supabase.</w:t>
+      </w:r>
+    </w:p>
+    <w:p>
+      <w:pPr>
+        <w:pStyle w:val="FirstParagraph"/>
+      </w:pPr>
+      <w:r>
+        <w:t xml:space="preserve">Для production — постоянная БД.</w:t>
+      </w:r>
+    </w:p>
+    <w:bookmarkEnd w:id="73"/>
+    <w:bookmarkStart w:id="74" w:name="Xc2a693470f6302a6de0fe51d1f999c3ef9512b2"/>
+    <w:p>
+      <w:pPr>
+        <w:pStyle w:val="Heading2"/>
+      </w:pPr>
+      <w:r>
+        <w:t xml:space="preserve">35. Основные API</w:t>
+      </w:r>
+    </w:p>
+    <w:p>
+      <w:pPr>
+        <w:pStyle w:val="SourceCode"/>
+      </w:pPr>
+      <w:r>
+        <w:rPr>
+          <w:rStyle w:val="VerbatimChar"/>
+        </w:rPr>
+        <w:t xml:space="preserve">GET /api/courses</w:t>
+      </w:r>
+      <w:r>
+        <w:br/>
+      </w:r>
+      <w:r>
+        <w:rPr>
+          <w:rStyle w:val="VerbatimChar"/>
+        </w:rPr>
+        <w:t xml:space="preserve">GET /api/courses/:id</w:t>
+      </w:r>
+      <w:r>
+        <w:br/>
+      </w:r>
+      <w:r>
+        <w:rPr>
+          <w:rStyle w:val="VerbatimChar"/>
+        </w:rPr>
+        <w:t xml:space="preserve">GET /api/lessons/:id</w:t>
+      </w:r>
+      <w:r>
+        <w:br/>
+      </w:r>
+      <w:r>
+        <w:rPr>
+          <w:rStyle w:val="VerbatimChar"/>
+        </w:rPr>
+        <w:t xml:space="preserve">GET /api/student/progress</w:t>
+      </w:r>
+      <w:r>
+        <w:br/>
+      </w:r>
+      <w:r>
+        <w:rPr>
+          <w:rStyle w:val="VerbatimChar"/>
+        </w:rPr>
+        <w:t xml:space="preserve">POST /api/student/progress</w:t>
+      </w:r>
+      <w:r>
+        <w:br/>
+      </w:r>
+      <w:r>
+        <w:rPr>
+          <w:rStyle w:val="VerbatimChar"/>
+        </w:rPr>
+        <w:t xml:space="preserve">GET /api/projects</w:t>
+      </w:r>
+      <w:r>
+        <w:br/>
+      </w:r>
+      <w:r>
+        <w:rPr>
+          <w:rStyle w:val="VerbatimChar"/>
+        </w:rPr>
+        <w:t xml:space="preserve">POST /api/projects</w:t>
+      </w:r>
+      <w:r>
+        <w:br/>
+      </w:r>
+      <w:r>
+        <w:rPr>
+          <w:rStyle w:val="VerbatimChar"/>
+        </w:rPr>
+        <w:t xml:space="preserve">PUT /api/projects/:id</w:t>
+      </w:r>
+      <w:r>
+        <w:br/>
+      </w:r>
+      <w:r>
+        <w:rPr>
+          <w:rStyle w:val="VerbatimChar"/>
+        </w:rPr>
+        <w:t xml:space="preserve">POST /api/projects/:id/version</w:t>
+      </w:r>
+      <w:r>
+        <w:br/>
+      </w:r>
+      <w:r>
+        <w:rPr>
+          <w:rStyle w:val="VerbatimChar"/>
+        </w:rPr>
+        <w:t xml:space="preserve">POST /api/ai/chat</w:t>
+      </w:r>
+      <w:r>
+        <w:br/>
+      </w:r>
+      <w:r>
+        <w:rPr>
+          <w:rStyle w:val="VerbatimChar"/>
+        </w:rPr>
+        <w:t xml:space="preserve">GET /api/schedule</w:t>
+      </w:r>
+      <w:r>
+        <w:br/>
+      </w:r>
+      <w:r>
+        <w:rPr>
+          <w:rStyle w:val="VerbatimChar"/>
+        </w:rPr>
+        <w:t xml:space="preserve">GET /api/achievements</w:t>
+      </w:r>
+    </w:p>
+    <w:bookmarkEnd w:id="74"/>
+    <w:bookmarkStart w:id="75" w:name="X95ca0d352a0f4df3c1cbb0706e9ff2a5cbc9ddf"/>
+    <w:p>
+      <w:pPr>
+        <w:pStyle w:val="Heading2"/>
+      </w:pPr>
+      <w:r>
+        <w:t xml:space="preserve">36. AI endpoint</w:t>
+      </w:r>
+    </w:p>
+    <w:p>
+      <w:pPr>
+        <w:pStyle w:val="SourceCode"/>
+      </w:pPr>
+      <w:r>
+        <w:rPr>
+          <w:rStyle w:val="VerbatimChar"/>
+        </w:rPr>
+        <w:t xml:space="preserve">POST /api/ai/chat</w:t>
+      </w:r>
+    </w:p>
+    <w:p>
+      <w:pPr>
+        <w:pStyle w:val="FirstParagraph"/>
+      </w:pPr>
+      <w:r>
+        <w:t xml:space="preserve">Пример request:</w:t>
+      </w:r>
+    </w:p>
+    <w:p>
+      <w:pPr>
+        <w:pStyle w:val="SourceCode"/>
+      </w:pPr>
+      <w:r>
+        <w:rPr>
+          <w:rStyle w:val="FunctionTok"/>
+        </w:rPr>
+        <w:t xml:space="preserve">{</w:t>
+      </w:r>
+      <w:r>
+        <w:br/>
+      </w:r>
+      <w:r>
+        <w:rPr>
+          <w:rStyle w:val="NormalTok"/>
+        </w:rPr>
+        <w:t xml:space="preserve">  </w:t>
+      </w:r>
+      <w:r>
+        <w:rPr>
+          <w:rStyle w:val="DataTypeTok"/>
+        </w:rPr>
+        <w:t xml:space="preserve">"message"</w:t>
+      </w:r>
+      <w:r>
+        <w:rPr>
+          <w:rStyle w:val="FunctionTok"/>
+        </w:rPr>
+        <w:t xml:space="preserve">:</w:t>
+      </w:r>
+      <w:r>
+        <w:rPr>
+          <w:rStyle w:val="NormalTok"/>
+        </w:rPr>
+        <w:t xml:space="preserve"> </w:t>
+      </w:r>
+      <w:r>
+        <w:rPr>
+          <w:rStyle w:val="StringTok"/>
+        </w:rPr>
+        <w:t xml:space="preserve">"Почему моя кнопка не работает?"</w:t>
+      </w:r>
+      <w:r>
+        <w:rPr>
+          <w:rStyle w:val="FunctionTok"/>
+        </w:rPr>
+        <w:t xml:space="preserve">,</w:t>
+      </w:r>
+      <w:r>
+        <w:br/>
+      </w:r>
+      <w:r>
+        <w:rPr>
+          <w:rStyle w:val="NormalTok"/>
+        </w:rPr>
+        <w:t xml:space="preserve">  </w:t>
+      </w:r>
+      <w:r>
+        <w:rPr>
+          <w:rStyle w:val="DataTypeTok"/>
+        </w:rPr>
+        <w:t xml:space="preserve">"course"</w:t>
+      </w:r>
+      <w:r>
+        <w:rPr>
+          <w:rStyle w:val="FunctionTok"/>
+        </w:rPr>
+        <w:t xml:space="preserve">:</w:t>
+      </w:r>
+      <w:r>
+        <w:rPr>
+          <w:rStyle w:val="NormalTok"/>
+        </w:rPr>
+        <w:t xml:space="preserve"> </w:t>
+      </w:r>
+      <w:r>
+        <w:rPr>
+          <w:rStyle w:val="StringTok"/>
+        </w:rPr>
+        <w:t xml:space="preserve">"START"</w:t>
+      </w:r>
+      <w:r>
+        <w:rPr>
+          <w:rStyle w:val="FunctionTok"/>
+        </w:rPr>
+        <w:t xml:space="preserve">,</w:t>
+      </w:r>
+      <w:r>
+        <w:br/>
+      </w:r>
+      <w:r>
+        <w:rPr>
+          <w:rStyle w:val="NormalTok"/>
+        </w:rPr>
+        <w:t xml:space="preserve">  </w:t>
+      </w:r>
+      <w:r>
+        <w:rPr>
+          <w:rStyle w:val="DataTypeTok"/>
+        </w:rPr>
+        <w:t xml:space="preserve">"lesson"</w:t>
+      </w:r>
+      <w:r>
+        <w:rPr>
+          <w:rStyle w:val="FunctionTok"/>
+        </w:rPr>
+        <w:t xml:space="preserve">:</w:t>
+      </w:r>
+      <w:r>
+        <w:rPr>
+          <w:rStyle w:val="NormalTok"/>
+        </w:rPr>
+        <w:t xml:space="preserve"> </w:t>
+      </w:r>
+      <w:r>
+        <w:rPr>
+          <w:rStyle w:val="DecValTok"/>
+        </w:rPr>
+        <w:t xml:space="preserve">5</w:t>
+      </w:r>
+      <w:r>
+        <w:rPr>
+          <w:rStyle w:val="FunctionTok"/>
+        </w:rPr>
+        <w:t xml:space="preserve">,</w:t>
+      </w:r>
+      <w:r>
+        <w:br/>
+      </w:r>
+      <w:r>
+        <w:rPr>
+          <w:rStyle w:val="NormalTok"/>
+        </w:rPr>
+        <w:t xml:space="preserve">  </w:t>
+      </w:r>
+      <w:r>
+        <w:rPr>
+          <w:rStyle w:val="DataTypeTok"/>
+        </w:rPr>
+        <w:t xml:space="preserve">"projectContext"</w:t>
+      </w:r>
+      <w:r>
+        <w:rPr>
+          <w:rStyle w:val="FunctionTok"/>
+        </w:rPr>
+        <w:t xml:space="preserve">:</w:t>
+      </w:r>
+      <w:r>
+        <w:rPr>
+          <w:rStyle w:val="NormalTok"/>
+        </w:rPr>
+        <w:t xml:space="preserve"> </w:t>
+      </w:r>
+      <w:r>
+        <w:rPr>
+          <w:rStyle w:val="StringTok"/>
+        </w:rPr>
+        <w:t xml:space="preserve">"..."</w:t>
+      </w:r>
+      <w:r>
+        <w:br/>
+      </w:r>
+      <w:r>
+        <w:rPr>
+          <w:rStyle w:val="FunctionTok"/>
+        </w:rPr>
+        <w:t xml:space="preserve">}</w:t>
+      </w:r>
+    </w:p>
+    <w:p>
+      <w:pPr>
+        <w:pStyle w:val="FirstParagraph"/>
+      </w:pPr>
+      <w:r>
+        <w:t xml:space="preserve">Backend самостоятельно добавляет system prompt и учебный контекст. Не доверять system prompt, присланному браузером.</w:t>
+      </w:r>
+    </w:p>
+    <w:bookmarkEnd w:id="75"/>
+    <w:bookmarkStart w:id="76" w:name="X9ff617cd1175f83b648fb2945fdc15e2e1d2092"/>
+    <w:p>
+      <w:pPr>
+        <w:pStyle w:val="Heading2"/>
+      </w:pPr>
+      <w:r>
+        <w:t xml:space="preserve">37. UX/UI</w:t>
+      </w:r>
+    </w:p>
+    <w:p>
+      <w:pPr>
+        <w:pStyle w:val="FirstParagraph"/>
+      </w:pPr>
+      <w:r>
+        <w:t xml:space="preserve">Дизайн современный, лёгкий и технологичный, но не слишком детский.</w:t>
+      </w:r>
+    </w:p>
+    <w:p>
+      <w:pPr>
+        <w:pStyle w:val="BodyText"/>
+      </w:pPr>
+      <w:r>
+        <w:t xml:space="preserve">Использовать:</w:t>
+      </w:r>
+    </w:p>
+    <w:p>
+      <w:pPr>
+        <w:numPr>
+          <w:ilvl w:val="0"/>
+          <w:numId w:val="1029"/>
+        </w:numPr>
+        <w:pStyle w:val="Compact"/>
+      </w:pPr>
+      <w:r>
+        <w:t xml:space="preserve">карточки;</w:t>
+      </w:r>
+    </w:p>
+    <w:p>
+      <w:pPr>
+        <w:numPr>
+          <w:ilvl w:val="0"/>
+          <w:numId w:val="1029"/>
+        </w:numPr>
+        <w:pStyle w:val="Compact"/>
+      </w:pPr>
+      <w:r>
+        <w:t xml:space="preserve">крупные заголовки;</w:t>
+      </w:r>
+    </w:p>
+    <w:p>
+      <w:pPr>
+        <w:numPr>
+          <w:ilvl w:val="0"/>
+          <w:numId w:val="1029"/>
+        </w:numPr>
+        <w:pStyle w:val="Compact"/>
+      </w:pPr>
+      <w:r>
+        <w:t xml:space="preserve">понятные иконки;</w:t>
+      </w:r>
+    </w:p>
+    <w:p>
+      <w:pPr>
+        <w:numPr>
+          <w:ilvl w:val="0"/>
+          <w:numId w:val="1029"/>
+        </w:numPr>
+        <w:pStyle w:val="Compact"/>
+      </w:pPr>
+      <w:r>
+        <w:t xml:space="preserve">мягкие градиенты;</w:t>
+      </w:r>
+    </w:p>
+    <w:p>
+      <w:pPr>
+        <w:numPr>
+          <w:ilvl w:val="0"/>
+          <w:numId w:val="1029"/>
+        </w:numPr>
+        <w:pStyle w:val="Compact"/>
+      </w:pPr>
+      <w:r>
+        <w:t xml:space="preserve">крупные кнопки;</w:t>
+      </w:r>
+    </w:p>
+    <w:p>
+      <w:pPr>
+        <w:numPr>
+          <w:ilvl w:val="0"/>
+          <w:numId w:val="1029"/>
+        </w:numPr>
+        <w:pStyle w:val="Compact"/>
+      </w:pPr>
+      <w:r>
+        <w:t xml:space="preserve">progress indicators;</w:t>
+      </w:r>
+    </w:p>
+    <w:p>
+      <w:pPr>
+        <w:numPr>
+          <w:ilvl w:val="0"/>
+          <w:numId w:val="1029"/>
+        </w:numPr>
+        <w:pStyle w:val="Compact"/>
+      </w:pPr>
+      <w:r>
+        <w:t xml:space="preserve">иллюстрации проектов;</w:t>
+      </w:r>
+    </w:p>
+    <w:p>
+      <w:pPr>
+        <w:numPr>
+          <w:ilvl w:val="0"/>
+          <w:numId w:val="1029"/>
+        </w:numPr>
+        <w:pStyle w:val="Compact"/>
+      </w:pPr>
+      <w:r>
+        <w:t xml:space="preserve">простую навигацию.</w:t>
+      </w:r>
+    </w:p>
+    <w:p>
+      <w:pPr>
+        <w:pStyle w:val="FirstParagraph"/>
+      </w:pPr>
+      <w:r>
+        <w:t xml:space="preserve">Не использовать чрезмерное количество мультяшных персонажей, анимаций и мигающих элементов.</w:t>
+      </w:r>
+    </w:p>
+    <w:bookmarkEnd w:id="76"/>
+    <w:bookmarkStart w:id="77" w:name="X0995304c436f254c0f3e7dc7081051fcccc36ad"/>
+    <w:p>
+      <w:pPr>
+        <w:pStyle w:val="Heading2"/>
+      </w:pPr>
+      <w:r>
+        <w:t xml:space="preserve">38. Адаптивность</w:t>
+      </w:r>
+    </w:p>
+    <w:p>
+      <w:pPr>
+        <w:pStyle w:val="FirstParagraph"/>
+      </w:pPr>
+      <w:r>
+        <w:t xml:space="preserve">Поддержка:</w:t>
+      </w:r>
+    </w:p>
+    <w:p>
+      <w:pPr>
+        <w:numPr>
+          <w:ilvl w:val="0"/>
+          <w:numId w:val="1030"/>
+        </w:numPr>
+        <w:pStyle w:val="Compact"/>
+      </w:pPr>
+      <w:r>
+        <w:t xml:space="preserve">desktop;</w:t>
+      </w:r>
+    </w:p>
+    <w:p>
+      <w:pPr>
+        <w:numPr>
+          <w:ilvl w:val="0"/>
+          <w:numId w:val="1030"/>
+        </w:numPr>
+        <w:pStyle w:val="Compact"/>
+      </w:pPr>
+      <w:r>
+        <w:t xml:space="preserve">laptop;</w:t>
+      </w:r>
+    </w:p>
+    <w:p>
+      <w:pPr>
+        <w:numPr>
+          <w:ilvl w:val="0"/>
+          <w:numId w:val="1030"/>
+        </w:numPr>
+        <w:pStyle w:val="Compact"/>
+      </w:pPr>
+      <w:r>
+        <w:t xml:space="preserve">tablet;</w:t>
+      </w:r>
+    </w:p>
+    <w:p>
+      <w:pPr>
+        <w:numPr>
+          <w:ilvl w:val="0"/>
+          <w:numId w:val="1030"/>
+        </w:numPr>
+        <w:pStyle w:val="Compact"/>
+      </w:pPr>
+      <w:r>
+        <w:t xml:space="preserve">смартфон для просмотра материалов и AI-чата.</w:t>
+      </w:r>
+    </w:p>
+    <w:p>
+      <w:pPr>
+        <w:pStyle w:val="FirstParagraph"/>
+      </w:pPr>
+      <w:r>
+        <w:t xml:space="preserve">Для программирования рекомендовать компьютер или планшет с клавиатурой.</w:t>
+      </w:r>
+    </w:p>
+    <w:bookmarkEnd w:id="77"/>
+    <w:bookmarkStart w:id="78" w:name="Xd2fa50c51a08efcb1873a41d555a735739791d0"/>
+    <w:p>
+      <w:pPr>
+        <w:pStyle w:val="Heading2"/>
+      </w:pPr>
+      <w:r>
+        <w:t xml:space="preserve">39. Демонстрационные данные</w:t>
+      </w:r>
+    </w:p>
+    <w:p>
+      <w:pPr>
+        <w:pStyle w:val="FirstParagraph"/>
+      </w:pPr>
+      <w:r>
+        <w:t xml:space="preserve">Создать:</w:t>
+      </w:r>
+    </w:p>
+    <w:p>
+      <w:pPr>
+        <w:numPr>
+          <w:ilvl w:val="0"/>
+          <w:numId w:val="1031"/>
+        </w:numPr>
+        <w:pStyle w:val="Compact"/>
+      </w:pPr>
+      <w:r>
+        <w:t xml:space="preserve">2 программы — START и PRO;</w:t>
+      </w:r>
+    </w:p>
+    <w:p>
+      <w:pPr>
+        <w:numPr>
+          <w:ilvl w:val="0"/>
+          <w:numId w:val="1031"/>
+        </w:numPr>
+        <w:pStyle w:val="Compact"/>
+      </w:pPr>
+      <w:r>
+        <w:t xml:space="preserve">12 уроков START;</w:t>
+      </w:r>
+    </w:p>
+    <w:p>
+      <w:pPr>
+        <w:numPr>
+          <w:ilvl w:val="0"/>
+          <w:numId w:val="1031"/>
+        </w:numPr>
+        <w:pStyle w:val="Compact"/>
+      </w:pPr>
+      <w:r>
+        <w:t xml:space="preserve">12 уроков PRO;</w:t>
+      </w:r>
+    </w:p>
+    <w:p>
+      <w:pPr>
+        <w:numPr>
+          <w:ilvl w:val="0"/>
+          <w:numId w:val="1031"/>
+        </w:numPr>
+        <w:pStyle w:val="Compact"/>
+      </w:pPr>
+      <w:r>
+        <w:t xml:space="preserve">3 вымышленных ученика;</w:t>
+      </w:r>
+    </w:p>
+    <w:p>
+      <w:pPr>
+        <w:numPr>
+          <w:ilvl w:val="0"/>
+          <w:numId w:val="1031"/>
+        </w:numPr>
+        <w:pStyle w:val="Compact"/>
+      </w:pPr>
+      <w:r>
+        <w:t xml:space="preserve">5 проектов;</w:t>
+      </w:r>
+    </w:p>
+    <w:p>
+      <w:pPr>
+        <w:numPr>
+          <w:ilvl w:val="0"/>
+          <w:numId w:val="1031"/>
+        </w:numPr>
+        <w:pStyle w:val="Compact"/>
+      </w:pPr>
+      <w:r>
+        <w:t xml:space="preserve">календарь 10.10.2026–26.12.2026.</w:t>
+      </w:r>
+    </w:p>
+    <w:p>
+      <w:pPr>
+        <w:pStyle w:val="FirstParagraph"/>
+      </w:pPr>
+      <w:r>
+        <w:t xml:space="preserve">Демо-пользователь:</w:t>
+      </w:r>
+    </w:p>
+    <w:p>
+      <w:pPr>
+        <w:pStyle w:val="SourceCode"/>
+      </w:pPr>
+      <w:r>
+        <w:rPr>
+          <w:rStyle w:val="VerbatimChar"/>
+        </w:rPr>
+        <w:t xml:space="preserve">Имя: Алекс</w:t>
+      </w:r>
+      <w:r>
+        <w:br/>
+      </w:r>
+      <w:r>
+        <w:rPr>
+          <w:rStyle w:val="VerbatimChar"/>
+        </w:rPr>
+        <w:t xml:space="preserve">Возраст: 12</w:t>
+      </w:r>
+      <w:r>
+        <w:br/>
+      </w:r>
+      <w:r>
+        <w:rPr>
+          <w:rStyle w:val="VerbatimChar"/>
+        </w:rPr>
+        <w:t xml:space="preserve">Курс: VibeCode START</w:t>
+      </w:r>
+      <w:r>
+        <w:br/>
+      </w:r>
+      <w:r>
+        <w:rPr>
+          <w:rStyle w:val="VerbatimChar"/>
+        </w:rPr>
+        <w:t xml:space="preserve">Прогресс: 4 из 12 уроков</w:t>
+      </w:r>
+      <w:r>
+        <w:br/>
+      </w:r>
+      <w:r>
+        <w:rPr>
+          <w:rStyle w:val="VerbatimChar"/>
+        </w:rPr>
+        <w:t xml:space="preserve">Текущий проект: Космическая викторина</w:t>
+      </w:r>
+    </w:p>
+    <w:bookmarkEnd w:id="78"/>
+    <w:bookmarkStart w:id="79" w:name="X2fe443807fc9ddc190fd88c8f2e69db8c8dcd98"/>
+    <w:p>
+      <w:pPr>
+        <w:pStyle w:val="Heading2"/>
+      </w:pPr>
+      <w:r>
+        <w:t xml:space="preserve">40. Первый MVP</w:t>
+      </w:r>
+    </w:p>
+    <w:p>
+      <w:pPr>
+        <w:pStyle w:val="FirstParagraph"/>
+      </w:pPr>
+      <w:r>
+        <w:t xml:space="preserve">Включить:</w:t>
+      </w:r>
+    </w:p>
+    <w:p>
+      <w:pPr>
+        <w:numPr>
+          <w:ilvl w:val="0"/>
+          <w:numId w:val="1032"/>
+        </w:numPr>
+        <w:pStyle w:val="Compact"/>
+      </w:pPr>
+      <w:r>
+        <w:t xml:space="preserve">главную страницу;</w:t>
+      </w:r>
+    </w:p>
+    <w:p>
+      <w:pPr>
+        <w:numPr>
+          <w:ilvl w:val="0"/>
+          <w:numId w:val="1032"/>
+        </w:numPr>
+        <w:pStyle w:val="Compact"/>
+      </w:pPr>
+      <w:r>
+        <w:t xml:space="preserve">две программы;</w:t>
+      </w:r>
+    </w:p>
+    <w:p>
+      <w:pPr>
+        <w:numPr>
+          <w:ilvl w:val="0"/>
+          <w:numId w:val="1032"/>
+        </w:numPr>
+        <w:pStyle w:val="Compact"/>
+      </w:pPr>
+      <w:r>
+        <w:t xml:space="preserve">календарь;</w:t>
+      </w:r>
+    </w:p>
+    <w:p>
+      <w:pPr>
+        <w:numPr>
+          <w:ilvl w:val="0"/>
+          <w:numId w:val="1032"/>
+        </w:numPr>
+        <w:pStyle w:val="Compact"/>
+      </w:pPr>
+      <w:r>
+        <w:t xml:space="preserve">страницу урока;</w:t>
+      </w:r>
+    </w:p>
+    <w:p>
+      <w:pPr>
+        <w:numPr>
+          <w:ilvl w:val="0"/>
+          <w:numId w:val="1032"/>
+        </w:numPr>
+        <w:pStyle w:val="Compact"/>
+      </w:pPr>
+      <w:r>
+        <w:t xml:space="preserve">личный кабинет;</w:t>
+      </w:r>
+    </w:p>
+    <w:p>
+      <w:pPr>
+        <w:numPr>
+          <w:ilvl w:val="0"/>
+          <w:numId w:val="1032"/>
+        </w:numPr>
+        <w:pStyle w:val="Compact"/>
+      </w:pPr>
+      <w:r>
+        <w:t xml:space="preserve">прогресс;</w:t>
+      </w:r>
+    </w:p>
+    <w:p>
+      <w:pPr>
+        <w:numPr>
+          <w:ilvl w:val="0"/>
+          <w:numId w:val="1032"/>
+        </w:numPr>
+        <w:pStyle w:val="Compact"/>
+      </w:pPr>
+      <w:r>
+        <w:t xml:space="preserve">проекты;</w:t>
+      </w:r>
+    </w:p>
+    <w:p>
+      <w:pPr>
+        <w:numPr>
+          <w:ilvl w:val="0"/>
+          <w:numId w:val="1032"/>
+        </w:numPr>
+        <w:pStyle w:val="Compact"/>
+      </w:pPr>
+      <w:r>
+        <w:t xml:space="preserve">AI-наставника;</w:t>
+      </w:r>
+    </w:p>
+    <w:p>
+      <w:pPr>
+        <w:numPr>
+          <w:ilvl w:val="0"/>
+          <w:numId w:val="1032"/>
+        </w:numPr>
+        <w:pStyle w:val="Compact"/>
+      </w:pPr>
+      <w:r>
+        <w:t xml:space="preserve">страницу родителей;</w:t>
+      </w:r>
+    </w:p>
+    <w:p>
+      <w:pPr>
+        <w:numPr>
+          <w:ilvl w:val="0"/>
+          <w:numId w:val="1032"/>
+        </w:numPr>
+        <w:pStyle w:val="Compact"/>
+      </w:pPr>
+      <w:r>
+        <w:t xml:space="preserve">страницу «О школе».</w:t>
+      </w:r>
+    </w:p>
+    <w:p>
+      <w:pPr>
+        <w:pStyle w:val="FirstParagraph"/>
+      </w:pPr>
+      <w:r>
+        <w:t xml:space="preserve">Не перегружать первую версию платежами, видеоконференциями, сложной CRM, социальной сетью и рейтингами учеников.</w:t>
+      </w:r>
+    </w:p>
+    <w:bookmarkEnd w:id="79"/>
+    <w:bookmarkStart w:id="80" w:name="Xae3be035f0a63c7e60463f5286b192b714e815e"/>
+    <w:p>
+      <w:pPr>
+        <w:pStyle w:val="Heading2"/>
+      </w:pPr>
+      <w:r>
+        <w:t xml:space="preserve">41. Второй этап</w:t>
+      </w:r>
+    </w:p>
+    <w:p>
+      <w:pPr>
+        <w:pStyle w:val="FirstParagraph"/>
+      </w:pPr>
+      <w:r>
+        <w:t xml:space="preserve">Добавить:</w:t>
+      </w:r>
+    </w:p>
+    <w:p>
+      <w:pPr>
+        <w:numPr>
+          <w:ilvl w:val="0"/>
+          <w:numId w:val="1033"/>
+        </w:numPr>
+        <w:pStyle w:val="Compact"/>
+      </w:pPr>
+      <w:r>
+        <w:t xml:space="preserve">регистрацию;</w:t>
+      </w:r>
+    </w:p>
+    <w:p>
+      <w:pPr>
+        <w:numPr>
+          <w:ilvl w:val="0"/>
+          <w:numId w:val="1033"/>
+        </w:numPr>
+        <w:pStyle w:val="Compact"/>
+      </w:pPr>
+      <w:r>
+        <w:t xml:space="preserve">родительский кабинет;</w:t>
+      </w:r>
+    </w:p>
+    <w:p>
+      <w:pPr>
+        <w:numPr>
+          <w:ilvl w:val="0"/>
+          <w:numId w:val="1033"/>
+        </w:numPr>
+        <w:pStyle w:val="Compact"/>
+      </w:pPr>
+      <w:r>
+        <w:t xml:space="preserve">домашние задания;</w:t>
+      </w:r>
+    </w:p>
+    <w:p>
+      <w:pPr>
+        <w:numPr>
+          <w:ilvl w:val="0"/>
+          <w:numId w:val="1033"/>
+        </w:numPr>
+        <w:pStyle w:val="Compact"/>
+      </w:pPr>
+      <w:r>
+        <w:t xml:space="preserve">проверку преподавателем;</w:t>
+      </w:r>
+    </w:p>
+    <w:p>
+      <w:pPr>
+        <w:numPr>
+          <w:ilvl w:val="0"/>
+          <w:numId w:val="1033"/>
+        </w:numPr>
+        <w:pStyle w:val="Compact"/>
+      </w:pPr>
+      <w:r>
+        <w:t xml:space="preserve">уведомления;</w:t>
+      </w:r>
+    </w:p>
+    <w:p>
+      <w:pPr>
+        <w:numPr>
+          <w:ilvl w:val="0"/>
+          <w:numId w:val="1033"/>
+        </w:numPr>
+        <w:pStyle w:val="Compact"/>
+      </w:pPr>
+      <w:r>
+        <w:t xml:space="preserve">сертификаты;</w:t>
+      </w:r>
+    </w:p>
+    <w:p>
+      <w:pPr>
+        <w:numPr>
+          <w:ilvl w:val="0"/>
+          <w:numId w:val="1033"/>
+        </w:numPr>
+        <w:pStyle w:val="Compact"/>
+      </w:pPr>
+      <w:r>
+        <w:t xml:space="preserve">GitHub;</w:t>
+      </w:r>
+    </w:p>
+    <w:p>
+      <w:pPr>
+        <w:numPr>
+          <w:ilvl w:val="0"/>
+          <w:numId w:val="1033"/>
+        </w:numPr>
+        <w:pStyle w:val="Compact"/>
+      </w:pPr>
+      <w:r>
+        <w:t xml:space="preserve">публикацию ученических проектов;</w:t>
+      </w:r>
+    </w:p>
+    <w:p>
+      <w:pPr>
+        <w:numPr>
+          <w:ilvl w:val="0"/>
+          <w:numId w:val="1033"/>
+        </w:numPr>
+        <w:pStyle w:val="Compact"/>
+      </w:pPr>
+      <w:r>
+        <w:t xml:space="preserve">библиотеку промптов.</w:t>
+      </w:r>
+    </w:p>
+    <w:bookmarkEnd w:id="80"/>
+    <w:bookmarkStart w:id="81" w:name="Xaae0cda583996855ff8758e188692234f5b7bfd"/>
+    <w:p>
+      <w:pPr>
+        <w:pStyle w:val="Heading2"/>
+      </w:pPr>
+      <w:r>
+        <w:t xml:space="preserve">42. Третий этап</w:t>
+      </w:r>
+    </w:p>
+    <w:p>
+      <w:pPr>
+        <w:pStyle w:val="FirstParagraph"/>
+      </w:pPr>
+      <w:r>
+        <w:t xml:space="preserve">Добавить:</w:t>
+      </w:r>
+    </w:p>
+    <w:p>
+      <w:pPr>
+        <w:numPr>
+          <w:ilvl w:val="0"/>
+          <w:numId w:val="1034"/>
+        </w:numPr>
+        <w:pStyle w:val="Compact"/>
+      </w:pPr>
+      <w:r>
+        <w:t xml:space="preserve">AI Teacher;</w:t>
+      </w:r>
+    </w:p>
+    <w:p>
+      <w:pPr>
+        <w:numPr>
+          <w:ilvl w:val="0"/>
+          <w:numId w:val="1034"/>
+        </w:numPr>
+        <w:pStyle w:val="Compact"/>
+      </w:pPr>
+      <w:r>
+        <w:t xml:space="preserve">AI Code Reviewer;</w:t>
+      </w:r>
+    </w:p>
+    <w:p>
+      <w:pPr>
+        <w:numPr>
+          <w:ilvl w:val="0"/>
+          <w:numId w:val="1034"/>
+        </w:numPr>
+        <w:pStyle w:val="Compact"/>
+      </w:pPr>
+      <w:r>
+        <w:t xml:space="preserve">AutoPrompt Builder;</w:t>
+      </w:r>
+    </w:p>
+    <w:p>
+      <w:pPr>
+        <w:numPr>
+          <w:ilvl w:val="0"/>
+          <w:numId w:val="1034"/>
+        </w:numPr>
+        <w:pStyle w:val="Compact"/>
+      </w:pPr>
+      <w:r>
+        <w:t xml:space="preserve">Adaptive Learning;</w:t>
+      </w:r>
+    </w:p>
+    <w:p>
+      <w:pPr>
+        <w:numPr>
+          <w:ilvl w:val="0"/>
+          <w:numId w:val="1034"/>
+        </w:numPr>
+        <w:pStyle w:val="Compact"/>
+      </w:pPr>
+      <w:r>
+        <w:t xml:space="preserve">Portfolio.</w:t>
+      </w:r>
+    </w:p>
+    <w:bookmarkEnd w:id="81"/>
+    <w:bookmarkStart w:id="82" w:name="Xc1f9288dfea00e194c4713815125d31fbd6a9e7"/>
+    <w:p>
+      <w:pPr>
+        <w:pStyle w:val="Heading2"/>
+      </w:pPr>
+      <w:r>
+        <w:t xml:space="preserve">43. Модуль «Prompt Builder»</w:t>
+      </w:r>
+    </w:p>
+    <w:p>
+      <w:pPr>
+        <w:pStyle w:val="FirstParagraph"/>
+      </w:pPr>
+      <w:r>
+        <w:t xml:space="preserve">Экран «Конструктор промпта».</w:t>
+      </w:r>
+    </w:p>
+    <w:p>
+      <w:pPr>
+        <w:pStyle w:val="BodyText"/>
+      </w:pPr>
+      <w:r>
+        <w:t xml:space="preserve">Поля:</w:t>
+      </w:r>
+    </w:p>
+    <w:p>
+      <w:pPr>
+        <w:numPr>
+          <w:ilvl w:val="0"/>
+          <w:numId w:val="1035"/>
+        </w:numPr>
+        <w:pStyle w:val="Compact"/>
+      </w:pPr>
+      <w:r>
+        <w:t xml:space="preserve">Что хочу создать?</w:t>
+      </w:r>
+    </w:p>
+    <w:p>
+      <w:pPr>
+        <w:numPr>
+          <w:ilvl w:val="0"/>
+          <w:numId w:val="1035"/>
+        </w:numPr>
+        <w:pStyle w:val="Compact"/>
+      </w:pPr>
+      <w:r>
+        <w:t xml:space="preserve">Для кого?</w:t>
+      </w:r>
+    </w:p>
+    <w:p>
+      <w:pPr>
+        <w:numPr>
+          <w:ilvl w:val="0"/>
+          <w:numId w:val="1035"/>
+        </w:numPr>
+        <w:pStyle w:val="Compact"/>
+      </w:pPr>
+      <w:r>
+        <w:t xml:space="preserve">Что приложение должно уметь?</w:t>
+      </w:r>
+    </w:p>
+    <w:p>
+      <w:pPr>
+        <w:numPr>
+          <w:ilvl w:val="0"/>
+          <w:numId w:val="1035"/>
+        </w:numPr>
+        <w:pStyle w:val="Compact"/>
+      </w:pPr>
+      <w:r>
+        <w:t xml:space="preserve">Как должно выглядеть?</w:t>
+      </w:r>
+    </w:p>
+    <w:p>
+      <w:pPr>
+        <w:numPr>
+          <w:ilvl w:val="0"/>
+          <w:numId w:val="1035"/>
+        </w:numPr>
+        <w:pStyle w:val="Compact"/>
+      </w:pPr>
+      <w:r>
+        <w:t xml:space="preserve">Какие есть ограничения?</w:t>
+      </w:r>
+    </w:p>
+    <w:p>
+      <w:pPr>
+        <w:pStyle w:val="FirstParagraph"/>
+      </w:pPr>
+      <w:r>
+        <w:t xml:space="preserve">AI формирует структурированный промпт и объясняет, почему улучшенная версия лучше.</w:t>
+      </w:r>
+    </w:p>
+    <w:bookmarkEnd w:id="82"/>
+    <w:bookmarkStart w:id="83" w:name="X8b0e9341e246f826bf22a87f2f5d3129a749568"/>
+    <w:p>
+      <w:pPr>
+        <w:pStyle w:val="Heading2"/>
+      </w:pPr>
+      <w:r>
+        <w:t xml:space="preserve">44. Проверка знаний</w:t>
+      </w:r>
+    </w:p>
+    <w:p>
+      <w:pPr>
+        <w:pStyle w:val="FirstParagraph"/>
+      </w:pPr>
+      <w:r>
+        <w:t xml:space="preserve">Главный критерий — способность ребёнка создать работающий проект.</w:t>
+      </w:r>
+    </w:p>
+    <w:p>
+      <w:pPr>
+        <w:pStyle w:val="BodyText"/>
+      </w:pPr>
+      <w:r>
+        <w:t xml:space="preserve">Использовать:</w:t>
+      </w:r>
+    </w:p>
+    <w:p>
+      <w:pPr>
+        <w:numPr>
+          <w:ilvl w:val="0"/>
+          <w:numId w:val="1036"/>
+        </w:numPr>
+        <w:pStyle w:val="Compact"/>
+      </w:pPr>
+      <w:r>
+        <w:t xml:space="preserve">мини-квизы;</w:t>
+      </w:r>
+    </w:p>
+    <w:p>
+      <w:pPr>
+        <w:numPr>
+          <w:ilvl w:val="0"/>
+          <w:numId w:val="1036"/>
+        </w:numPr>
+        <w:pStyle w:val="Compact"/>
+      </w:pPr>
+      <w:r>
+        <w:t xml:space="preserve">исправление ошибок;</w:t>
+      </w:r>
+    </w:p>
+    <w:p>
+      <w:pPr>
+        <w:numPr>
+          <w:ilvl w:val="0"/>
+          <w:numId w:val="1036"/>
+        </w:numPr>
+        <w:pStyle w:val="Compact"/>
+      </w:pPr>
+      <w:r>
+        <w:t xml:space="preserve">дополнение программы;</w:t>
+      </w:r>
+    </w:p>
+    <w:p>
+      <w:pPr>
+        <w:numPr>
+          <w:ilvl w:val="0"/>
+          <w:numId w:val="1036"/>
+        </w:numPr>
+        <w:pStyle w:val="Compact"/>
+      </w:pPr>
+      <w:r>
+        <w:t xml:space="preserve">написание промптов;</w:t>
+      </w:r>
+    </w:p>
+    <w:p>
+      <w:pPr>
+        <w:numPr>
+          <w:ilvl w:val="0"/>
+          <w:numId w:val="1036"/>
+        </w:numPr>
+        <w:pStyle w:val="Compact"/>
+      </w:pPr>
+      <w:r>
+        <w:t xml:space="preserve">создание функций;</w:t>
+      </w:r>
+    </w:p>
+    <w:p>
+      <w:pPr>
+        <w:numPr>
+          <w:ilvl w:val="0"/>
+          <w:numId w:val="1036"/>
+        </w:numPr>
+        <w:pStyle w:val="Compact"/>
+      </w:pPr>
+      <w:r>
+        <w:t xml:space="preserve">мини-проекты.</w:t>
+      </w:r>
+    </w:p>
+    <w:bookmarkEnd w:id="83"/>
+    <w:bookmarkStart w:id="84" w:name="X799fc110b44edb2ad267eab9c500a3e580810f1"/>
+    <w:p>
+      <w:pPr>
+        <w:pStyle w:val="Heading2"/>
+      </w:pPr>
+      <w:r>
+        <w:t xml:space="preserve">45. Критерии готовности MVP</w:t>
+      </w:r>
+    </w:p>
+    <w:p>
+      <w:pPr>
+        <w:pStyle w:val="FirstParagraph"/>
+      </w:pPr>
+      <w:r>
+        <w:t xml:space="preserve">Ученик может:</w:t>
+      </w:r>
+    </w:p>
+    <w:p>
+      <w:pPr>
+        <w:numPr>
+          <w:ilvl w:val="0"/>
+          <w:numId w:val="1037"/>
+        </w:numPr>
+        <w:pStyle w:val="Compact"/>
+      </w:pPr>
+      <w:r>
+        <w:t xml:space="preserve">открыть сайт;</w:t>
+      </w:r>
+    </w:p>
+    <w:p>
+      <w:pPr>
+        <w:numPr>
+          <w:ilvl w:val="0"/>
+          <w:numId w:val="1037"/>
+        </w:numPr>
+        <w:pStyle w:val="Compact"/>
+      </w:pPr>
+      <w:r>
+        <w:t xml:space="preserve">выбрать программу;</w:t>
+      </w:r>
+    </w:p>
+    <w:p>
+      <w:pPr>
+        <w:numPr>
+          <w:ilvl w:val="0"/>
+          <w:numId w:val="1037"/>
+        </w:numPr>
+        <w:pStyle w:val="Compact"/>
+      </w:pPr>
+      <w:r>
+        <w:t xml:space="preserve">открыть урок;</w:t>
+      </w:r>
+    </w:p>
+    <w:p>
+      <w:pPr>
+        <w:numPr>
+          <w:ilvl w:val="0"/>
+          <w:numId w:val="1037"/>
+        </w:numPr>
+        <w:pStyle w:val="Compact"/>
+      </w:pPr>
+      <w:r>
+        <w:t xml:space="preserve">увидеть прогресс;</w:t>
+      </w:r>
+    </w:p>
+    <w:p>
+      <w:pPr>
+        <w:numPr>
+          <w:ilvl w:val="0"/>
+          <w:numId w:val="1037"/>
+        </w:numPr>
+        <w:pStyle w:val="Compact"/>
+      </w:pPr>
+      <w:r>
+        <w:t xml:space="preserve">выполнить задание;</w:t>
+      </w:r>
+    </w:p>
+    <w:p>
+      <w:pPr>
+        <w:numPr>
+          <w:ilvl w:val="0"/>
+          <w:numId w:val="1037"/>
+        </w:numPr>
+        <w:pStyle w:val="Compact"/>
+      </w:pPr>
+      <w:r>
+        <w:t xml:space="preserve">обратиться к AI-наставнику;</w:t>
+      </w:r>
+    </w:p>
+    <w:p>
+      <w:pPr>
+        <w:numPr>
+          <w:ilvl w:val="0"/>
+          <w:numId w:val="1037"/>
+        </w:numPr>
+        <w:pStyle w:val="Compact"/>
+      </w:pPr>
+      <w:r>
+        <w:t xml:space="preserve">получить возрастно-понятное объяснение;</w:t>
+      </w:r>
+    </w:p>
+    <w:p>
+      <w:pPr>
+        <w:numPr>
+          <w:ilvl w:val="0"/>
+          <w:numId w:val="1037"/>
+        </w:numPr>
+        <w:pStyle w:val="Compact"/>
+      </w:pPr>
+      <w:r>
+        <w:t xml:space="preserve">создать проект;</w:t>
+      </w:r>
+    </w:p>
+    <w:p>
+      <w:pPr>
+        <w:numPr>
+          <w:ilvl w:val="0"/>
+          <w:numId w:val="1037"/>
+        </w:numPr>
+        <w:pStyle w:val="Compact"/>
+      </w:pPr>
+      <w:r>
+        <w:t xml:space="preserve">сохранить проект;</w:t>
+      </w:r>
+    </w:p>
+    <w:p>
+      <w:pPr>
+        <w:numPr>
+          <w:ilvl w:val="0"/>
+          <w:numId w:val="1037"/>
+        </w:numPr>
+        <w:pStyle w:val="Compact"/>
+      </w:pPr>
+      <w:r>
+        <w:t xml:space="preserve">вернуться к нему позднее.</w:t>
+      </w:r>
+    </w:p>
+    <w:p>
+      <w:pPr>
+        <w:pStyle w:val="FirstParagraph"/>
+      </w:pPr>
+      <w:r>
+        <w:t xml:space="preserve">Администратор может менять учебный контент без переработки интерфейса.</w:t>
+      </w:r>
+    </w:p>
+    <w:bookmarkEnd w:id="84"/>
+    <w:bookmarkStart w:id="85" w:name="X48811d62e6ecb7e5b9940485f2007e71f8058a9"/>
+    <w:p>
+      <w:pPr>
+        <w:pStyle w:val="Heading2"/>
+      </w:pPr>
+      <w:r>
+        <w:t xml:space="preserve">46. Критические требования</w:t>
+      </w:r>
+    </w:p>
+    <w:p>
+      <w:pPr>
+        <w:pStyle w:val="FirstParagraph"/>
+      </w:pPr>
+      <w:r>
+        <w:t xml:space="preserve">Нельзя:</w:t>
+      </w:r>
+    </w:p>
+    <w:p>
+      <w:pPr>
+        <w:numPr>
+          <w:ilvl w:val="0"/>
+          <w:numId w:val="1038"/>
+        </w:numPr>
+        <w:pStyle w:val="Compact"/>
+      </w:pPr>
+      <w:r>
+        <w:t xml:space="preserve">размещать Gemini API key во frontend;</w:t>
+      </w:r>
+    </w:p>
+    <w:p>
+      <w:pPr>
+        <w:numPr>
+          <w:ilvl w:val="0"/>
+          <w:numId w:val="1038"/>
+        </w:numPr>
+        <w:pStyle w:val="Compact"/>
+      </w:pPr>
+      <w:r>
+        <w:t xml:space="preserve">позволять AI бесконтрольно выполнять задания за ученика;</w:t>
+      </w:r>
+    </w:p>
+    <w:p>
+      <w:pPr>
+        <w:numPr>
+          <w:ilvl w:val="0"/>
+          <w:numId w:val="1038"/>
+        </w:numPr>
+        <w:pStyle w:val="Compact"/>
+      </w:pPr>
+      <w:r>
+        <w:t xml:space="preserve">строить систему только как чат;</w:t>
+      </w:r>
+    </w:p>
+    <w:p>
+      <w:pPr>
+        <w:numPr>
+          <w:ilvl w:val="0"/>
+          <w:numId w:val="1038"/>
+        </w:numPr>
+        <w:pStyle w:val="Compact"/>
+      </w:pPr>
+      <w:r>
+        <w:t xml:space="preserve">hardcode-ить каждый урок отдельной страницей;</w:t>
+      </w:r>
+    </w:p>
+    <w:p>
+      <w:pPr>
+        <w:numPr>
+          <w:ilvl w:val="0"/>
+          <w:numId w:val="1038"/>
+        </w:numPr>
+        <w:pStyle w:val="Compact"/>
+      </w:pPr>
+      <w:r>
+        <w:t xml:space="preserve">хранить избыточные персональные данные детей;</w:t>
+      </w:r>
+    </w:p>
+    <w:p>
+      <w:pPr>
+        <w:numPr>
+          <w:ilvl w:val="0"/>
+          <w:numId w:val="1038"/>
+        </w:numPr>
+        <w:pStyle w:val="Compact"/>
+      </w:pPr>
+      <w:r>
+        <w:t xml:space="preserve">давать ученикам административные права.</w:t>
+      </w:r>
+    </w:p>
+    <w:p>
+      <w:pPr>
+        <w:pStyle w:val="FirstParagraph"/>
+      </w:pPr>
+      <w:r>
+        <w:t xml:space="preserve">Обязательно:</w:t>
+      </w:r>
+    </w:p>
+    <w:p>
+      <w:pPr>
+        <w:numPr>
+          <w:ilvl w:val="0"/>
+          <w:numId w:val="1039"/>
+        </w:numPr>
+        <w:pStyle w:val="Compact"/>
+      </w:pPr>
+      <w:r>
+        <w:t xml:space="preserve">responsive interface;</w:t>
+      </w:r>
+    </w:p>
+    <w:p>
+      <w:pPr>
+        <w:numPr>
+          <w:ilvl w:val="0"/>
+          <w:numId w:val="1039"/>
+        </w:numPr>
+        <w:pStyle w:val="Compact"/>
+      </w:pPr>
+      <w:r>
+        <w:t xml:space="preserve">server-side Gemini API;</w:t>
+      </w:r>
+    </w:p>
+    <w:p>
+      <w:pPr>
+        <w:numPr>
+          <w:ilvl w:val="0"/>
+          <w:numId w:val="1039"/>
+        </w:numPr>
+        <w:pStyle w:val="Compact"/>
+      </w:pPr>
+      <w:r>
+        <w:t xml:space="preserve">контекст текущего урока;</w:t>
+      </w:r>
+    </w:p>
+    <w:p>
+      <w:pPr>
+        <w:numPr>
+          <w:ilvl w:val="0"/>
+          <w:numId w:val="1039"/>
+        </w:numPr>
+        <w:pStyle w:val="Compact"/>
+      </w:pPr>
+      <w:r>
+        <w:t xml:space="preserve">учебный system prompt;</w:t>
+      </w:r>
+    </w:p>
+    <w:p>
+      <w:pPr>
+        <w:numPr>
+          <w:ilvl w:val="0"/>
+          <w:numId w:val="1039"/>
+        </w:numPr>
+        <w:pStyle w:val="Compact"/>
+      </w:pPr>
+      <w:r>
+        <w:t xml:space="preserve">сохранение прогресса;</w:t>
+      </w:r>
+    </w:p>
+    <w:p>
+      <w:pPr>
+        <w:numPr>
+          <w:ilvl w:val="0"/>
+          <w:numId w:val="1039"/>
+        </w:numPr>
+        <w:pStyle w:val="Compact"/>
+      </w:pPr>
+      <w:r>
+        <w:t xml:space="preserve">сохранение проектов;</w:t>
+      </w:r>
+    </w:p>
+    <w:p>
+      <w:pPr>
+        <w:numPr>
+          <w:ilvl w:val="0"/>
+          <w:numId w:val="1039"/>
+        </w:numPr>
+        <w:pStyle w:val="Compact"/>
+      </w:pPr>
+      <w:r>
+        <w:t xml:space="preserve">data-driven структура материалов;</w:t>
+      </w:r>
+    </w:p>
+    <w:p>
+      <w:pPr>
+        <w:numPr>
+          <w:ilvl w:val="0"/>
+          <w:numId w:val="1039"/>
+        </w:numPr>
+        <w:pStyle w:val="Compact"/>
+      </w:pPr>
+      <w:r>
+        <w:t xml:space="preserve">два уровня сложности;</w:t>
+      </w:r>
+    </w:p>
+    <w:p>
+      <w:pPr>
+        <w:numPr>
+          <w:ilvl w:val="0"/>
+          <w:numId w:val="1039"/>
+        </w:numPr>
+        <w:pStyle w:val="Compact"/>
+      </w:pPr>
+      <w:r>
+        <w:t xml:space="preserve">расписание первого потока;</w:t>
+      </w:r>
+    </w:p>
+    <w:p>
+      <w:pPr>
+        <w:numPr>
+          <w:ilvl w:val="0"/>
+          <w:numId w:val="1039"/>
+        </w:numPr>
+        <w:pStyle w:val="Compact"/>
+      </w:pPr>
+      <w:r>
+        <w:t xml:space="preserve">родительский раздел.</w:t>
+      </w:r>
+    </w:p>
+    <w:bookmarkEnd w:id="85"/>
+    <w:bookmarkStart w:id="86" w:name="Xc2e2a74850250f98bf144665015e0c4170aae91"/>
+    <w:p>
+      <w:pPr>
+        <w:pStyle w:val="Heading2"/>
+      </w:pPr>
+      <w:r>
+        <w:t xml:space="preserve">47. MASTER PROMPT для Google AI Studio</w:t>
+      </w:r>
+    </w:p>
+    <w:p>
+      <w:pPr>
+        <w:pStyle w:val="FirstParagraph"/>
+      </w:pPr>
+      <w:r>
+        <w:t xml:space="preserve">Создай full-stack web-приложение «VibeCode School» — web-школу обучения вайбкодингу детей 10–14 лет.</w:t>
+      </w:r>
+    </w:p>
+    <w:p>
+      <w:pPr>
+        <w:pStyle w:val="BodyText"/>
+      </w:pPr>
+      <w:r>
+        <w:t xml:space="preserve">Руководитель школы — Броварник Александр Алексеевич.</w:t>
+      </w:r>
+    </w:p>
+    <w:p>
+      <w:pPr>
+        <w:pStyle w:val="BodyText"/>
+      </w:pPr>
+      <w:r>
+        <w:t xml:space="preserve">Первый учебный поток начинается 10 октября 2026 года и продолжается 12 недель до 26 декабря 2026 года.</w:t>
+      </w:r>
+    </w:p>
+    <w:p>
+      <w:pPr>
+        <w:pStyle w:val="BodyText"/>
+      </w:pPr>
+      <w:r>
+        <w:t xml:space="preserve">Создай две программы:</w:t>
+      </w:r>
+    </w:p>
+    <w:p>
+      <w:pPr>
+        <w:numPr>
+          <w:ilvl w:val="0"/>
+          <w:numId w:val="1040"/>
+        </w:numPr>
+        <w:pStyle w:val="Compact"/>
+      </w:pPr>
+      <w:r>
+        <w:t xml:space="preserve">VibeCode START — для начинающих.</w:t>
+      </w:r>
+    </w:p>
+    <w:p>
+      <w:pPr>
+        <w:numPr>
+          <w:ilvl w:val="0"/>
+          <w:numId w:val="1040"/>
+        </w:numPr>
+        <w:pStyle w:val="Compact"/>
+      </w:pPr>
+      <w:r>
+        <w:t xml:space="preserve">VibeCode PRO — углублённый уровень.</w:t>
+      </w:r>
+    </w:p>
+    <w:p>
+      <w:pPr>
+        <w:pStyle w:val="FirstParagraph"/>
+      </w:pPr>
+      <w:r>
+        <w:t xml:space="preserve">Используй React + TypeScript для frontend и server-side Node.js для backend.</w:t>
+      </w:r>
+    </w:p>
+    <w:p>
+      <w:pPr>
+        <w:pStyle w:val="BodyText"/>
+      </w:pPr>
+      <w:r>
+        <w:t xml:space="preserve">Создай современный адаптивный интерфейс для детей 10–14 лет. Он должен быть ярким и технологичным, но не слишком детским.</w:t>
+      </w:r>
+    </w:p>
+    <w:p>
+      <w:pPr>
+        <w:pStyle w:val="BodyText"/>
+      </w:pPr>
+      <w:r>
+        <w:t xml:space="preserve">Главное меню:</w:t>
+      </w:r>
+      <w:r>
+        <w:t xml:space="preserve"> </w:t>
+      </w:r>
+      <w:r>
+        <w:t xml:space="preserve">Главная, Программы, Расписание, Уроки, Мои проекты, AI-наставник, Прогресс, Родителям, О школе.</w:t>
+      </w:r>
+    </w:p>
+    <w:p>
+      <w:pPr>
+        <w:pStyle w:val="BodyText"/>
+      </w:pPr>
+      <w:r>
+        <w:t xml:space="preserve">Реализуй dashboard ученика: имя, курс, текущий урок, процент прохождения, следующий урок, текущий проект и достижения.</w:t>
+      </w:r>
+    </w:p>
+    <w:p>
+      <w:pPr>
+        <w:pStyle w:val="BodyText"/>
+      </w:pPr>
+      <w:r>
+        <w:t xml:space="preserve">Создай две программы по 12 уроков согласно ТЗ и календарь с 10 октября по 26 декабря 2026 года.</w:t>
+      </w:r>
+    </w:p>
+    <w:p>
+      <w:pPr>
+        <w:pStyle w:val="BodyText"/>
+      </w:pPr>
+      <w:r>
+        <w:t xml:space="preserve">Страница урока:</w:t>
+      </w:r>
+    </w:p>
+    <w:p>
+      <w:pPr>
+        <w:numPr>
+          <w:ilvl w:val="0"/>
+          <w:numId w:val="1041"/>
+        </w:numPr>
+        <w:pStyle w:val="Compact"/>
+      </w:pPr>
+      <w:r>
+        <w:t xml:space="preserve">Сегодня узнаем.</w:t>
+      </w:r>
+    </w:p>
+    <w:p>
+      <w:pPr>
+        <w:numPr>
+          <w:ilvl w:val="0"/>
+          <w:numId w:val="1041"/>
+        </w:numPr>
+        <w:pStyle w:val="Compact"/>
+      </w:pPr>
+      <w:r>
+        <w:t xml:space="preserve">Объяснение.</w:t>
+      </w:r>
+    </w:p>
+    <w:p>
+      <w:pPr>
+        <w:numPr>
+          <w:ilvl w:val="0"/>
+          <w:numId w:val="1041"/>
+        </w:numPr>
+        <w:pStyle w:val="Compact"/>
+      </w:pPr>
+      <w:r>
+        <w:t xml:space="preserve">Пример.</w:t>
+      </w:r>
+    </w:p>
+    <w:p>
+      <w:pPr>
+        <w:numPr>
+          <w:ilvl w:val="0"/>
+          <w:numId w:val="1041"/>
+        </w:numPr>
+        <w:pStyle w:val="Compact"/>
+      </w:pPr>
+      <w:r>
+        <w:t xml:space="preserve">Попробуй сам.</w:t>
+      </w:r>
+    </w:p>
+    <w:p>
+      <w:pPr>
+        <w:numPr>
+          <w:ilvl w:val="0"/>
+          <w:numId w:val="1041"/>
+        </w:numPr>
+        <w:pStyle w:val="Compact"/>
+      </w:pPr>
+      <w:r>
+        <w:t xml:space="preserve">AI-наставник.</w:t>
+      </w:r>
+    </w:p>
+    <w:p>
+      <w:pPr>
+        <w:numPr>
+          <w:ilvl w:val="0"/>
+          <w:numId w:val="1041"/>
+        </w:numPr>
+        <w:pStyle w:val="Compact"/>
+      </w:pPr>
+      <w:r>
+        <w:t xml:space="preserve">Мини-задание.</w:t>
+      </w:r>
+    </w:p>
+    <w:p>
+      <w:pPr>
+        <w:numPr>
+          <w:ilvl w:val="0"/>
+          <w:numId w:val="1041"/>
+        </w:numPr>
+        <w:pStyle w:val="Compact"/>
+      </w:pPr>
+      <w:r>
+        <w:t xml:space="preserve">Проверка.</w:t>
+      </w:r>
+    </w:p>
+    <w:p>
+      <w:pPr>
+        <w:numPr>
+          <w:ilvl w:val="0"/>
+          <w:numId w:val="1041"/>
+        </w:numPr>
+        <w:pStyle w:val="Compact"/>
+      </w:pPr>
+      <w:r>
+        <w:t xml:space="preserve">Завершить урок.</w:t>
+      </w:r>
+    </w:p>
+    <w:p>
+      <w:pPr>
+        <w:pStyle w:val="FirstParagraph"/>
+      </w:pPr>
+      <w:r>
+        <w:t xml:space="preserve">Добавь встроенного AI-наставника на Gemini.</w:t>
+      </w:r>
+    </w:p>
+    <w:p>
+      <w:pPr>
+        <w:pStyle w:val="BodyText"/>
+      </w:pPr>
+      <w:r>
+        <w:t xml:space="preserve">Gemini API вызывай только через server-side API. Никогда не помещай GEMINI_API_KEY во frontend. Используй server-side environment secret GEMINI_API_KEY.</w:t>
+      </w:r>
+    </w:p>
+    <w:p>
+      <w:pPr>
+        <w:pStyle w:val="BodyText"/>
+      </w:pPr>
+      <w:r>
+        <w:t xml:space="preserve">AI-наставник должен знать уровень курса, номер и тему урока, текущий проект и прогресс ученика.</w:t>
+      </w:r>
+    </w:p>
+    <w:p>
+      <w:pPr>
+        <w:pStyle w:val="BodyText"/>
+      </w:pPr>
+      <w:r>
+        <w:t xml:space="preserve">Последовательность помощи:</w:t>
+      </w:r>
+    </w:p>
+    <w:p>
+      <w:pPr>
+        <w:numPr>
+          <w:ilvl w:val="0"/>
+          <w:numId w:val="1042"/>
+        </w:numPr>
+        <w:pStyle w:val="Compact"/>
+      </w:pPr>
+      <w:r>
+        <w:t xml:space="preserve">наводящий вопрос;</w:t>
+      </w:r>
+    </w:p>
+    <w:p>
+      <w:pPr>
+        <w:numPr>
+          <w:ilvl w:val="0"/>
+          <w:numId w:val="1042"/>
+        </w:numPr>
+        <w:pStyle w:val="Compact"/>
+      </w:pPr>
+      <w:r>
+        <w:t xml:space="preserve">подсказка;</w:t>
+      </w:r>
+    </w:p>
+    <w:p>
+      <w:pPr>
+        <w:numPr>
+          <w:ilvl w:val="0"/>
+          <w:numId w:val="1042"/>
+        </w:numPr>
+        <w:pStyle w:val="Compact"/>
+      </w:pPr>
+      <w:r>
+        <w:t xml:space="preserve">небольшой пример;</w:t>
+      </w:r>
+    </w:p>
+    <w:p>
+      <w:pPr>
+        <w:numPr>
+          <w:ilvl w:val="0"/>
+          <w:numId w:val="1042"/>
+        </w:numPr>
+        <w:pStyle w:val="Compact"/>
+      </w:pPr>
+      <w:r>
+        <w:t xml:space="preserve">разбор;</w:t>
+      </w:r>
+    </w:p>
+    <w:p>
+      <w:pPr>
+        <w:numPr>
+          <w:ilvl w:val="0"/>
+          <w:numId w:val="1042"/>
+        </w:numPr>
+        <w:pStyle w:val="Compact"/>
+      </w:pPr>
+      <w:r>
+        <w:t xml:space="preserve">полное решение только при необходимости.</w:t>
+      </w:r>
+    </w:p>
+    <w:p>
+      <w:pPr>
+        <w:pStyle w:val="FirstParagraph"/>
+      </w:pPr>
+      <w:r>
+        <w:t xml:space="preserve">Быстрые действия:</w:t>
+      </w:r>
+      <w:r>
+        <w:t xml:space="preserve"> </w:t>
+      </w:r>
+      <w:r>
+        <w:t xml:space="preserve">«Дай подсказку», «Объясни проще», «Найди ошибку», «Задай мне вопрос», «Как улучшить проект?», «Помоги написать промпт».</w:t>
+      </w:r>
+    </w:p>
+    <w:p>
+      <w:pPr>
+        <w:pStyle w:val="BodyText"/>
+      </w:pPr>
+      <w:r>
+        <w:t xml:space="preserve">Реализуй сохранение прогресса, уроков, проектов, версий проектов и достижений.</w:t>
+      </w:r>
+    </w:p>
+    <w:p>
+      <w:pPr>
+        <w:pStyle w:val="BodyText"/>
+      </w:pPr>
+      <w:r>
+        <w:t xml:space="preserve">Роли:</w:t>
+      </w:r>
+      <w:r>
+        <w:t xml:space="preserve"> </w:t>
+      </w:r>
+      <w:r>
+        <w:t xml:space="preserve">STUDENT, PARENT, TEACHER, ADMIN.</w:t>
+      </w:r>
+    </w:p>
+    <w:p>
+      <w:pPr>
+        <w:pStyle w:val="BodyText"/>
+      </w:pPr>
+      <w:r>
+        <w:t xml:space="preserve">Создай демо-ученика:</w:t>
+      </w:r>
+      <w:r>
+        <w:t xml:space="preserve"> </w:t>
+      </w:r>
+      <w:r>
+        <w:t xml:space="preserve">Имя: Алекс</w:t>
+      </w:r>
+      <w:r>
+        <w:t xml:space="preserve"> </w:t>
+      </w:r>
+      <w:r>
+        <w:t xml:space="preserve">Возраст: 12</w:t>
+      </w:r>
+      <w:r>
+        <w:t xml:space="preserve"> </w:t>
+      </w:r>
+      <w:r>
+        <w:t xml:space="preserve">Курс: VibeCode START</w:t>
+      </w:r>
+      <w:r>
+        <w:t xml:space="preserve"> </w:t>
+      </w:r>
+      <w:r>
+        <w:t xml:space="preserve">Пройдено: 4 из 12 уроков</w:t>
+      </w:r>
+      <w:r>
+        <w:t xml:space="preserve"> </w:t>
+      </w:r>
+      <w:r>
+        <w:t xml:space="preserve">Проект: «Космическая викторина».</w:t>
+      </w:r>
+    </w:p>
+    <w:p>
+      <w:pPr>
+        <w:pStyle w:val="BodyText"/>
+      </w:pPr>
+      <w:r>
+        <w:t xml:space="preserve">Создай минимум 5 демонстрационных проектов.</w:t>
+      </w:r>
+    </w:p>
+    <w:p>
+      <w:pPr>
+        <w:pStyle w:val="BodyText"/>
+      </w:pPr>
+      <w:r>
+        <w:t xml:space="preserve">Создай страницу для родителей и страницу «О школе» с блоком «Руководитель школы — Броварник Александр Алексеевич», местом для фотографии и биографии.</w:t>
+      </w:r>
+    </w:p>
+    <w:p>
+      <w:pPr>
+        <w:pStyle w:val="BodyText"/>
+      </w:pPr>
+      <w:r>
+        <w:t xml:space="preserve">Добавь достижения:</w:t>
+      </w:r>
+      <w:r>
+        <w:t xml:space="preserve"> </w:t>
+      </w:r>
+      <w:r>
+        <w:t xml:space="preserve">«Первый промпт», «Первый сайт», «Охотник за багами», «AI-исследователь», «Мастер промптов», «VibeCoder».</w:t>
+      </w:r>
+    </w:p>
+    <w:p>
+      <w:pPr>
+        <w:pStyle w:val="BodyText"/>
+      </w:pPr>
+      <w:r>
+        <w:t xml:space="preserve">Архитектуру материалов сделай data-driven, не hardcode каждый урок.</w:t>
+      </w:r>
+    </w:p>
+    <w:p>
+      <w:pPr>
+        <w:pStyle w:val="BodyText"/>
+      </w:pPr>
+      <w:r>
+        <w:t xml:space="preserve">Используй модели:</w:t>
+      </w:r>
+      <w:r>
+        <w:t xml:space="preserve"> </w:t>
+      </w:r>
+      <w:r>
+        <w:t xml:space="preserve">Course, Module, Lesson, LessonProgress, Project, ProjectVersion, Achievement, ScheduleEvent, AIConversation.</w:t>
+      </w:r>
+    </w:p>
+    <w:p>
+      <w:pPr>
+        <w:pStyle w:val="BodyText"/>
+      </w:pPr>
+      <w:r>
+        <w:t xml:space="preserve">Добавь административную панель.</w:t>
+      </w:r>
+    </w:p>
+    <w:p>
+      <w:pPr>
+        <w:pStyle w:val="BodyText"/>
+      </w:pPr>
+      <w:r>
+        <w:t xml:space="preserve">Особое внимание удели безопасности пользователей 10–14 лет. Не запрашивай ненужные персональные данные.</w:t>
+      </w:r>
+    </w:p>
+    <w:p>
+      <w:pPr>
+        <w:pStyle w:val="BodyText"/>
+      </w:pPr>
+      <w:r>
+        <w:t xml:space="preserve">Добавь обработку ошибок Gemini API. Если AI недоступен, остальные разделы сайта должны продолжить работать.</w:t>
+      </w:r>
+    </w:p>
+    <w:p>
+      <w:pPr>
+        <w:pStyle w:val="BodyText"/>
+      </w:pPr>
+      <w:r>
+        <w:t xml:space="preserve">Сначала создай полностью работающий MVP с демонстрационными данными.</w:t>
+      </w:r>
+    </w:p>
+    <w:p>
+      <w:pPr>
+        <w:pStyle w:val="BodyText"/>
+      </w:pPr>
+      <w:r>
+        <w:t xml:space="preserve">После генерации:</w:t>
+      </w:r>
+    </w:p>
+    <w:p>
+      <w:pPr>
+        <w:numPr>
+          <w:ilvl w:val="0"/>
+          <w:numId w:val="1043"/>
+        </w:numPr>
+        <w:pStyle w:val="Compact"/>
+      </w:pPr>
+      <w:r>
+        <w:t xml:space="preserve">проверь все маршруты;</w:t>
+      </w:r>
+    </w:p>
+    <w:p>
+      <w:pPr>
+        <w:numPr>
+          <w:ilvl w:val="0"/>
+          <w:numId w:val="1043"/>
+        </w:numPr>
+        <w:pStyle w:val="Compact"/>
+      </w:pPr>
+      <w:r>
+        <w:t xml:space="preserve">проверь навигацию;</w:t>
+      </w:r>
+    </w:p>
+    <w:p>
+      <w:pPr>
+        <w:numPr>
+          <w:ilvl w:val="0"/>
+          <w:numId w:val="1043"/>
+        </w:numPr>
+        <w:pStyle w:val="Compact"/>
+      </w:pPr>
+      <w:r>
+        <w:t xml:space="preserve">проверь responsive design;</w:t>
+      </w:r>
+    </w:p>
+    <w:p>
+      <w:pPr>
+        <w:numPr>
+          <w:ilvl w:val="0"/>
+          <w:numId w:val="1043"/>
+        </w:numPr>
+        <w:pStyle w:val="Compact"/>
+      </w:pPr>
+      <w:r>
+        <w:t xml:space="preserve">проверь AI chat;</w:t>
+      </w:r>
+    </w:p>
+    <w:p>
+      <w:pPr>
+        <w:numPr>
+          <w:ilvl w:val="0"/>
+          <w:numId w:val="1043"/>
+        </w:numPr>
+        <w:pStyle w:val="Compact"/>
+      </w:pPr>
+      <w:r>
+        <w:t xml:space="preserve">проверь сохранение прогресса;</w:t>
+      </w:r>
+    </w:p>
+    <w:p>
+      <w:pPr>
+        <w:numPr>
+          <w:ilvl w:val="0"/>
+          <w:numId w:val="1043"/>
+        </w:numPr>
+        <w:pStyle w:val="Compact"/>
+      </w:pPr>
+      <w:r>
+        <w:t xml:space="preserve">проверь отсутствие GEMINI_API_KEY в клиентском коде;</w:t>
+      </w:r>
+    </w:p>
+    <w:p>
+      <w:pPr>
+        <w:numPr>
+          <w:ilvl w:val="0"/>
+          <w:numId w:val="1043"/>
+        </w:numPr>
+        <w:pStyle w:val="Compact"/>
+      </w:pPr>
+      <w:r>
+        <w:t xml:space="preserve">исправь найденные ошибки;</w:t>
+      </w:r>
+    </w:p>
+    <w:p>
+      <w:pPr>
+        <w:numPr>
+          <w:ilvl w:val="0"/>
+          <w:numId w:val="1043"/>
+        </w:numPr>
+        <w:pStyle w:val="Compact"/>
+      </w:pPr>
+      <w:r>
+        <w:t xml:space="preserve">запусти приложение и покажи working preview.</w:t>
+      </w:r>
+    </w:p>
+    <w:p>
+      <w:pPr>
+        <w:pStyle w:val="FirstParagraph"/>
+      </w:pPr>
+      <w:r>
+        <w:t xml:space="preserve">Не ограничивайся статическим макетом. Создай функциональное full-stack приложение.</w:t>
+      </w:r>
+    </w:p>
+    <w:bookmarkEnd w:id="86"/>
+    <w:bookmarkEnd w:id="87"/>
     <w:sectPr/>
   </w:body>
 </w:document>
@@ -1150,8 +7915,622 @@
       </w:pPr>
     </w:lvl>
   </w:abstractNum>
+  <w:abstractNum w:abstractNumId="991">
+    <w:nsid w:val="A991"/>
+    <w:multiLevelType w:val="multilevel"/>
+    <w:lvl w:ilvl="0">
+      <w:numFmt w:val="bullet"/>
+      <w:lvlText w:val="•"/>
+      <w:lvlJc w:val="left"/>
+      <w:pPr>
+        <w:ind w:left="720" w:hanging="480"/>
+      </w:pPr>
+    </w:lvl>
+    <w:lvl w:ilvl="1">
+      <w:numFmt w:val="bullet"/>
+      <w:lvlText w:val="–"/>
+      <w:lvlJc w:val="left"/>
+      <w:pPr>
+        <w:ind w:left="1440" w:hanging="480"/>
+      </w:pPr>
+    </w:lvl>
+    <w:lvl w:ilvl="2">
+      <w:numFmt w:val="bullet"/>
+      <w:lvlText w:val="•"/>
+      <w:lvlJc w:val="left"/>
+      <w:pPr>
+        <w:ind w:left="2160" w:hanging="480"/>
+      </w:pPr>
+    </w:lvl>
+    <w:lvl w:ilvl="3">
+      <w:numFmt w:val="bullet"/>
+      <w:lvlText w:val="–"/>
+      <w:lvlJc w:val="left"/>
+      <w:pPr>
+        <w:ind w:left="2880" w:hanging="480"/>
+      </w:pPr>
+    </w:lvl>
+    <w:lvl w:ilvl="4">
+      <w:numFmt w:val="bullet"/>
+      <w:lvlText w:val="•"/>
+      <w:lvlJc w:val="left"/>
+      <w:pPr>
+        <w:ind w:left="3600" w:hanging="480"/>
+      </w:pPr>
+    </w:lvl>
+    <w:lvl w:ilvl="5">
+      <w:numFmt w:val="bullet"/>
+      <w:lvlText w:val="–"/>
+      <w:lvlJc w:val="left"/>
+      <w:pPr>
+        <w:ind w:left="4320" w:hanging="480"/>
+      </w:pPr>
+    </w:lvl>
+    <w:lvl w:ilvl="6">
+      <w:numFmt w:val="bullet"/>
+      <w:lvlText w:val="•"/>
+      <w:lvlJc w:val="left"/>
+      <w:pPr>
+        <w:ind w:left="5040" w:hanging="480"/>
+      </w:pPr>
+    </w:lvl>
+    <w:lvl w:ilvl="7">
+      <w:numFmt w:val="bullet"/>
+      <w:lvlText w:val="–"/>
+      <w:lvlJc w:val="left"/>
+      <w:pPr>
+        <w:ind w:left="5760" w:hanging="480"/>
+      </w:pPr>
+    </w:lvl>
+    <w:lvl w:ilvl="8">
+      <w:numFmt w:val="bullet"/>
+      <w:lvlText w:val="•"/>
+      <w:lvlJc w:val="left"/>
+      <w:pPr>
+        <w:ind w:left="6480" w:hanging="480"/>
+      </w:pPr>
+    </w:lvl>
+  </w:abstractNum>
+  <w:abstractNum w:abstractNumId="99411">
+    <w:nsid w:val="A99411"/>
+    <w:multiLevelType w:val="multilevel"/>
+    <w:lvl w:ilvl="0">
+      <w:start w:val="1"/>
+      <w:numFmt w:val="decimal"/>
+      <w:lvlText w:val="%1."/>
+      <w:lvlJc w:val="left"/>
+      <w:pPr>
+        <w:ind w:left="720" w:hanging="480"/>
+      </w:pPr>
+    </w:lvl>
+    <w:lvl w:ilvl="1">
+      <w:start w:val="1"/>
+      <w:numFmt w:val="decimal"/>
+      <w:lvlText w:val="%2."/>
+      <w:lvlJc w:val="left"/>
+      <w:pPr>
+        <w:ind w:left="1440" w:hanging="480"/>
+      </w:pPr>
+    </w:lvl>
+    <w:lvl w:ilvl="2">
+      <w:start w:val="1"/>
+      <w:numFmt w:val="decimal"/>
+      <w:lvlText w:val="%3."/>
+      <w:lvlJc w:val="left"/>
+      <w:pPr>
+        <w:ind w:left="2160" w:hanging="480"/>
+      </w:pPr>
+    </w:lvl>
+    <w:lvl w:ilvl="3">
+      <w:start w:val="1"/>
+      <w:numFmt w:val="decimal"/>
+      <w:lvlText w:val="%4."/>
+      <w:lvlJc w:val="left"/>
+      <w:pPr>
+        <w:ind w:left="2880" w:hanging="480"/>
+      </w:pPr>
+    </w:lvl>
+    <w:lvl w:ilvl="4">
+      <w:start w:val="1"/>
+      <w:numFmt w:val="decimal"/>
+      <w:lvlText w:val="%5."/>
+      <w:lvlJc w:val="left"/>
+      <w:pPr>
+        <w:ind w:left="3600" w:hanging="480"/>
+      </w:pPr>
+    </w:lvl>
+    <w:lvl w:ilvl="5">
+      <w:start w:val="1"/>
+      <w:numFmt w:val="decimal"/>
+      <w:lvlText w:val="%6."/>
+      <w:lvlJc w:val="left"/>
+      <w:pPr>
+        <w:ind w:left="4320" w:hanging="480"/>
+      </w:pPr>
+    </w:lvl>
+    <w:lvl w:ilvl="6">
+      <w:start w:val="1"/>
+      <w:numFmt w:val="decimal"/>
+      <w:lvlText w:val="%7."/>
+      <w:lvlJc w:val="left"/>
+      <w:pPr>
+        <w:ind w:left="5040" w:hanging="480"/>
+      </w:pPr>
+    </w:lvl>
+    <w:lvl w:ilvl="7">
+      <w:start w:val="1"/>
+      <w:numFmt w:val="decimal"/>
+      <w:lvlText w:val="%8."/>
+      <w:lvlJc w:val="left"/>
+      <w:pPr>
+        <w:ind w:left="5760" w:hanging="480"/>
+      </w:pPr>
+    </w:lvl>
+    <w:lvl w:ilvl="8">
+      <w:start w:val="1"/>
+      <w:numFmt w:val="decimal"/>
+      <w:lvlText w:val="%9."/>
+      <w:lvlJc w:val="left"/>
+      <w:pPr>
+        <w:ind w:left="6480" w:hanging="480"/>
+      </w:pPr>
+    </w:lvl>
+  </w:abstractNum>
   <w:num w:numId="1000">
     <w:abstractNumId w:val="990"/>
+  </w:num>
+  <w:num w:numId="1001">
+    <w:abstractNumId w:val="991"/>
+  </w:num>
+  <w:num w:numId="1002">
+    <w:abstractNumId w:val="991"/>
+  </w:num>
+  <w:num w:numId="1003">
+    <w:abstractNumId w:val="991"/>
+  </w:num>
+  <w:num w:numId="1004">
+    <w:abstractNumId w:val="99411"/>
+    <w:lvlOverride w:ilvl="0">
+      <w:startOverride w:val="1"/>
+    </w:lvlOverride>
+    <w:lvlOverride w:ilvl="1">
+      <w:startOverride w:val="1"/>
+    </w:lvlOverride>
+    <w:lvlOverride w:ilvl="2">
+      <w:startOverride w:val="1"/>
+    </w:lvlOverride>
+    <w:lvlOverride w:ilvl="3">
+      <w:startOverride w:val="1"/>
+    </w:lvlOverride>
+    <w:lvlOverride w:ilvl="4">
+      <w:startOverride w:val="1"/>
+    </w:lvlOverride>
+    <w:lvlOverride w:ilvl="5">
+      <w:startOverride w:val="1"/>
+    </w:lvlOverride>
+    <w:lvlOverride w:ilvl="6">
+      <w:startOverride w:val="1"/>
+    </w:lvlOverride>
+    <w:lvlOverride w:ilvl="7">
+      <w:startOverride w:val="1"/>
+    </w:lvlOverride>
+    <w:lvlOverride w:ilvl="8">
+      <w:startOverride w:val="1"/>
+    </w:lvlOverride>
+  </w:num>
+  <w:num w:numId="1005">
+    <w:abstractNumId w:val="991"/>
+  </w:num>
+  <w:num w:numId="1006">
+    <w:abstractNumId w:val="991"/>
+  </w:num>
+  <w:num w:numId="1007">
+    <w:abstractNumId w:val="991"/>
+  </w:num>
+  <w:num w:numId="1008">
+    <w:abstractNumId w:val="991"/>
+  </w:num>
+  <w:num w:numId="1009">
+    <w:abstractNumId w:val="991"/>
+  </w:num>
+  <w:num w:numId="1010">
+    <w:abstractNumId w:val="99411"/>
+    <w:lvlOverride w:ilvl="0">
+      <w:startOverride w:val="1"/>
+    </w:lvlOverride>
+    <w:lvlOverride w:ilvl="1">
+      <w:startOverride w:val="1"/>
+    </w:lvlOverride>
+    <w:lvlOverride w:ilvl="2">
+      <w:startOverride w:val="1"/>
+    </w:lvlOverride>
+    <w:lvlOverride w:ilvl="3">
+      <w:startOverride w:val="1"/>
+    </w:lvlOverride>
+    <w:lvlOverride w:ilvl="4">
+      <w:startOverride w:val="1"/>
+    </w:lvlOverride>
+    <w:lvlOverride w:ilvl="5">
+      <w:startOverride w:val="1"/>
+    </w:lvlOverride>
+    <w:lvlOverride w:ilvl="6">
+      <w:startOverride w:val="1"/>
+    </w:lvlOverride>
+    <w:lvlOverride w:ilvl="7">
+      <w:startOverride w:val="1"/>
+    </w:lvlOverride>
+    <w:lvlOverride w:ilvl="8">
+      <w:startOverride w:val="1"/>
+    </w:lvlOverride>
+  </w:num>
+  <w:num w:numId="1011">
+    <w:abstractNumId w:val="99411"/>
+    <w:lvlOverride w:ilvl="0">
+      <w:startOverride w:val="1"/>
+    </w:lvlOverride>
+    <w:lvlOverride w:ilvl="1">
+      <w:startOverride w:val="1"/>
+    </w:lvlOverride>
+    <w:lvlOverride w:ilvl="2">
+      <w:startOverride w:val="1"/>
+    </w:lvlOverride>
+    <w:lvlOverride w:ilvl="3">
+      <w:startOverride w:val="1"/>
+    </w:lvlOverride>
+    <w:lvlOverride w:ilvl="4">
+      <w:startOverride w:val="1"/>
+    </w:lvlOverride>
+    <w:lvlOverride w:ilvl="5">
+      <w:startOverride w:val="1"/>
+    </w:lvlOverride>
+    <w:lvlOverride w:ilvl="6">
+      <w:startOverride w:val="1"/>
+    </w:lvlOverride>
+    <w:lvlOverride w:ilvl="7">
+      <w:startOverride w:val="1"/>
+    </w:lvlOverride>
+    <w:lvlOverride w:ilvl="8">
+      <w:startOverride w:val="1"/>
+    </w:lvlOverride>
+  </w:num>
+  <w:num w:numId="1012">
+    <w:abstractNumId w:val="991"/>
+  </w:num>
+  <w:num w:numId="1013">
+    <w:abstractNumId w:val="99411"/>
+    <w:lvlOverride w:ilvl="0">
+      <w:startOverride w:val="1"/>
+    </w:lvlOverride>
+    <w:lvlOverride w:ilvl="1">
+      <w:startOverride w:val="1"/>
+    </w:lvlOverride>
+    <w:lvlOverride w:ilvl="2">
+      <w:startOverride w:val="1"/>
+    </w:lvlOverride>
+    <w:lvlOverride w:ilvl="3">
+      <w:startOverride w:val="1"/>
+    </w:lvlOverride>
+    <w:lvlOverride w:ilvl="4">
+      <w:startOverride w:val="1"/>
+    </w:lvlOverride>
+    <w:lvlOverride w:ilvl="5">
+      <w:startOverride w:val="1"/>
+    </w:lvlOverride>
+    <w:lvlOverride w:ilvl="6">
+      <w:startOverride w:val="1"/>
+    </w:lvlOverride>
+    <w:lvlOverride w:ilvl="7">
+      <w:startOverride w:val="1"/>
+    </w:lvlOverride>
+    <w:lvlOverride w:ilvl="8">
+      <w:startOverride w:val="1"/>
+    </w:lvlOverride>
+  </w:num>
+  <w:num w:numId="1014">
+    <w:abstractNumId w:val="99411"/>
+    <w:lvlOverride w:ilvl="0">
+      <w:startOverride w:val="1"/>
+    </w:lvlOverride>
+    <w:lvlOverride w:ilvl="1">
+      <w:startOverride w:val="1"/>
+    </w:lvlOverride>
+    <w:lvlOverride w:ilvl="2">
+      <w:startOverride w:val="1"/>
+    </w:lvlOverride>
+    <w:lvlOverride w:ilvl="3">
+      <w:startOverride w:val="1"/>
+    </w:lvlOverride>
+    <w:lvlOverride w:ilvl="4">
+      <w:startOverride w:val="1"/>
+    </w:lvlOverride>
+    <w:lvlOverride w:ilvl="5">
+      <w:startOverride w:val="1"/>
+    </w:lvlOverride>
+    <w:lvlOverride w:ilvl="6">
+      <w:startOverride w:val="1"/>
+    </w:lvlOverride>
+    <w:lvlOverride w:ilvl="7">
+      <w:startOverride w:val="1"/>
+    </w:lvlOverride>
+    <w:lvlOverride w:ilvl="8">
+      <w:startOverride w:val="1"/>
+    </w:lvlOverride>
+  </w:num>
+  <w:num w:numId="1015">
+    <w:abstractNumId w:val="99411"/>
+    <w:lvlOverride w:ilvl="0">
+      <w:startOverride w:val="1"/>
+    </w:lvlOverride>
+    <w:lvlOverride w:ilvl="1">
+      <w:startOverride w:val="1"/>
+    </w:lvlOverride>
+    <w:lvlOverride w:ilvl="2">
+      <w:startOverride w:val="1"/>
+    </w:lvlOverride>
+    <w:lvlOverride w:ilvl="3">
+      <w:startOverride w:val="1"/>
+    </w:lvlOverride>
+    <w:lvlOverride w:ilvl="4">
+      <w:startOverride w:val="1"/>
+    </w:lvlOverride>
+    <w:lvlOverride w:ilvl="5">
+      <w:startOverride w:val="1"/>
+    </w:lvlOverride>
+    <w:lvlOverride w:ilvl="6">
+      <w:startOverride w:val="1"/>
+    </w:lvlOverride>
+    <w:lvlOverride w:ilvl="7">
+      <w:startOverride w:val="1"/>
+    </w:lvlOverride>
+    <w:lvlOverride w:ilvl="8">
+      <w:startOverride w:val="1"/>
+    </w:lvlOverride>
+  </w:num>
+  <w:num w:numId="1016">
+    <w:abstractNumId w:val="991"/>
+  </w:num>
+  <w:num w:numId="1017">
+    <w:abstractNumId w:val="991"/>
+  </w:num>
+  <w:num w:numId="1018">
+    <w:abstractNumId w:val="991"/>
+  </w:num>
+  <w:num w:numId="1019">
+    <w:abstractNumId w:val="991"/>
+  </w:num>
+  <w:num w:numId="1020">
+    <w:abstractNumId w:val="991"/>
+  </w:num>
+  <w:num w:numId="1021">
+    <w:abstractNumId w:val="991"/>
+  </w:num>
+  <w:num w:numId="1022">
+    <w:abstractNumId w:val="991"/>
+  </w:num>
+  <w:num w:numId="1023">
+    <w:abstractNumId w:val="991"/>
+  </w:num>
+  <w:num w:numId="1024">
+    <w:abstractNumId w:val="991"/>
+  </w:num>
+  <w:num w:numId="1025">
+    <w:abstractNumId w:val="991"/>
+  </w:num>
+  <w:num w:numId="1026">
+    <w:abstractNumId w:val="991"/>
+  </w:num>
+  <w:num w:numId="1027">
+    <w:abstractNumId w:val="991"/>
+  </w:num>
+  <w:num w:numId="1028">
+    <w:abstractNumId w:val="991"/>
+  </w:num>
+  <w:num w:numId="1029">
+    <w:abstractNumId w:val="991"/>
+  </w:num>
+  <w:num w:numId="1030">
+    <w:abstractNumId w:val="991"/>
+  </w:num>
+  <w:num w:numId="1031">
+    <w:abstractNumId w:val="991"/>
+  </w:num>
+  <w:num w:numId="1032">
+    <w:abstractNumId w:val="99411"/>
+    <w:lvlOverride w:ilvl="0">
+      <w:startOverride w:val="1"/>
+    </w:lvlOverride>
+    <w:lvlOverride w:ilvl="1">
+      <w:startOverride w:val="1"/>
+    </w:lvlOverride>
+    <w:lvlOverride w:ilvl="2">
+      <w:startOverride w:val="1"/>
+    </w:lvlOverride>
+    <w:lvlOverride w:ilvl="3">
+      <w:startOverride w:val="1"/>
+    </w:lvlOverride>
+    <w:lvlOverride w:ilvl="4">
+      <w:startOverride w:val="1"/>
+    </w:lvlOverride>
+    <w:lvlOverride w:ilvl="5">
+      <w:startOverride w:val="1"/>
+    </w:lvlOverride>
+    <w:lvlOverride w:ilvl="6">
+      <w:startOverride w:val="1"/>
+    </w:lvlOverride>
+    <w:lvlOverride w:ilvl="7">
+      <w:startOverride w:val="1"/>
+    </w:lvlOverride>
+    <w:lvlOverride w:ilvl="8">
+      <w:startOverride w:val="1"/>
+    </w:lvlOverride>
+  </w:num>
+  <w:num w:numId="1033">
+    <w:abstractNumId w:val="991"/>
+  </w:num>
+  <w:num w:numId="1034">
+    <w:abstractNumId w:val="991"/>
+  </w:num>
+  <w:num w:numId="1035">
+    <w:abstractNumId w:val="991"/>
+  </w:num>
+  <w:num w:numId="1036">
+    <w:abstractNumId w:val="991"/>
+  </w:num>
+  <w:num w:numId="1037">
+    <w:abstractNumId w:val="99411"/>
+    <w:lvlOverride w:ilvl="0">
+      <w:startOverride w:val="1"/>
+    </w:lvlOverride>
+    <w:lvlOverride w:ilvl="1">
+      <w:startOverride w:val="1"/>
+    </w:lvlOverride>
+    <w:lvlOverride w:ilvl="2">
+      <w:startOverride w:val="1"/>
+    </w:lvlOverride>
+    <w:lvlOverride w:ilvl="3">
+      <w:startOverride w:val="1"/>
+    </w:lvlOverride>
+    <w:lvlOverride w:ilvl="4">
+      <w:startOverride w:val="1"/>
+    </w:lvlOverride>
+    <w:lvlOverride w:ilvl="5">
+      <w:startOverride w:val="1"/>
+    </w:lvlOverride>
+    <w:lvlOverride w:ilvl="6">
+      <w:startOverride w:val="1"/>
+    </w:lvlOverride>
+    <w:lvlOverride w:ilvl="7">
+      <w:startOverride w:val="1"/>
+    </w:lvlOverride>
+    <w:lvlOverride w:ilvl="8">
+      <w:startOverride w:val="1"/>
+    </w:lvlOverride>
+  </w:num>
+  <w:num w:numId="1038">
+    <w:abstractNumId w:val="991"/>
+  </w:num>
+  <w:num w:numId="1039">
+    <w:abstractNumId w:val="991"/>
+  </w:num>
+  <w:num w:numId="1040">
+    <w:abstractNumId w:val="99411"/>
+    <w:lvlOverride w:ilvl="0">
+      <w:startOverride w:val="1"/>
+    </w:lvlOverride>
+    <w:lvlOverride w:ilvl="1">
+      <w:startOverride w:val="1"/>
+    </w:lvlOverride>
+    <w:lvlOverride w:ilvl="2">
+      <w:startOverride w:val="1"/>
+    </w:lvlOverride>
+    <w:lvlOverride w:ilvl="3">
+      <w:startOverride w:val="1"/>
+    </w:lvlOverride>
+    <w:lvlOverride w:ilvl="4">
+      <w:startOverride w:val="1"/>
+    </w:lvlOverride>
+    <w:lvlOverride w:ilvl="5">
+      <w:startOverride w:val="1"/>
+    </w:lvlOverride>
+    <w:lvlOverride w:ilvl="6">
+      <w:startOverride w:val="1"/>
+    </w:lvlOverride>
+    <w:lvlOverride w:ilvl="7">
+      <w:startOverride w:val="1"/>
+    </w:lvlOverride>
+    <w:lvlOverride w:ilvl="8">
+      <w:startOverride w:val="1"/>
+    </w:lvlOverride>
+  </w:num>
+  <w:num w:numId="1041">
+    <w:abstractNumId w:val="99411"/>
+    <w:lvlOverride w:ilvl="0">
+      <w:startOverride w:val="1"/>
+    </w:lvlOverride>
+    <w:lvlOverride w:ilvl="1">
+      <w:startOverride w:val="1"/>
+    </w:lvlOverride>
+    <w:lvlOverride w:ilvl="2">
+      <w:startOverride w:val="1"/>
+    </w:lvlOverride>
+    <w:lvlOverride w:ilvl="3">
+      <w:startOverride w:val="1"/>
+    </w:lvlOverride>
+    <w:lvlOverride w:ilvl="4">
+      <w:startOverride w:val="1"/>
+    </w:lvlOverride>
+    <w:lvlOverride w:ilvl="5">
+      <w:startOverride w:val="1"/>
+    </w:lvlOverride>
+    <w:lvlOverride w:ilvl="6">
+      <w:startOverride w:val="1"/>
+    </w:lvlOverride>
+    <w:lvlOverride w:ilvl="7">
+      <w:startOverride w:val="1"/>
+    </w:lvlOverride>
+    <w:lvlOverride w:ilvl="8">
+      <w:startOverride w:val="1"/>
+    </w:lvlOverride>
+  </w:num>
+  <w:num w:numId="1042">
+    <w:abstractNumId w:val="99411"/>
+    <w:lvlOverride w:ilvl="0">
+      <w:startOverride w:val="1"/>
+    </w:lvlOverride>
+    <w:lvlOverride w:ilvl="1">
+      <w:startOverride w:val="1"/>
+    </w:lvlOverride>
+    <w:lvlOverride w:ilvl="2">
+      <w:startOverride w:val="1"/>
+    </w:lvlOverride>
+    <w:lvlOverride w:ilvl="3">
+      <w:startOverride w:val="1"/>
+    </w:lvlOverride>
+    <w:lvlOverride w:ilvl="4">
+      <w:startOverride w:val="1"/>
+    </w:lvlOverride>
+    <w:lvlOverride w:ilvl="5">
+      <w:startOverride w:val="1"/>
+    </w:lvlOverride>
+    <w:lvlOverride w:ilvl="6">
+      <w:startOverride w:val="1"/>
+    </w:lvlOverride>
+    <w:lvlOverride w:ilvl="7">
+      <w:startOverride w:val="1"/>
+    </w:lvlOverride>
+    <w:lvlOverride w:ilvl="8">
+      <w:startOverride w:val="1"/>
+    </w:lvlOverride>
+  </w:num>
+  <w:num w:numId="1043">
+    <w:abstractNumId w:val="99411"/>
+    <w:lvlOverride w:ilvl="0">
+      <w:startOverride w:val="1"/>
+    </w:lvlOverride>
+    <w:lvlOverride w:ilvl="1">
+      <w:startOverride w:val="1"/>
+    </w:lvlOverride>
+    <w:lvlOverride w:ilvl="2">
+      <w:startOverride w:val="1"/>
+    </w:lvlOverride>
+    <w:lvlOverride w:ilvl="3">
+      <w:startOverride w:val="1"/>
+    </w:lvlOverride>
+    <w:lvlOverride w:ilvl="4">
+      <w:startOverride w:val="1"/>
+    </w:lvlOverride>
+    <w:lvlOverride w:ilvl="5">
+      <w:startOverride w:val="1"/>
+    </w:lvlOverride>
+    <w:lvlOverride w:ilvl="6">
+      <w:startOverride w:val="1"/>
+    </w:lvlOverride>
+    <w:lvlOverride w:ilvl="7">
+      <w:startOverride w:val="1"/>
+    </w:lvlOverride>
+    <w:lvlOverride w:ilvl="8">
+      <w:startOverride w:val="1"/>
+    </w:lvlOverride>
   </w:num>
 </w:numbering>
 </file>
